--- a/public/pemohon.docx
+++ b/public/pemohon.docx
@@ -1,48 +1,2312 @@
 
 <file path=word/document.xml><?xml version="1.0" encoding="utf-8"?>
-<w:document xmlns:wpc="http://schemas.microsoft.com/office/word/2010/wordprocessingCanvas" xmlns:cx="http://schemas.microsoft.com/office/drawing/2014/chartex" xmlns:cx1="http://schemas.microsoft.com/office/drawing/2015/9/8/chartex" xmlns:cx2="http://schemas.microsoft.com/office/drawing/2015/10/21/chartex" xmlns:cx3="http://schemas.microsoft.com/office/drawing/2016/5/9/chartex" xmlns:cx4="http://schemas.microsoft.com/office/drawing/2016/5/10/chartex" xmlns:cx5="http://schemas.microsoft.com/office/drawing/2016/5/11/chartex" xmlns:cx6="http://schemas.microsoft.com/office/drawing/2016/5/12/chartex" xmlns:cx7="http://schemas.microsoft.com/office/drawing/2016/5/13/chartex" xmlns:cx8="http://schemas.microsoft.com/office/drawing/2016/5/14/chartex" xmlns:mc="http://schemas.openxmlformats.org/markup-compatibility/2006" xmlns:aink="http://schemas.microsoft.com/office/drawing/2016/ink" xmlns:am3d="http://schemas.microsoft.com/office/drawing/2017/model3d" xmlns:o="urn:schemas-microsoft-com:office:office" xmlns:r="http://schemas.openxmlformats.org/officeDocument/2006/relationships" xmlns:m="http://schemas.openxmlformats.org/officeDocument/2006/math" xmlns:v="urn:schemas-microsoft-com:vml" xmlns:wp14="http://schemas.microsoft.com/office/word/2010/wordprocessingDrawing" xmlns:wp="http://schemas.openxmlformats.org/drawingml/2006/wordprocessingDrawing" xmlns:w10="urn:schemas-microsoft-com:office:word" xmlns:w="http://schemas.openxmlformats.org/wordprocessingml/2006/main" xmlns:w14="http://schemas.microsoft.com/office/word/2010/wordml" xmlns:w15="http://schemas.microsoft.com/office/word/2012/wordml" xmlns:w16cid="http://schemas.microsoft.com/office/word/2016/wordml/cid" xmlns:w16se="http://schemas.microsoft.com/office/word/2015/wordml/symex" xmlns:wpg="http://schemas.microsoft.com/office/word/2010/wordprocessingGroup" xmlns:wpi="http://schemas.microsoft.com/office/word/2010/wordprocessingInk" xmlns:wne="http://schemas.microsoft.com/office/word/2006/wordml" xmlns:wps="http://schemas.microsoft.com/office/word/2010/wordprocessingShape" mc:Ignorable="w14 w15 w16se w16cid wp14">
+<w:document xmlns:wpc="http://schemas.microsoft.com/office/word/2010/wordprocessingCanvas" xmlns:mc="http://schemas.openxmlformats.org/markup-compatibility/2006" xmlns:o="urn:schemas-microsoft-com:office:office" xmlns:r="http://schemas.openxmlformats.org/officeDocument/2006/relationships" xmlns:m="http://schemas.openxmlformats.org/officeDocument/2006/math" xmlns:v="urn:schemas-microsoft-com:vml" xmlns:wp14="http://schemas.microsoft.com/office/word/2010/wordprocessingDrawing" xmlns:wp="http://schemas.openxmlformats.org/drawingml/2006/wordprocessingDrawing" xmlns:w10="urn:schemas-microsoft-com:office:word" xmlns:w="http://schemas.openxmlformats.org/wordprocessingml/2006/main" xmlns:w14="http://schemas.microsoft.com/office/word/2010/wordml" xmlns:w15="http://schemas.microsoft.com/office/word/2012/wordml" xmlns:wpg="http://schemas.microsoft.com/office/word/2010/wordprocessingGroup" xmlns:wpi="http://schemas.microsoft.com/office/word/2010/wordprocessingInk" xmlns:wne="http://schemas.microsoft.com/office/word/2006/wordml" xmlns:wps="http://schemas.microsoft.com/office/word/2010/wordprocessingShape" mc:Ignorable="w14 w15 wp14">
   <w:body>
     <w:p>
-      <w:r>
+      <w:pPr>
+        <w:tabs>
+          <w:tab w:val="left" w:pos="8505"/>
+        </w:tabs>
+        <w:jc w:val="center"/>
+        <w:rPr>
+          <w:rFonts w:ascii="Bookman Old Style" w:hAnsi="Bookman Old Style"/>
+          <w:b/>
+          <w:sz w:val="32"/>
+          <w:szCs w:val="32"/>
+          <w:lang w:val="en-US"/>
+        </w:rPr>
+      </w:pPr>
+      <w:r>
+        <w:rPr>
+          <w:rFonts w:ascii="Bookman Old Style" w:hAnsi="Bookman Old Style"/>
+          <w:b/>
+          <w:noProof/>
+          <w:sz w:val="36"/>
+          <w:szCs w:val="28"/>
+          <w:lang w:val="en-US" w:eastAsia="en-US"/>
+        </w:rPr>
+        <w:drawing>
+          <wp:anchor distT="0" distB="0" distL="114300" distR="114300" simplePos="0" relativeHeight="251660288" behindDoc="0" locked="0" layoutInCell="1" allowOverlap="1">
+            <wp:simplePos x="0" y="0"/>
+            <wp:positionH relativeFrom="column">
+              <wp:posOffset>-265253</wp:posOffset>
+            </wp:positionH>
+            <wp:positionV relativeFrom="paragraph">
+              <wp:posOffset>7620</wp:posOffset>
+            </wp:positionV>
+            <wp:extent cx="666235" cy="808075"/>
+            <wp:effectExtent l="0" t="0" r="635" b="0"/>
+            <wp:wrapNone/>
+            <wp:docPr id="1" name="Picture 4" descr="Logo Lutim"/>
+            <wp:cNvGraphicFramePr>
+              <a:graphicFrameLocks xmlns:a="http://schemas.openxmlformats.org/drawingml/2006/main" noChangeAspect="1"/>
+            </wp:cNvGraphicFramePr>
+            <a:graphic xmlns:a="http://schemas.openxmlformats.org/drawingml/2006/main">
+              <a:graphicData uri="http://schemas.openxmlformats.org/drawingml/2006/picture">
+                <pic:pic xmlns:pic="http://schemas.openxmlformats.org/drawingml/2006/picture">
+                  <pic:nvPicPr>
+                    <pic:cNvPr id="0" name="Picture 4" descr="Logo Lutim"/>
+                    <pic:cNvPicPr>
+                      <a:picLocks noChangeAspect="1" noChangeArrowheads="1"/>
+                    </pic:cNvPicPr>
+                  </pic:nvPicPr>
+                  <pic:blipFill>
+                    <a:blip r:embed="rId8" cstate="print"/>
+                    <a:srcRect/>
+                    <a:stretch>
+                      <a:fillRect/>
+                    </a:stretch>
+                  </pic:blipFill>
+                  <pic:spPr bwMode="auto">
+                    <a:xfrm>
+                      <a:off x="0" y="0"/>
+                      <a:ext cx="666235" cy="808075"/>
+                    </a:xfrm>
+                    <a:prstGeom prst="rect">
+                      <a:avLst/>
+                    </a:prstGeom>
+                    <a:noFill/>
+                    <a:ln w="9525">
+                      <a:noFill/>
+                      <a:miter lim="800000"/>
+                      <a:headEnd/>
+                      <a:tailEnd/>
+                    </a:ln>
+                  </pic:spPr>
+                </pic:pic>
+              </a:graphicData>
+            </a:graphic>
+          </wp:anchor>
+        </w:drawing>
+      </w:r>
+      <w:r>
+        <w:rPr>
+          <w:rFonts w:ascii="Bookman Old Style" w:hAnsi="Bookman Old Style"/>
+          <w:b/>
+          <w:sz w:val="32"/>
+          <w:szCs w:val="32"/>
+        </w:rPr>
+        <w:t>PEMERINTAH KABUPATEN LUWU TIMUR</w:t>
+      </w:r>
+    </w:p>
+    <w:p>
+      <w:pPr>
+        <w:jc w:val="center"/>
+        <w:rPr>
+          <w:rFonts w:ascii="Bookman Old Style" w:hAnsi="Bookman Old Style"/>
+          <w:b/>
+          <w:sz w:val="36"/>
+          <w:szCs w:val="36"/>
+        </w:rPr>
+      </w:pPr>
+      <w:r>
+        <w:rPr>
+          <w:rFonts w:ascii="Bookman Old Style" w:hAnsi="Bookman Old Style"/>
+          <w:b/>
+          <w:sz w:val="36"/>
+          <w:szCs w:val="36"/>
+        </w:rPr>
+        <w:t>BADAN</w:t>
+      </w:r>
+      <w:r>
+        <w:rPr>
+          <w:rFonts w:ascii="Bookman Old Style" w:hAnsi="Bookman Old Style"/>
+          <w:b/>
+          <w:sz w:val="36"/>
+          <w:szCs w:val="36"/>
+        </w:rPr>
+        <w:t xml:space="preserve"> KESATUAN BANGSA DAN POLITIK</w:t>
+      </w:r>
+    </w:p>
+    <w:p>
+      <w:pPr>
+        <w:jc w:val="center"/>
+        <w:rPr>
+          <w:rFonts w:ascii="Bookman Old Style" w:hAnsi="Bookman Old Style"/>
+          <w:b/>
+        </w:rPr>
+      </w:pPr>
+      <w:r>
+        <w:rPr>
+          <w:rFonts w:ascii="Bookman Old Style" w:hAnsi="Bookman Old Style"/>
+          <w:i/>
+          <w:lang w:val="en-US"/>
+        </w:rPr>
+        <w:t xml:space="preserve">Jl. </w:t>
+      </w:r>
+      <w:proofErr w:type="spellStart"/>
+      <w:r>
+        <w:rPr>
+          <w:rFonts w:ascii="Bookman Old Style" w:hAnsi="Bookman Old Style"/>
+          <w:i/>
+          <w:lang w:val="en-US"/>
+        </w:rPr>
+        <w:t>Soekarno</w:t>
+      </w:r>
+      <w:proofErr w:type="spellEnd"/>
+      <w:r>
+        <w:rPr>
+          <w:rFonts w:ascii="Bookman Old Style" w:hAnsi="Bookman Old Style"/>
+          <w:i/>
+          <w:lang w:val="en-US"/>
+        </w:rPr>
+        <w:t xml:space="preserve"> </w:t>
+      </w:r>
+      <w:proofErr w:type="spellStart"/>
+      <w:r>
+        <w:rPr>
+          <w:rFonts w:ascii="Bookman Old Style" w:hAnsi="Bookman Old Style"/>
+          <w:i/>
+          <w:lang w:val="en-US"/>
+        </w:rPr>
+        <w:t>Hatta</w:t>
+      </w:r>
+      <w:proofErr w:type="spellEnd"/>
+      <w:r>
+        <w:rPr>
+          <w:rFonts w:ascii="Bookman Old Style" w:hAnsi="Bookman Old Style"/>
+          <w:i/>
+          <w:lang w:val="en-US"/>
+        </w:rPr>
+        <w:t xml:space="preserve"> </w:t>
+      </w:r>
+      <w:proofErr w:type="spellStart"/>
+      <w:r>
+        <w:rPr>
+          <w:rFonts w:ascii="Bookman Old Style" w:hAnsi="Bookman Old Style"/>
+          <w:i/>
+          <w:lang w:val="en-US"/>
+        </w:rPr>
+        <w:t>Puncak</w:t>
+      </w:r>
+      <w:proofErr w:type="spellEnd"/>
+      <w:r>
+        <w:rPr>
+          <w:rFonts w:ascii="Bookman Old Style" w:hAnsi="Bookman Old Style"/>
+          <w:i/>
+          <w:lang w:val="en-US"/>
+        </w:rPr>
+        <w:t xml:space="preserve"> Indah</w:t>
+      </w:r>
+      <w:r>
+        <w:rPr>
+          <w:rFonts w:ascii="Bookman Old Style" w:hAnsi="Bookman Old Style"/>
+          <w:i/>
+        </w:rPr>
+        <w:t xml:space="preserve"> </w:t>
+      </w:r>
+      <w:r>
+        <w:rPr>
+          <w:rFonts w:ascii="Bookman Old Style" w:hAnsi="Bookman Old Style"/>
+          <w:i/>
+          <w:lang w:val="en-US"/>
+        </w:rPr>
+        <w:t>Tel</w:t>
+      </w:r>
+      <w:r>
+        <w:rPr>
+          <w:rFonts w:ascii="Bookman Old Style" w:hAnsi="Bookman Old Style"/>
+          <w:i/>
+        </w:rPr>
+        <w:t>p/Fax</w:t>
+      </w:r>
+      <w:r>
+        <w:rPr>
+          <w:rFonts w:ascii="Bookman Old Style" w:hAnsi="Bookman Old Style"/>
+          <w:i/>
+          <w:lang w:val="en-US"/>
+        </w:rPr>
+        <w:t>.</w:t>
+      </w:r>
+      <w:r>
+        <w:rPr>
+          <w:rFonts w:ascii="Bookman Old Style" w:hAnsi="Bookman Old Style"/>
+          <w:i/>
+        </w:rPr>
+        <w:t xml:space="preserve"> </w:t>
+      </w:r>
+      <w:r>
+        <w:rPr>
+          <w:rFonts w:ascii="Bookman Old Style" w:hAnsi="Bookman Old Style"/>
+          <w:i/>
+          <w:lang w:val="en-US"/>
+        </w:rPr>
+        <w:t>(0474) 321</w:t>
+      </w:r>
+      <w:r>
+        <w:rPr>
+          <w:rFonts w:ascii="Bookman Old Style" w:hAnsi="Bookman Old Style"/>
+          <w:i/>
+        </w:rPr>
+        <w:t>279</w:t>
+      </w:r>
+    </w:p>
+    <w:p>
+      <w:pPr>
+        <w:jc w:val="center"/>
+        <w:rPr>
+          <w:rFonts w:ascii="Bookman Old Style" w:hAnsi="Bookman Old Style"/>
+          <w:sz w:val="28"/>
+          <w:szCs w:val="28"/>
+        </w:rPr>
+      </w:pPr>
+      <w:r>
+        <w:rPr>
+          <w:rFonts w:ascii="Bookman Old Style" w:hAnsi="Bookman Old Style"/>
+          <w:sz w:val="28"/>
+          <w:szCs w:val="28"/>
+        </w:rPr>
+        <w:t>Email :kesbangpol.lutim@gmail.com</w:t>
+      </w:r>
+    </w:p>
+    <w:p>
+      <w:pPr>
+        <w:jc w:val="center"/>
+        <w:outlineLvl w:val="0"/>
+        <w:rPr>
+          <w:rFonts w:ascii="Bookman Old Style" w:hAnsi="Bookman Old Style"/>
+          <w:b/>
+        </w:rPr>
+      </w:pPr>
+      <w:r>
+        <w:rPr>
+          <w:rFonts w:ascii="Bookman Old Style" w:hAnsi="Bookman Old Style"/>
+          <w:b/>
+          <w:noProof/>
+          <w:lang w:val="en-US" w:eastAsia="en-US"/>
+        </w:rPr>
+        <w:pict>
+          <v:line id="Line 2" o:spid="_x0000_s1026" style="position:absolute;left:0;text-align:left;z-index:251658240;visibility:visible" from="-20.8pt,8.25pt" to="495pt,8.25pt" o:gfxdata="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" strokeweight="4.5pt">
+            <v:stroke linestyle="thickThin"/>
+          </v:line>
+        </w:pict>
+      </w:r>
+    </w:p>
+    <w:p>
+      <w:pPr>
+        <w:jc w:val="center"/>
+        <w:outlineLvl w:val="0"/>
+        <w:rPr>
+          <w:rFonts w:ascii="Bookman Old Style" w:hAnsi="Bookman Old Style"/>
+          <w:b/>
+          <w:sz w:val="28"/>
+          <w:szCs w:val="22"/>
+          <w:u w:val="single"/>
+        </w:rPr>
+      </w:pPr>
+    </w:p>
+    <w:p>
+      <w:pPr>
+        <w:jc w:val="center"/>
+        <w:outlineLvl w:val="0"/>
+        <w:rPr>
+          <w:rFonts w:ascii="Bookman Old Style" w:hAnsi="Bookman Old Style"/>
+          <w:b/>
+          <w:sz w:val="28"/>
+          <w:szCs w:val="22"/>
+          <w:u w:val="single"/>
+        </w:rPr>
+      </w:pPr>
+    </w:p>
+    <w:p>
+      <w:pPr>
+        <w:jc w:val="center"/>
+        <w:outlineLvl w:val="0"/>
+        <w:rPr>
+          <w:rFonts w:ascii="Bookman Old Style" w:hAnsi="Bookman Old Style"/>
+          <w:sz w:val="22"/>
+          <w:szCs w:val="22"/>
+        </w:rPr>
+      </w:pPr>
+      <w:r>
+        <w:rPr>
+          <w:rFonts w:ascii="Bookman Old Style" w:hAnsi="Bookman Old Style"/>
+          <w:b/>
+          <w:sz w:val="32"/>
+          <w:szCs w:val="22"/>
+          <w:u w:val="single"/>
+        </w:rPr>
+        <w:t>SURAT KETERANGAN</w:t>
+      </w:r>
+      <w:r>
+        <w:rPr>
+          <w:rFonts w:ascii="Bookman Old Style" w:hAnsi="Bookman Old Style"/>
+          <w:sz w:val="22"/>
+          <w:szCs w:val="22"/>
+          <w:u w:val="single"/>
+        </w:rPr>
+        <w:br/>
+      </w:r>
+      <w:r>
+        <w:rPr>
+          <w:rFonts w:ascii="Bookman Old Style" w:hAnsi="Bookman Old Style"/>
+          <w:sz w:val="22"/>
+          <w:szCs w:val="22"/>
+        </w:rPr>
+        <w:t xml:space="preserve">Nomor : </w:t>
+      </w:r>
+      <w:r>
+        <w:rPr>
+          <w:rFonts w:ascii="Bookman Old Style" w:hAnsi="Bookman Old Style"/>
+          <w:sz w:val="22"/>
+          <w:szCs w:val="22"/>
+          <w:lang w:val="en-US"/>
+        </w:rPr>
+        <w:t>220</w:t>
+      </w:r>
+      <w:r>
+        <w:rPr>
+          <w:rFonts w:ascii="Bookman Old Style" w:hAnsi="Bookman Old Style"/>
+          <w:sz w:val="22"/>
+          <w:szCs w:val="22"/>
+        </w:rPr>
+        <w:t xml:space="preserve"> </w:t>
+      </w:r>
+      <w:r>
+        <w:rPr>
+          <w:rFonts w:ascii="Bookman Old Style" w:hAnsi="Bookman Old Style"/>
+          <w:sz w:val="22"/>
+          <w:szCs w:val="22"/>
+        </w:rPr>
+        <w:t>/</w:t>
+      </w:r>
+      <w:r>
+        <w:rPr>
+          <w:rFonts w:ascii="Bookman Old Style" w:hAnsi="Bookman Old Style"/>
+          <w:sz w:val="22"/>
+          <w:szCs w:val="22"/>
+        </w:rPr>
+        <w:t xml:space="preserve"> </w:t>
+      </w:r>
+      <w:r>
+        <w:rPr>
+          <w:rFonts w:ascii="Bookman Old Style" w:hAnsi="Bookman Old Style"/>
+          <w:sz w:val="22"/>
+          <w:szCs w:val="22"/>
+          <w:lang w:val="en-US"/>
+        </w:rPr>
+        <w:t>00</w:t>
+      </w:r>
+      <w:r>
+        <w:rPr>
+          <w:rFonts w:ascii="Bookman Old Style" w:hAnsi="Bookman Old Style"/>
+          <w:sz w:val="22"/>
+          <w:szCs w:val="22"/>
+          <w:lang w:val="en-US"/>
+        </w:rPr>
+        <w:t>1</w:t>
+      </w:r>
+      <w:r>
+        <w:rPr>
+          <w:rFonts w:ascii="Bookman Old Style" w:hAnsi="Bookman Old Style"/>
+          <w:sz w:val="22"/>
+          <w:szCs w:val="22"/>
+          <w:lang w:val="en-US"/>
+        </w:rPr>
+        <w:t>8</w:t>
+      </w:r>
+      <w:r>
+        <w:rPr>
+          <w:rFonts w:ascii="Bookman Old Style" w:hAnsi="Bookman Old Style"/>
+          <w:sz w:val="22"/>
+          <w:szCs w:val="22"/>
+        </w:rPr>
+        <w:t xml:space="preserve"> </w:t>
+      </w:r>
+      <w:r>
+        <w:rPr>
+          <w:rFonts w:ascii="Bookman Old Style" w:hAnsi="Bookman Old Style"/>
+          <w:sz w:val="22"/>
+          <w:szCs w:val="22"/>
+        </w:rPr>
+        <w:t>/</w:t>
+      </w:r>
+      <w:r>
+        <w:rPr>
+          <w:rFonts w:ascii="Bookman Old Style" w:hAnsi="Bookman Old Style"/>
+          <w:sz w:val="22"/>
+          <w:szCs w:val="22"/>
+        </w:rPr>
+        <w:t xml:space="preserve"> </w:t>
+      </w:r>
+      <w:r>
+        <w:rPr>
+          <w:rFonts w:ascii="Bookman Old Style" w:hAnsi="Bookman Old Style"/>
+          <w:sz w:val="22"/>
+          <w:szCs w:val="22"/>
+        </w:rPr>
+        <w:t>Bak</w:t>
+      </w:r>
+      <w:r>
+        <w:rPr>
+          <w:rFonts w:ascii="Bookman Old Style" w:hAnsi="Bookman Old Style"/>
+          <w:sz w:val="22"/>
+          <w:szCs w:val="22"/>
+        </w:rPr>
+        <w:t>esbang</w:t>
+      </w:r>
+      <w:r>
+        <w:rPr>
+          <w:rFonts w:ascii="Bookman Old Style" w:hAnsi="Bookman Old Style"/>
+          <w:sz w:val="22"/>
+          <w:szCs w:val="22"/>
+          <w:lang w:val="en-US"/>
+        </w:rPr>
+        <w:t>P</w:t>
+      </w:r>
+      <w:r>
+        <w:rPr>
+          <w:rFonts w:ascii="Bookman Old Style" w:hAnsi="Bookman Old Style"/>
+          <w:sz w:val="22"/>
+          <w:szCs w:val="22"/>
+        </w:rPr>
+        <w:t>ol</w:t>
+      </w:r>
+    </w:p>
+    <w:p>
+      <w:pPr>
+        <w:jc w:val="center"/>
+        <w:outlineLvl w:val="0"/>
+        <w:rPr>
+          <w:rFonts w:ascii="Bookman Old Style" w:hAnsi="Bookman Old Style"/>
+          <w:sz w:val="22"/>
+          <w:szCs w:val="22"/>
+        </w:rPr>
+      </w:pPr>
+    </w:p>
+    <w:p>
+      <w:pPr>
+        <w:tabs>
+          <w:tab w:val="left" w:pos="1134"/>
+          <w:tab w:val="left" w:pos="3119"/>
+          <w:tab w:val="left" w:pos="3402"/>
+        </w:tabs>
+        <w:spacing w:after="240" w:line="360" w:lineRule="auto"/>
+        <w:ind w:firstLine="734"/>
+        <w:jc w:val="both"/>
+        <w:outlineLvl w:val="0"/>
+        <w:rPr>
+          <w:rFonts w:ascii="Bookman Old Style" w:hAnsi="Bookman Old Style"/>
+          <w:sz w:val="22"/>
+          <w:szCs w:val="22"/>
+          <w:lang w:val="en-US"/>
+        </w:rPr>
+      </w:pPr>
+      <w:r>
+        <w:rPr>
+          <w:rFonts w:ascii="Bookman Old Style" w:hAnsi="Bookman Old Style"/>
+          <w:sz w:val="22"/>
+          <w:szCs w:val="22"/>
+        </w:rPr>
+        <w:t xml:space="preserve">Berdasarkan </w:t>
+      </w:r>
+      <w:r>
+        <w:rPr>
+          <w:rFonts w:ascii="Bookman Old Style" w:hAnsi="Bookman Old Style"/>
+          <w:sz w:val="22"/>
+          <w:szCs w:val="22"/>
+        </w:rPr>
+        <w:t xml:space="preserve"> </w:t>
+      </w:r>
+      <w:proofErr w:type="spellStart"/>
+      <w:r>
+        <w:rPr>
+          <w:rFonts w:ascii="Bookman Old Style" w:hAnsi="Bookman Old Style"/>
+          <w:sz w:val="22"/>
+          <w:szCs w:val="22"/>
+          <w:lang w:val="en-US"/>
+        </w:rPr>
+        <w:t>Permohonan</w:t>
+      </w:r>
+      <w:proofErr w:type="spellEnd"/>
+      <w:r>
+        <w:rPr>
+          <w:rFonts w:ascii="Bookman Old Style" w:hAnsi="Bookman Old Style"/>
+          <w:sz w:val="22"/>
+          <w:szCs w:val="22"/>
+        </w:rPr>
+        <w:t xml:space="preserve"> </w:t>
+      </w:r>
+      <w:r>
+        <w:rPr>
+          <w:rFonts w:ascii="Bookman Old Style" w:hAnsi="Bookman Old Style"/>
+          <w:sz w:val="22"/>
+          <w:szCs w:val="22"/>
+        </w:rPr>
+        <w:t xml:space="preserve"> </w:t>
+      </w:r>
+      <w:r>
+        <w:rPr>
+          <w:rFonts w:ascii="Bookman Old Style" w:hAnsi="Bookman Old Style"/>
+          <w:sz w:val="22"/>
+          <w:szCs w:val="22"/>
+        </w:rPr>
+        <w:t xml:space="preserve">Kelompok </w:t>
+      </w:r>
+      <w:r>
+        <w:rPr>
+          <w:rFonts w:ascii="Bookman Old Style" w:hAnsi="Bookman Old Style"/>
+          <w:sz w:val="22"/>
+          <w:szCs w:val="22"/>
+        </w:rPr>
+        <w:t xml:space="preserve"> </w:t>
+      </w:r>
+      <w:proofErr w:type="spellStart"/>
+      <w:r>
+        <w:rPr>
+          <w:rFonts w:ascii="Bookman Old Style" w:hAnsi="Bookman Old Style"/>
+          <w:sz w:val="22"/>
+          <w:szCs w:val="22"/>
+          <w:lang w:val="en-US"/>
+        </w:rPr>
+        <w:t>Tani</w:t>
+      </w:r>
+      <w:proofErr w:type="spellEnd"/>
+      <w:r>
+        <w:rPr>
+          <w:rFonts w:ascii="Bookman Old Style" w:hAnsi="Bookman Old Style"/>
+          <w:sz w:val="22"/>
+          <w:szCs w:val="22"/>
+          <w:lang w:val="en-US"/>
+        </w:rPr>
+        <w:t xml:space="preserve"> </w:t>
+      </w:r>
+      <w:proofErr w:type="spellStart"/>
+      <w:r>
+        <w:rPr>
+          <w:rFonts w:ascii="Bookman Old Style" w:hAnsi="Bookman Old Style"/>
+          <w:sz w:val="22"/>
+          <w:szCs w:val="22"/>
+          <w:lang w:val="en-US"/>
+        </w:rPr>
+        <w:t>Budidaya</w:t>
+      </w:r>
+      <w:proofErr w:type="spellEnd"/>
+      <w:r>
+        <w:rPr>
+          <w:rFonts w:ascii="Bookman Old Style" w:hAnsi="Bookman Old Style"/>
+          <w:sz w:val="22"/>
+          <w:szCs w:val="22"/>
+          <w:lang w:val="en-US"/>
+        </w:rPr>
+        <w:t xml:space="preserve"> </w:t>
+      </w:r>
+      <w:proofErr w:type="spellStart"/>
+      <w:r>
+        <w:rPr>
+          <w:rFonts w:ascii="Bookman Old Style" w:hAnsi="Bookman Old Style"/>
+          <w:sz w:val="22"/>
+          <w:szCs w:val="22"/>
+          <w:lang w:val="en-US"/>
+        </w:rPr>
+        <w:t>Ikan</w:t>
+      </w:r>
+      <w:proofErr w:type="spellEnd"/>
+      <w:r>
+        <w:rPr>
+          <w:rFonts w:ascii="Bookman Old Style" w:hAnsi="Bookman Old Style"/>
+          <w:sz w:val="22"/>
+          <w:szCs w:val="22"/>
+          <w:lang w:val="en-US"/>
+        </w:rPr>
+        <w:t xml:space="preserve">  </w:t>
+      </w:r>
+      <w:proofErr w:type="spellStart"/>
+      <w:r>
+        <w:rPr>
+          <w:rFonts w:ascii="Bookman Old Style" w:hAnsi="Bookman Old Style"/>
+          <w:sz w:val="22"/>
+          <w:szCs w:val="22"/>
+          <w:lang w:val="en-US"/>
+        </w:rPr>
+        <w:t>Delon</w:t>
+      </w:r>
+      <w:proofErr w:type="spellEnd"/>
+      <w:r>
+        <w:rPr>
+          <w:rFonts w:ascii="Bookman Old Style" w:hAnsi="Bookman Old Style"/>
+          <w:sz w:val="22"/>
+          <w:szCs w:val="22"/>
+          <w:lang w:val="en-US"/>
+        </w:rPr>
+        <w:t xml:space="preserve"> </w:t>
+      </w:r>
+      <w:r>
+        <w:rPr>
+          <w:rFonts w:ascii="Bookman Old Style" w:hAnsi="Bookman Old Style"/>
+          <w:sz w:val="22"/>
+          <w:szCs w:val="22"/>
+          <w:lang w:val="en-US"/>
+        </w:rPr>
+        <w:t xml:space="preserve"> </w:t>
+      </w:r>
+      <w:proofErr w:type="spellStart"/>
+      <w:r>
+        <w:rPr>
+          <w:rFonts w:ascii="Bookman Old Style" w:hAnsi="Bookman Old Style"/>
+          <w:sz w:val="22"/>
+          <w:szCs w:val="22"/>
+          <w:lang w:val="en-US"/>
+        </w:rPr>
+        <w:t>Desa</w:t>
+      </w:r>
+      <w:proofErr w:type="spellEnd"/>
+      <w:r>
+        <w:rPr>
+          <w:rFonts w:ascii="Bookman Old Style" w:hAnsi="Bookman Old Style"/>
+          <w:sz w:val="22"/>
+          <w:szCs w:val="22"/>
+          <w:lang w:val="en-US"/>
+        </w:rPr>
+        <w:t xml:space="preserve"> </w:t>
+      </w:r>
+      <w:r>
+        <w:rPr>
+          <w:rFonts w:ascii="Bookman Old Style" w:hAnsi="Bookman Old Style"/>
+          <w:sz w:val="22"/>
+          <w:szCs w:val="22"/>
+          <w:lang w:val="en-US"/>
+        </w:rPr>
+        <w:t xml:space="preserve"> </w:t>
+      </w:r>
+      <w:proofErr w:type="spellStart"/>
+      <w:r>
+        <w:rPr>
+          <w:rFonts w:ascii="Bookman Old Style" w:hAnsi="Bookman Old Style"/>
+          <w:sz w:val="22"/>
+          <w:szCs w:val="22"/>
+          <w:lang w:val="en-US"/>
+        </w:rPr>
+        <w:t>Bawalipu</w:t>
+      </w:r>
+      <w:proofErr w:type="spellEnd"/>
+      <w:r>
+        <w:rPr>
+          <w:rFonts w:ascii="Bookman Old Style" w:hAnsi="Bookman Old Style"/>
+          <w:sz w:val="22"/>
+          <w:szCs w:val="22"/>
+          <w:lang w:val="en-US"/>
+        </w:rPr>
+        <w:t xml:space="preserve"> </w:t>
+      </w:r>
+      <w:proofErr w:type="spellStart"/>
+      <w:r>
+        <w:rPr>
+          <w:rFonts w:ascii="Bookman Old Style" w:hAnsi="Bookman Old Style"/>
+          <w:sz w:val="22"/>
+          <w:szCs w:val="22"/>
+          <w:lang w:val="en-US"/>
+        </w:rPr>
+        <w:t>Kecamatan</w:t>
+      </w:r>
+      <w:proofErr w:type="spellEnd"/>
+      <w:r>
+        <w:rPr>
+          <w:rFonts w:ascii="Bookman Old Style" w:hAnsi="Bookman Old Style"/>
+          <w:sz w:val="22"/>
+          <w:szCs w:val="22"/>
+          <w:lang w:val="en-US"/>
+        </w:rPr>
+        <w:t xml:space="preserve"> </w:t>
+      </w:r>
+      <w:proofErr w:type="spellStart"/>
+      <w:r>
+        <w:rPr>
+          <w:rFonts w:ascii="Bookman Old Style" w:hAnsi="Bookman Old Style"/>
+          <w:sz w:val="22"/>
+          <w:szCs w:val="22"/>
+          <w:lang w:val="en-US"/>
+        </w:rPr>
+        <w:t>Wotu</w:t>
+      </w:r>
+      <w:proofErr w:type="spellEnd"/>
+      <w:r>
+        <w:rPr>
+          <w:rFonts w:ascii="Bookman Old Style" w:hAnsi="Bookman Old Style"/>
+          <w:sz w:val="22"/>
+          <w:szCs w:val="22"/>
+          <w:lang w:val="en-US"/>
+        </w:rPr>
+        <w:t xml:space="preserve"> </w:t>
+      </w:r>
+      <w:r>
+        <w:rPr>
+          <w:rFonts w:ascii="Bookman Old Style" w:hAnsi="Bookman Old Style"/>
+          <w:sz w:val="22"/>
+          <w:szCs w:val="22"/>
+        </w:rPr>
+        <w:t xml:space="preserve">Kabupaten </w:t>
+      </w:r>
+      <w:r>
+        <w:rPr>
+          <w:rFonts w:ascii="Bookman Old Style" w:hAnsi="Bookman Old Style"/>
+          <w:sz w:val="22"/>
+          <w:szCs w:val="22"/>
+        </w:rPr>
+        <w:t xml:space="preserve"> </w:t>
+      </w:r>
+      <w:r>
+        <w:rPr>
+          <w:rFonts w:ascii="Bookman Old Style" w:hAnsi="Bookman Old Style"/>
+          <w:sz w:val="22"/>
+          <w:szCs w:val="22"/>
+        </w:rPr>
+        <w:t xml:space="preserve">Luwu Timur Nomor : </w:t>
+      </w:r>
+      <w:r>
+        <w:rPr>
+          <w:rFonts w:ascii="Bookman Old Style" w:hAnsi="Bookman Old Style"/>
+          <w:sz w:val="22"/>
+          <w:szCs w:val="22"/>
+          <w:lang w:val="en-US"/>
+        </w:rPr>
         <w:t>${</w:t>
       </w:r>
       <w:proofErr w:type="spellStart"/>
       <w:r>
-        <w:t>nama</w:t>
+        <w:rPr>
+          <w:rFonts w:ascii="Bookman Old Style" w:hAnsi="Bookman Old Style"/>
+          <w:sz w:val="22"/>
+          <w:szCs w:val="22"/>
+          <w:lang w:val="en-US"/>
+        </w:rPr>
+        <w:t>no_surat_permohonan</w:t>
       </w:r>
       <w:proofErr w:type="spellEnd"/>
       <w:r>
+        <w:rPr>
+          <w:rFonts w:ascii="Bookman Old Style" w:hAnsi="Bookman Old Style"/>
+          <w:sz w:val="22"/>
+          <w:szCs w:val="22"/>
+          <w:lang w:val="en-US"/>
+        </w:rPr>
+        <w:t>} ${</w:t>
+      </w:r>
+      <w:proofErr w:type="spellStart"/>
+      <w:r>
+        <w:rPr>
+          <w:rFonts w:ascii="Bookman Old Style" w:hAnsi="Bookman Old Style"/>
+          <w:sz w:val="22"/>
+          <w:szCs w:val="22"/>
+          <w:lang w:val="en-US"/>
+        </w:rPr>
+        <w:t>tgl_surat_permohonan</w:t>
+      </w:r>
+      <w:proofErr w:type="spellEnd"/>
+      <w:r>
+        <w:rPr>
+          <w:rFonts w:ascii="Bookman Old Style" w:hAnsi="Bookman Old Style"/>
+          <w:sz w:val="22"/>
+          <w:szCs w:val="22"/>
+          <w:lang w:val="en-US"/>
+        </w:rPr>
         <w:t>}</w:t>
       </w:r>
-    </w:p>
-    <w:p>
-      <w:r>
+      <w:r>
+        <w:rPr>
+          <w:rFonts w:ascii="Bookman Old Style" w:hAnsi="Bookman Old Style"/>
+          <w:sz w:val="22"/>
+          <w:szCs w:val="22"/>
+        </w:rPr>
+        <w:t xml:space="preserve"> </w:t>
+      </w:r>
+      <w:r>
+        <w:rPr>
+          <w:rFonts w:ascii="Bookman Old Style" w:hAnsi="Bookman Old Style"/>
+          <w:sz w:val="22"/>
+          <w:szCs w:val="22"/>
+        </w:rPr>
+        <w:t xml:space="preserve"> </w:t>
+      </w:r>
+      <w:r>
+        <w:rPr>
+          <w:rFonts w:ascii="Bookman Old Style" w:hAnsi="Bookman Old Style"/>
+          <w:sz w:val="22"/>
+          <w:szCs w:val="22"/>
+        </w:rPr>
+        <w:t xml:space="preserve">Perihal </w:t>
+      </w:r>
+      <w:r>
+        <w:rPr>
+          <w:rFonts w:ascii="Bookman Old Style" w:hAnsi="Bookman Old Style"/>
+          <w:sz w:val="22"/>
+          <w:szCs w:val="22"/>
+        </w:rPr>
+        <w:t xml:space="preserve"> </w:t>
+      </w:r>
+      <w:r>
+        <w:rPr>
+          <w:rFonts w:ascii="Bookman Old Style" w:hAnsi="Bookman Old Style"/>
+          <w:sz w:val="22"/>
+          <w:szCs w:val="22"/>
+          <w:lang w:val="en-US"/>
+        </w:rPr>
         <w:t>${</w:t>
       </w:r>
       <w:proofErr w:type="spellStart"/>
       <w:r>
-        <w:t>nik</w:t>
+        <w:rPr>
+          <w:rFonts w:ascii="Bookman Old Style" w:hAnsi="Bookman Old Style"/>
+          <w:sz w:val="22"/>
+          <w:szCs w:val="22"/>
+          <w:lang w:val="en-US"/>
+        </w:rPr>
+        <w:t>hal_surat_permohonan</w:t>
       </w:r>
       <w:proofErr w:type="spellEnd"/>
       <w:r>
+        <w:rPr>
+          <w:rFonts w:ascii="Bookman Old Style" w:hAnsi="Bookman Old Style"/>
+          <w:sz w:val="22"/>
+          <w:szCs w:val="22"/>
+          <w:lang w:val="en-US"/>
+        </w:rPr>
         <w:t>}</w:t>
       </w:r>
-    </w:p>
-    <w:p>
-      <w:r>
-        <w:t>${alamat}</w:t>
-      </w:r>
-    </w:p>
-    <w:p>
-      <w:r>
-        <w:t>${qrcode}</w:t>
+      <w:r>
+        <w:rPr>
+          <w:rFonts w:ascii="Bookman Old Style" w:hAnsi="Bookman Old Style"/>
+          <w:sz w:val="22"/>
+          <w:szCs w:val="22"/>
+        </w:rPr>
+        <w:t xml:space="preserve">, Selanjutnya setelah </w:t>
+      </w:r>
+      <w:r>
+        <w:rPr>
+          <w:rFonts w:ascii="Bookman Old Style" w:hAnsi="Bookman Old Style"/>
+          <w:sz w:val="22"/>
+          <w:szCs w:val="22"/>
+        </w:rPr>
+        <w:t>diadakan verifikasi dokumen dan Verifikasi Faktual</w:t>
+      </w:r>
+      <w:r>
+        <w:rPr>
+          <w:rFonts w:ascii="Bookman Old Style" w:hAnsi="Bookman Old Style"/>
+          <w:sz w:val="22"/>
+          <w:szCs w:val="22"/>
+        </w:rPr>
+        <w:t>, dengan ini menyatakan</w:t>
+      </w:r>
+      <w:r>
+        <w:rPr>
+          <w:rFonts w:ascii="Bookman Old Style" w:hAnsi="Bookman Old Style"/>
+          <w:sz w:val="22"/>
+          <w:szCs w:val="22"/>
+        </w:rPr>
+        <w:t xml:space="preserve"> :</w:t>
+      </w:r>
+      <w:r>
+        <w:rPr>
+          <w:rFonts w:ascii="Bookman Old Style" w:hAnsi="Bookman Old Style"/>
+          <w:sz w:val="22"/>
+          <w:szCs w:val="22"/>
+          <w:lang w:val="en-US"/>
+        </w:rPr>
+        <w:t xml:space="preserve"> </w:t>
+      </w:r>
+    </w:p>
+    <w:p>
+      <w:pPr>
+        <w:tabs>
+          <w:tab w:val="left" w:pos="3119"/>
+          <w:tab w:val="left" w:pos="3402"/>
+        </w:tabs>
+        <w:spacing w:line="360" w:lineRule="auto"/>
+        <w:ind w:left="3402" w:right="119" w:hanging="2835"/>
+        <w:jc w:val="both"/>
+        <w:outlineLvl w:val="0"/>
+        <w:rPr>
+          <w:rFonts w:ascii="Bookman Old Style" w:hAnsi="Bookman Old Style"/>
+          <w:sz w:val="22"/>
+          <w:szCs w:val="22"/>
+          <w:lang w:val="en-US"/>
+        </w:rPr>
+      </w:pPr>
+      <w:r>
+        <w:rPr>
+          <w:rFonts w:ascii="Bookman Old Style" w:hAnsi="Bookman Old Style"/>
+          <w:sz w:val="22"/>
+          <w:szCs w:val="22"/>
+        </w:rPr>
+        <w:t>Nama</w:t>
+      </w:r>
+      <w:r>
+        <w:rPr>
+          <w:rFonts w:ascii="Bookman Old Style" w:hAnsi="Bookman Old Style"/>
+          <w:sz w:val="22"/>
+          <w:szCs w:val="22"/>
+        </w:rPr>
+        <w:tab/>
+        <w:t>:</w:t>
+      </w:r>
+      <w:r>
+        <w:rPr>
+          <w:rFonts w:ascii="Bookman Old Style" w:hAnsi="Bookman Old Style"/>
+          <w:sz w:val="22"/>
+          <w:szCs w:val="22"/>
+        </w:rPr>
+        <w:tab/>
+      </w:r>
+      <w:r>
+        <w:rPr>
+          <w:rFonts w:ascii="Bookman Old Style" w:hAnsi="Bookman Old Style"/>
+          <w:b/>
+          <w:sz w:val="22"/>
+          <w:szCs w:val="22"/>
+          <w:lang w:val="en-US"/>
+        </w:rPr>
+        <w:t>${</w:t>
+      </w:r>
+      <w:proofErr w:type="spellStart"/>
+      <w:r>
+        <w:rPr>
+          <w:rFonts w:ascii="Bookman Old Style" w:hAnsi="Bookman Old Style"/>
+          <w:b/>
+          <w:sz w:val="22"/>
+          <w:szCs w:val="22"/>
+          <w:lang w:val="en-US"/>
+        </w:rPr>
+        <w:t>nama_kelompok</w:t>
+      </w:r>
+      <w:proofErr w:type="spellEnd"/>
+      <w:r>
+        <w:rPr>
+          <w:rFonts w:ascii="Bookman Old Style" w:hAnsi="Bookman Old Style"/>
+          <w:b/>
+          <w:sz w:val="22"/>
+          <w:szCs w:val="22"/>
+          <w:lang w:val="en-US"/>
+        </w:rPr>
+        <w:t>}</w:t>
+      </w:r>
+    </w:p>
+    <w:p>
+      <w:pPr>
+        <w:tabs>
+          <w:tab w:val="left" w:pos="3119"/>
+          <w:tab w:val="left" w:pos="3402"/>
+        </w:tabs>
+        <w:spacing w:line="360" w:lineRule="auto"/>
+        <w:ind w:left="3402" w:right="-471" w:hanging="2834"/>
+        <w:outlineLvl w:val="0"/>
+        <w:rPr>
+          <w:rFonts w:ascii="Bookman Old Style" w:hAnsi="Bookman Old Style"/>
+          <w:sz w:val="22"/>
+          <w:szCs w:val="22"/>
+          <w:lang w:val="en-US"/>
+        </w:rPr>
+      </w:pPr>
+      <w:r>
+        <w:rPr>
+          <w:rFonts w:ascii="Bookman Old Style" w:hAnsi="Bookman Old Style"/>
+          <w:sz w:val="22"/>
+          <w:szCs w:val="22"/>
+        </w:rPr>
+        <w:t>Bidang Kegiatan</w:t>
+      </w:r>
+      <w:r>
+        <w:rPr>
+          <w:rFonts w:ascii="Bookman Old Style" w:hAnsi="Bookman Old Style"/>
+          <w:sz w:val="22"/>
+          <w:szCs w:val="22"/>
+        </w:rPr>
+        <w:tab/>
+        <w:t>:</w:t>
+      </w:r>
+      <w:r>
+        <w:rPr>
+          <w:rFonts w:ascii="Bookman Old Style" w:hAnsi="Bookman Old Style"/>
+          <w:sz w:val="22"/>
+          <w:szCs w:val="22"/>
+        </w:rPr>
+        <w:tab/>
+      </w:r>
+      <w:r>
+        <w:rPr>
+          <w:rFonts w:ascii="Bookman Old Style" w:hAnsi="Bookman Old Style"/>
+          <w:sz w:val="22"/>
+          <w:szCs w:val="22"/>
+          <w:lang w:val="en-US"/>
+        </w:rPr>
+        <w:t>${</w:t>
+      </w:r>
+      <w:proofErr w:type="spellStart"/>
+      <w:r>
+        <w:rPr>
+          <w:rFonts w:ascii="Bookman Old Style" w:hAnsi="Bookman Old Style"/>
+          <w:sz w:val="22"/>
+          <w:szCs w:val="22"/>
+          <w:lang w:val="en-US"/>
+        </w:rPr>
+        <w:t>bidang_kegiatan</w:t>
+      </w:r>
+      <w:proofErr w:type="spellEnd"/>
+      <w:r>
+        <w:rPr>
+          <w:rFonts w:ascii="Bookman Old Style" w:hAnsi="Bookman Old Style"/>
+          <w:sz w:val="22"/>
+          <w:szCs w:val="22"/>
+          <w:lang w:val="en-US"/>
+        </w:rPr>
+        <w:t>}</w:t>
+      </w:r>
+    </w:p>
+    <w:p>
+      <w:pPr>
+        <w:tabs>
+          <w:tab w:val="left" w:pos="3119"/>
+          <w:tab w:val="left" w:pos="3402"/>
+        </w:tabs>
+        <w:spacing w:line="360" w:lineRule="auto"/>
+        <w:ind w:left="3402" w:right="-471" w:hanging="2834"/>
+        <w:outlineLvl w:val="0"/>
+        <w:rPr>
+          <w:rFonts w:ascii="Bookman Old Style" w:hAnsi="Bookman Old Style"/>
+          <w:sz w:val="22"/>
+          <w:szCs w:val="22"/>
+          <w:lang w:val="en-US"/>
+        </w:rPr>
+      </w:pPr>
+      <w:proofErr w:type="spellStart"/>
+      <w:r>
+        <w:rPr>
+          <w:rFonts w:ascii="Bookman Old Style" w:hAnsi="Bookman Old Style"/>
+          <w:sz w:val="22"/>
+          <w:szCs w:val="22"/>
+          <w:lang w:val="en-US"/>
+        </w:rPr>
+        <w:t>Tangg</w:t>
+      </w:r>
+      <w:r>
+        <w:rPr>
+          <w:rFonts w:ascii="Bookman Old Style" w:hAnsi="Bookman Old Style"/>
+          <w:sz w:val="22"/>
+          <w:szCs w:val="22"/>
+          <w:lang w:val="en-US"/>
+        </w:rPr>
+        <w:t>al</w:t>
+      </w:r>
+      <w:proofErr w:type="spellEnd"/>
+      <w:r>
+        <w:rPr>
+          <w:rFonts w:ascii="Bookman Old Style" w:hAnsi="Bookman Old Style"/>
+          <w:sz w:val="22"/>
+          <w:szCs w:val="22"/>
+          <w:lang w:val="en-US"/>
+        </w:rPr>
+        <w:t xml:space="preserve"> </w:t>
+      </w:r>
+      <w:proofErr w:type="spellStart"/>
+      <w:r>
+        <w:rPr>
+          <w:rFonts w:ascii="Bookman Old Style" w:hAnsi="Bookman Old Style"/>
+          <w:sz w:val="22"/>
+          <w:szCs w:val="22"/>
+          <w:lang w:val="en-US"/>
+        </w:rPr>
+        <w:t>Pendirian</w:t>
+      </w:r>
+      <w:proofErr w:type="spellEnd"/>
+      <w:r>
+        <w:rPr>
+          <w:rFonts w:ascii="Bookman Old Style" w:hAnsi="Bookman Old Style"/>
+          <w:sz w:val="22"/>
+          <w:szCs w:val="22"/>
+          <w:lang w:val="en-US"/>
+        </w:rPr>
+        <w:tab/>
+        <w:t xml:space="preserve">:  </w:t>
+      </w:r>
+      <w:r>
+        <w:rPr>
+          <w:rFonts w:ascii="Bookman Old Style" w:hAnsi="Bookman Old Style"/>
+          <w:sz w:val="22"/>
+          <w:szCs w:val="22"/>
+          <w:lang w:val="en-US"/>
+        </w:rPr>
+        <w:t xml:space="preserve"> </w:t>
+      </w:r>
+      <w:r>
+        <w:rPr>
+          <w:rFonts w:ascii="Bookman Old Style" w:hAnsi="Bookman Old Style"/>
+          <w:sz w:val="22"/>
+          <w:szCs w:val="22"/>
+          <w:lang w:val="en-US"/>
+        </w:rPr>
+        <w:t>${</w:t>
+      </w:r>
+      <w:proofErr w:type="spellStart"/>
+      <w:r>
+        <w:rPr>
+          <w:rFonts w:ascii="Bookman Old Style" w:hAnsi="Bookman Old Style"/>
+          <w:sz w:val="22"/>
+          <w:szCs w:val="22"/>
+          <w:lang w:val="en-US"/>
+        </w:rPr>
+        <w:t>waktu_pendirian</w:t>
+      </w:r>
+      <w:proofErr w:type="spellEnd"/>
+      <w:r>
+        <w:rPr>
+          <w:rFonts w:ascii="Bookman Old Style" w:hAnsi="Bookman Old Style"/>
+          <w:sz w:val="22"/>
+          <w:szCs w:val="22"/>
+          <w:lang w:val="en-US"/>
+        </w:rPr>
+        <w:t>}</w:t>
+      </w:r>
+    </w:p>
+    <w:p>
+      <w:pPr>
+        <w:tabs>
+          <w:tab w:val="left" w:pos="3119"/>
+          <w:tab w:val="left" w:pos="3402"/>
+        </w:tabs>
+        <w:spacing w:line="360" w:lineRule="auto"/>
+        <w:ind w:left="3402" w:right="-471" w:hanging="2834"/>
+        <w:outlineLvl w:val="0"/>
+        <w:rPr>
+          <w:rFonts w:ascii="Bookman Old Style" w:hAnsi="Bookman Old Style"/>
+          <w:b/>
+          <w:sz w:val="22"/>
+          <w:szCs w:val="22"/>
+          <w:lang w:val="en-US"/>
+        </w:rPr>
+      </w:pPr>
+      <w:r>
+        <w:rPr>
+          <w:rFonts w:ascii="Bookman Old Style" w:hAnsi="Bookman Old Style"/>
+          <w:sz w:val="22"/>
+          <w:szCs w:val="22"/>
+        </w:rPr>
+        <w:t>Alamat</w:t>
+      </w:r>
+      <w:r>
+        <w:rPr>
+          <w:rFonts w:ascii="Bookman Old Style" w:hAnsi="Bookman Old Style"/>
+          <w:sz w:val="22"/>
+          <w:szCs w:val="22"/>
+        </w:rPr>
+        <w:t xml:space="preserve"> Sek</w:t>
+      </w:r>
+      <w:r>
+        <w:rPr>
+          <w:rFonts w:ascii="Bookman Old Style" w:hAnsi="Bookman Old Style"/>
+          <w:sz w:val="22"/>
+          <w:szCs w:val="22"/>
+        </w:rPr>
+        <w:t>retariat</w:t>
+      </w:r>
+      <w:r>
+        <w:rPr>
+          <w:rFonts w:ascii="Bookman Old Style" w:hAnsi="Bookman Old Style"/>
+          <w:sz w:val="22"/>
+          <w:szCs w:val="22"/>
+        </w:rPr>
+        <w:tab/>
+        <w:t>:</w:t>
+      </w:r>
+      <w:r>
+        <w:rPr>
+          <w:rFonts w:ascii="Bookman Old Style" w:hAnsi="Bookman Old Style"/>
+          <w:sz w:val="22"/>
+          <w:szCs w:val="22"/>
+        </w:rPr>
+        <w:tab/>
+      </w:r>
+      <w:r>
+        <w:rPr>
+          <w:rFonts w:ascii="Bookman Old Style" w:hAnsi="Bookman Old Style"/>
+          <w:sz w:val="22"/>
+          <w:szCs w:val="22"/>
+          <w:lang w:val="en-US"/>
+        </w:rPr>
+        <w:t>${</w:t>
+      </w:r>
+      <w:proofErr w:type="spellStart"/>
+      <w:r>
+        <w:rPr>
+          <w:rFonts w:ascii="Bookman Old Style" w:hAnsi="Bookman Old Style"/>
+          <w:sz w:val="22"/>
+          <w:szCs w:val="22"/>
+          <w:lang w:val="en-US"/>
+        </w:rPr>
+        <w:t>alamat_kantor</w:t>
+      </w:r>
+      <w:proofErr w:type="spellEnd"/>
+      <w:r>
+        <w:rPr>
+          <w:rFonts w:ascii="Bookman Old Style" w:hAnsi="Bookman Old Style"/>
+          <w:sz w:val="22"/>
+          <w:szCs w:val="22"/>
+          <w:lang w:val="en-US"/>
+        </w:rPr>
+        <w:t>}</w:t>
+      </w:r>
+    </w:p>
+    <w:p>
+      <w:pPr>
+        <w:spacing w:line="276" w:lineRule="auto"/>
+        <w:ind w:right="-22"/>
+        <w:jc w:val="both"/>
+        <w:outlineLvl w:val="0"/>
+        <w:rPr>
+          <w:rFonts w:ascii="Bookman Old Style" w:hAnsi="Bookman Old Style"/>
+          <w:sz w:val="22"/>
+          <w:szCs w:val="22"/>
+        </w:rPr>
+      </w:pPr>
+      <w:r>
+        <w:rPr>
+          <w:rFonts w:ascii="Bookman Old Style" w:hAnsi="Bookman Old Style"/>
+          <w:sz w:val="22"/>
+          <w:szCs w:val="22"/>
+        </w:rPr>
+        <w:t>B</w:t>
+      </w:r>
+      <w:r>
+        <w:rPr>
+          <w:rFonts w:ascii="Bookman Old Style" w:hAnsi="Bookman Old Style"/>
+          <w:sz w:val="22"/>
+          <w:szCs w:val="22"/>
+        </w:rPr>
+        <w:t xml:space="preserve">ahwa </w:t>
+      </w:r>
+      <w:r>
+        <w:rPr>
+          <w:rFonts w:ascii="Bookman Old Style" w:hAnsi="Bookman Old Style"/>
+          <w:sz w:val="22"/>
+          <w:szCs w:val="22"/>
+        </w:rPr>
+        <w:t xml:space="preserve"> </w:t>
+      </w:r>
+      <w:r>
+        <w:rPr>
+          <w:rFonts w:ascii="Bookman Old Style" w:hAnsi="Bookman Old Style"/>
+          <w:sz w:val="22"/>
+          <w:szCs w:val="22"/>
+        </w:rPr>
+        <w:t>Kelompok</w:t>
+      </w:r>
+      <w:r>
+        <w:rPr>
+          <w:rFonts w:ascii="Bookman Old Style" w:hAnsi="Bookman Old Style"/>
+          <w:sz w:val="22"/>
+          <w:szCs w:val="22"/>
+        </w:rPr>
+        <w:t xml:space="preserve"> </w:t>
+      </w:r>
+      <w:r>
+        <w:rPr>
+          <w:rFonts w:ascii="Bookman Old Style" w:hAnsi="Bookman Old Style"/>
+          <w:sz w:val="22"/>
+          <w:szCs w:val="22"/>
+        </w:rPr>
+        <w:t xml:space="preserve">tersebut telah terdaftar berdasarkan Surat </w:t>
+      </w:r>
+      <w:r>
+        <w:rPr>
+          <w:rFonts w:ascii="Bookman Old Style" w:hAnsi="Bookman Old Style"/>
+          <w:sz w:val="22"/>
+          <w:szCs w:val="22"/>
+        </w:rPr>
+        <w:t xml:space="preserve">Keterangan </w:t>
+      </w:r>
+      <w:r>
+        <w:rPr>
+          <w:rFonts w:ascii="Bookman Old Style" w:hAnsi="Bookman Old Style"/>
+          <w:sz w:val="22"/>
+          <w:szCs w:val="22"/>
+          <w:lang w:val="en-US"/>
+        </w:rPr>
+        <w:t>${</w:t>
+      </w:r>
+      <w:proofErr w:type="spellStart"/>
+      <w:r>
+        <w:rPr>
+          <w:rFonts w:ascii="Bookman Old Style" w:hAnsi="Bookman Old Style"/>
+          <w:sz w:val="22"/>
+          <w:szCs w:val="22"/>
+          <w:lang w:val="en-US"/>
+        </w:rPr>
+        <w:t>opd</w:t>
+      </w:r>
+      <w:proofErr w:type="spellEnd"/>
+      <w:r>
+        <w:rPr>
+          <w:rFonts w:ascii="Bookman Old Style" w:hAnsi="Bookman Old Style"/>
+          <w:sz w:val="22"/>
+          <w:szCs w:val="22"/>
+          <w:lang w:val="en-US"/>
+        </w:rPr>
+        <w:t>}</w:t>
+      </w:r>
+      <w:r>
+        <w:rPr>
+          <w:rFonts w:ascii="Bookman Old Style" w:hAnsi="Bookman Old Style"/>
+          <w:sz w:val="22"/>
+          <w:szCs w:val="22"/>
+        </w:rPr>
+        <w:t xml:space="preserve"> </w:t>
+      </w:r>
+      <w:r>
+        <w:rPr>
+          <w:rFonts w:ascii="Bookman Old Style" w:hAnsi="Bookman Old Style"/>
+          <w:sz w:val="22"/>
+          <w:szCs w:val="22"/>
+        </w:rPr>
+        <w:t>Nomor :</w:t>
+      </w:r>
+      <w:r>
+        <w:rPr>
+          <w:rFonts w:ascii="Bookman Old Style" w:hAnsi="Bookman Old Style"/>
+          <w:sz w:val="22"/>
+          <w:szCs w:val="22"/>
+        </w:rPr>
+        <w:t xml:space="preserve"> </w:t>
+      </w:r>
+      <w:r>
+        <w:rPr>
+          <w:rFonts w:ascii="Bookman Old Style" w:hAnsi="Bookman Old Style"/>
+          <w:sz w:val="22"/>
+          <w:szCs w:val="22"/>
+          <w:lang w:val="en-US"/>
+        </w:rPr>
+        <w:t>${</w:t>
+      </w:r>
+      <w:r>
+        <w:t xml:space="preserve"> </w:t>
+      </w:r>
+      <w:proofErr w:type="spellStart"/>
+      <w:r>
+        <w:rPr>
+          <w:rFonts w:ascii="Bookman Old Style" w:hAnsi="Bookman Old Style"/>
+          <w:sz w:val="22"/>
+          <w:szCs w:val="22"/>
+          <w:lang w:val="en-US"/>
+        </w:rPr>
+        <w:t>no_surat_dinas</w:t>
+      </w:r>
+      <w:proofErr w:type="spellEnd"/>
+      <w:r>
+        <w:rPr>
+          <w:rFonts w:ascii="Bookman Old Style" w:hAnsi="Bookman Old Style"/>
+          <w:sz w:val="22"/>
+          <w:szCs w:val="22"/>
+          <w:lang w:val="en-US"/>
+        </w:rPr>
+        <w:t>}</w:t>
+      </w:r>
+      <w:r>
+        <w:rPr>
+          <w:rFonts w:ascii="Bookman Old Style" w:hAnsi="Bookman Old Style"/>
+          <w:sz w:val="22"/>
+          <w:szCs w:val="22"/>
+          <w:lang w:val="en-US"/>
+        </w:rPr>
+        <w:t xml:space="preserve"> </w:t>
+      </w:r>
+      <w:r>
+        <w:rPr>
+          <w:rFonts w:ascii="Bookman Old Style" w:hAnsi="Bookman Old Style"/>
+          <w:sz w:val="22"/>
+          <w:szCs w:val="22"/>
+          <w:lang w:val="en-US"/>
+        </w:rPr>
+        <w:t>${</w:t>
+      </w:r>
+      <w:r>
+        <w:t xml:space="preserve"> </w:t>
+      </w:r>
+      <w:proofErr w:type="spellStart"/>
+      <w:r>
+        <w:rPr>
+          <w:rFonts w:ascii="Bookman Old Style" w:hAnsi="Bookman Old Style"/>
+          <w:sz w:val="22"/>
+          <w:szCs w:val="22"/>
+          <w:lang w:val="en-US"/>
+        </w:rPr>
+        <w:t>tgl_surat_dinas</w:t>
+      </w:r>
+      <w:proofErr w:type="spellEnd"/>
+      <w:r>
+        <w:rPr>
+          <w:rFonts w:ascii="Bookman Old Style" w:hAnsi="Bookman Old Style"/>
+          <w:sz w:val="22"/>
+          <w:szCs w:val="22"/>
+          <w:lang w:val="en-US"/>
+        </w:rPr>
+        <w:t>}</w:t>
+      </w:r>
+    </w:p>
+    <w:p>
+      <w:pPr>
+        <w:spacing w:line="276" w:lineRule="auto"/>
+        <w:ind w:right="-22" w:firstLine="734"/>
+        <w:jc w:val="both"/>
+        <w:outlineLvl w:val="0"/>
+        <w:rPr>
+          <w:rFonts w:ascii="Bookman Old Style" w:hAnsi="Bookman Old Style"/>
+          <w:sz w:val="22"/>
+          <w:szCs w:val="22"/>
+          <w:lang w:val="en-US"/>
+        </w:rPr>
+      </w:pPr>
+      <w:r>
+        <w:rPr>
+          <w:rFonts w:ascii="Bookman Old Style" w:hAnsi="Bookman Old Style"/>
+          <w:sz w:val="22"/>
+          <w:szCs w:val="22"/>
+        </w:rPr>
+        <w:t xml:space="preserve">Apabila dikemudian hari terdapat kekeliruan, kesalahan, penyimpangan, penyalahgunaan maupun pelanggaran hukum, akan dilakukan perbaikan, pembekuan </w:t>
+      </w:r>
+      <w:r>
+        <w:rPr>
+          <w:rFonts w:ascii="Bookman Old Style" w:hAnsi="Bookman Old Style"/>
+          <w:sz w:val="22"/>
+          <w:szCs w:val="22"/>
+          <w:lang w:val="en-US"/>
+        </w:rPr>
+        <w:t>_</w:t>
+      </w:r>
+    </w:p>
+    <w:p>
+      <w:pPr>
+        <w:spacing w:line="276" w:lineRule="auto"/>
+        <w:ind w:right="-187" w:firstLine="709"/>
+        <w:jc w:val="both"/>
+        <w:outlineLvl w:val="0"/>
+        <w:rPr>
+          <w:rFonts w:ascii="Bookman Old Style" w:hAnsi="Bookman Old Style"/>
+          <w:sz w:val="22"/>
+          <w:szCs w:val="22"/>
+        </w:rPr>
+      </w:pPr>
+      <w:r>
+        <w:rPr>
+          <w:rFonts w:ascii="Bookman Old Style" w:hAnsi="Bookman Old Style"/>
+          <w:sz w:val="22"/>
+          <w:szCs w:val="22"/>
+        </w:rPr>
+        <w:t>Dem</w:t>
+      </w:r>
+      <w:r>
+        <w:rPr>
+          <w:rFonts w:ascii="Bookman Old Style" w:hAnsi="Bookman Old Style"/>
+          <w:sz w:val="22"/>
+          <w:szCs w:val="22"/>
+        </w:rPr>
+        <w:t>ikian Surat Keterangan</w:t>
+      </w:r>
+      <w:r>
+        <w:rPr>
+          <w:rFonts w:ascii="Bookman Old Style" w:hAnsi="Bookman Old Style"/>
+          <w:sz w:val="22"/>
+          <w:szCs w:val="22"/>
+        </w:rPr>
+        <w:t xml:space="preserve"> ini diberikan untuk dipergunakan sebagaimana mestinya.</w:t>
+      </w:r>
+    </w:p>
+    <w:p>
+      <w:pPr>
+        <w:tabs>
+          <w:tab w:val="left" w:pos="3969"/>
+          <w:tab w:val="left" w:pos="4536"/>
+          <w:tab w:val="left" w:pos="5954"/>
+        </w:tabs>
+        <w:jc w:val="both"/>
+        <w:outlineLvl w:val="0"/>
+        <w:rPr>
+          <w:rFonts w:ascii="Bookman Old Style" w:hAnsi="Bookman Old Style"/>
+          <w:sz w:val="22"/>
+          <w:szCs w:val="22"/>
+        </w:rPr>
+      </w:pPr>
+    </w:p>
+    <w:p>
+      <w:pPr>
+        <w:tabs>
+          <w:tab w:val="left" w:pos="3969"/>
+          <w:tab w:val="left" w:pos="4536"/>
+          <w:tab w:val="left" w:pos="5954"/>
+        </w:tabs>
+        <w:ind w:left="-284" w:firstLine="568"/>
+        <w:jc w:val="both"/>
+        <w:outlineLvl w:val="0"/>
+        <w:rPr>
+          <w:rFonts w:ascii="Bookman Old Style" w:hAnsi="Bookman Old Style"/>
+          <w:sz w:val="22"/>
+          <w:szCs w:val="22"/>
+        </w:rPr>
+      </w:pPr>
+    </w:p>
+    <w:p>
+      <w:pPr>
+        <w:tabs>
+          <w:tab w:val="left" w:pos="5400"/>
+        </w:tabs>
+        <w:ind w:left="-284" w:firstLine="568"/>
+        <w:jc w:val="both"/>
+        <w:outlineLvl w:val="0"/>
+        <w:rPr>
+          <w:rFonts w:ascii="Bookman Old Style" w:hAnsi="Bookman Old Style"/>
+          <w:sz w:val="22"/>
+          <w:szCs w:val="22"/>
+          <w:lang w:val="en-US"/>
+        </w:rPr>
+      </w:pPr>
+      <w:r>
+        <w:rPr>
+          <w:rFonts w:ascii="Bookman Old Style" w:hAnsi="Bookman Old Style"/>
+          <w:sz w:val="22"/>
+          <w:szCs w:val="22"/>
+        </w:rPr>
+        <w:tab/>
+        <w:t xml:space="preserve">Malili, </w:t>
+      </w:r>
+      <w:r>
+        <w:rPr>
+          <w:rFonts w:ascii="Bookman Old Style" w:hAnsi="Bookman Old Style"/>
+          <w:sz w:val="22"/>
+          <w:szCs w:val="22"/>
+          <w:lang w:val="en-US"/>
+        </w:rPr>
+        <w:t xml:space="preserve">07 </w:t>
+      </w:r>
+      <w:proofErr w:type="spellStart"/>
+      <w:r>
+        <w:rPr>
+          <w:rFonts w:ascii="Bookman Old Style" w:hAnsi="Bookman Old Style"/>
+          <w:sz w:val="22"/>
+          <w:szCs w:val="22"/>
+          <w:lang w:val="en-US"/>
+        </w:rPr>
+        <w:t>Maret</w:t>
+      </w:r>
+      <w:proofErr w:type="spellEnd"/>
+      <w:r>
+        <w:rPr>
+          <w:rFonts w:ascii="Bookman Old Style" w:hAnsi="Bookman Old Style"/>
+          <w:sz w:val="22"/>
+          <w:szCs w:val="22"/>
+        </w:rPr>
+        <w:t xml:space="preserve"> </w:t>
+      </w:r>
+      <w:r>
+        <w:rPr>
+          <w:rFonts w:ascii="Bookman Old Style" w:hAnsi="Bookman Old Style"/>
+          <w:sz w:val="22"/>
+          <w:szCs w:val="22"/>
+        </w:rPr>
+        <w:t xml:space="preserve"> </w:t>
+      </w:r>
+      <w:r>
+        <w:rPr>
+          <w:rFonts w:ascii="Bookman Old Style" w:hAnsi="Bookman Old Style"/>
+          <w:sz w:val="22"/>
+          <w:szCs w:val="22"/>
+        </w:rPr>
+        <w:t>202</w:t>
+      </w:r>
+      <w:r>
+        <w:rPr>
+          <w:rFonts w:ascii="Bookman Old Style" w:hAnsi="Bookman Old Style"/>
+          <w:sz w:val="22"/>
+          <w:szCs w:val="22"/>
+          <w:lang w:val="en-US"/>
+        </w:rPr>
+        <w:t>5</w:t>
+      </w:r>
+    </w:p>
+    <w:p>
+      <w:pPr>
+        <w:tabs>
+          <w:tab w:val="left" w:pos="4950"/>
+          <w:tab w:val="left" w:pos="5400"/>
+        </w:tabs>
+        <w:ind w:left="-284" w:firstLine="568"/>
+        <w:jc w:val="both"/>
+        <w:outlineLvl w:val="0"/>
+        <w:rPr>
+          <w:rFonts w:ascii="Bookman Old Style" w:hAnsi="Bookman Old Style"/>
+          <w:sz w:val="22"/>
+          <w:szCs w:val="22"/>
+        </w:rPr>
+      </w:pPr>
+      <w:r>
+        <w:rPr>
+          <w:rFonts w:ascii="Bookman Old Style" w:hAnsi="Bookman Old Style"/>
+          <w:sz w:val="22"/>
+          <w:szCs w:val="22"/>
+        </w:rPr>
+        <w:tab/>
+      </w:r>
+      <w:r>
+        <w:rPr>
+          <w:rFonts w:ascii="Bookman Old Style" w:hAnsi="Bookman Old Style"/>
+          <w:sz w:val="22"/>
+          <w:szCs w:val="22"/>
+        </w:rPr>
+        <w:t>an.</w:t>
+      </w:r>
+      <w:r>
+        <w:rPr>
+          <w:rFonts w:ascii="Bookman Old Style" w:hAnsi="Bookman Old Style"/>
+          <w:sz w:val="22"/>
+          <w:szCs w:val="22"/>
+        </w:rPr>
+        <w:tab/>
+      </w:r>
+      <w:r>
+        <w:rPr>
+          <w:rFonts w:ascii="Bookman Old Style" w:hAnsi="Bookman Old Style"/>
+          <w:sz w:val="22"/>
+          <w:szCs w:val="22"/>
+        </w:rPr>
+        <w:t>BUPATI LUWU TIMUR</w:t>
+      </w:r>
+    </w:p>
+    <w:p>
+      <w:pPr>
+        <w:tabs>
+          <w:tab w:val="left" w:pos="5400"/>
+        </w:tabs>
+        <w:ind w:left="-284" w:firstLine="568"/>
+        <w:jc w:val="both"/>
+        <w:outlineLvl w:val="0"/>
+        <w:rPr>
+          <w:rFonts w:ascii="Bookman Old Style" w:hAnsi="Bookman Old Style"/>
+          <w:sz w:val="22"/>
+          <w:szCs w:val="22"/>
+        </w:rPr>
+      </w:pPr>
+      <w:r>
+        <w:rPr>
+          <w:rFonts w:ascii="Bookman Old Style" w:hAnsi="Bookman Old Style"/>
+          <w:sz w:val="22"/>
+          <w:szCs w:val="22"/>
+        </w:rPr>
+        <w:tab/>
+      </w:r>
+      <w:r>
+        <w:rPr>
+          <w:rFonts w:ascii="Bookman Old Style" w:hAnsi="Bookman Old Style"/>
+          <w:sz w:val="22"/>
+          <w:szCs w:val="22"/>
+        </w:rPr>
+        <w:t>KEPALA BADAN</w:t>
+      </w:r>
+      <w:r>
+        <w:rPr>
+          <w:rFonts w:ascii="Bookman Old Style" w:hAnsi="Bookman Old Style"/>
+          <w:sz w:val="22"/>
+          <w:szCs w:val="22"/>
+        </w:rPr>
+        <w:t>,</w:t>
+      </w:r>
+    </w:p>
+    <w:p>
+      <w:pPr>
+        <w:tabs>
+          <w:tab w:val="left" w:pos="5400"/>
+        </w:tabs>
+        <w:ind w:left="-284" w:firstLine="568"/>
+        <w:jc w:val="both"/>
+        <w:outlineLvl w:val="0"/>
+        <w:rPr>
+          <w:rFonts w:ascii="Bookman Old Style" w:hAnsi="Bookman Old Style"/>
+          <w:sz w:val="22"/>
+          <w:szCs w:val="22"/>
+        </w:rPr>
+      </w:pPr>
+    </w:p>
+    <w:p>
+      <w:pPr>
+        <w:tabs>
+          <w:tab w:val="left" w:pos="5954"/>
+        </w:tabs>
+        <w:ind w:left="-284" w:right="-329" w:firstLine="568"/>
+        <w:jc w:val="both"/>
+        <w:outlineLvl w:val="0"/>
+        <w:rPr>
+          <w:rFonts w:ascii="Bookman Old Style" w:hAnsi="Bookman Old Style"/>
+          <w:sz w:val="22"/>
+          <w:szCs w:val="22"/>
+          <w:lang w:val="en-US"/>
+        </w:rPr>
+      </w:pPr>
+      <w:r>
+        <w:rPr>
+          <w:rFonts w:ascii="Bookman Old Style" w:hAnsi="Bookman Old Style"/>
+          <w:sz w:val="22"/>
+          <w:szCs w:val="22"/>
+          <w:lang w:val="en-US"/>
+        </w:rPr>
+        <w:t xml:space="preserve">                                          </w:t>
+      </w:r>
+      <w:r>
+        <w:rPr>
+          <w:rFonts w:ascii="Bookman Old Style" w:hAnsi="Bookman Old Style"/>
+          <w:sz w:val="22"/>
+          <w:szCs w:val="22"/>
+          <w:lang w:val="en-US"/>
+        </w:rPr>
+        <w:t xml:space="preserve">         </w:t>
       </w:r>
       <w:bookmarkStart w:id="0" w:name="_GoBack"/>
       <w:bookmarkEnd w:id="0"/>
+      <w:r>
+        <w:rPr>
+          <w:rFonts w:ascii="Bookman Old Style" w:hAnsi="Bookman Old Style"/>
+          <w:sz w:val="22"/>
+          <w:szCs w:val="22"/>
+          <w:lang w:val="en-US"/>
+        </w:rPr>
+        <w:t>${</w:t>
+      </w:r>
+      <w:proofErr w:type="spellStart"/>
+      <w:r>
+        <w:rPr>
+          <w:rFonts w:ascii="Bookman Old Style" w:hAnsi="Bookman Old Style"/>
+          <w:sz w:val="22"/>
+          <w:szCs w:val="22"/>
+          <w:lang w:val="en-US"/>
+        </w:rPr>
+        <w:t>qrcode</w:t>
+      </w:r>
+      <w:proofErr w:type="spellEnd"/>
+      <w:r>
+        <w:rPr>
+          <w:rFonts w:ascii="Bookman Old Style" w:hAnsi="Bookman Old Style"/>
+          <w:sz w:val="22"/>
+          <w:szCs w:val="22"/>
+          <w:lang w:val="en-US"/>
+        </w:rPr>
+        <w:t>}</w:t>
+      </w:r>
+    </w:p>
+    <w:p>
+      <w:pPr>
+        <w:tabs>
+          <w:tab w:val="left" w:pos="5954"/>
+        </w:tabs>
+        <w:ind w:left="-284" w:firstLine="568"/>
+        <w:jc w:val="both"/>
+        <w:outlineLvl w:val="0"/>
+        <w:rPr>
+          <w:rFonts w:ascii="Bookman Old Style" w:hAnsi="Bookman Old Style"/>
+          <w:sz w:val="22"/>
+          <w:szCs w:val="22"/>
+          <w:lang w:val="en-US"/>
+        </w:rPr>
+      </w:pPr>
+      <w:r>
+        <w:rPr>
+          <w:rFonts w:ascii="Bookman Old Style" w:hAnsi="Bookman Old Style"/>
+          <w:sz w:val="22"/>
+          <w:szCs w:val="22"/>
+          <w:lang w:val="en-US"/>
+        </w:rPr>
+        <w:t xml:space="preserve"> </w:t>
+      </w:r>
+      <w:r>
+        <w:rPr>
+          <w:rFonts w:ascii="Bookman Old Style" w:hAnsi="Bookman Old Style"/>
+          <w:sz w:val="22"/>
+          <w:szCs w:val="22"/>
+          <w:lang w:val="en-US"/>
+        </w:rPr>
+        <w:t xml:space="preserve">                                                             </w:t>
+      </w:r>
+    </w:p>
+    <w:p>
+      <w:pPr>
+        <w:tabs>
+          <w:tab w:val="left" w:pos="5954"/>
+        </w:tabs>
+        <w:ind w:left="-284" w:firstLine="568"/>
+        <w:jc w:val="both"/>
+        <w:outlineLvl w:val="0"/>
+        <w:rPr>
+          <w:rFonts w:ascii="Bookman Old Style" w:hAnsi="Bookman Old Style"/>
+          <w:sz w:val="22"/>
+          <w:szCs w:val="22"/>
+        </w:rPr>
+      </w:pPr>
+      <w:r>
+        <w:rPr>
+          <w:rFonts w:ascii="Bookman Old Style" w:hAnsi="Bookman Old Style"/>
+          <w:sz w:val="22"/>
+          <w:szCs w:val="22"/>
+        </w:rPr>
+        <w:tab/>
+      </w:r>
+    </w:p>
+    <w:p>
+      <w:pPr>
+        <w:pStyle w:val="NoSpacing"/>
+        <w:tabs>
+          <w:tab w:val="left" w:pos="5400"/>
+        </w:tabs>
+        <w:ind w:right="-279"/>
+        <w:rPr>
+          <w:rFonts w:ascii="Bookman Old Style" w:hAnsi="Bookman Old Style" w:cs="Times New Roman"/>
+          <w:b/>
+          <w:u w:val="single"/>
+        </w:rPr>
+      </w:pPr>
+      <w:r>
+        <w:rPr>
+          <w:rFonts w:ascii="Bookman Old Style" w:hAnsi="Bookman Old Style" w:cs="Times New Roman"/>
+        </w:rPr>
+        <w:tab/>
+      </w:r>
+      <w:r>
+        <w:rPr>
+          <w:rFonts w:ascii="Bookman Old Style" w:hAnsi="Bookman Old Style" w:cs="Times New Roman"/>
+          <w:b/>
+          <w:u w:val="single"/>
+        </w:rPr>
+        <w:t>GUNTUR HAFID, S.Pd., M.Si</w:t>
+      </w:r>
+    </w:p>
+    <w:p>
+      <w:pPr>
+        <w:pStyle w:val="NoSpacing"/>
+        <w:tabs>
+          <w:tab w:val="left" w:pos="5400"/>
+        </w:tabs>
+        <w:rPr>
+          <w:rFonts w:ascii="Bookman Old Style" w:hAnsi="Bookman Old Style" w:cs="Times New Roman"/>
+          <w:b/>
+          <w:u w:val="single"/>
+        </w:rPr>
+      </w:pPr>
+      <w:r>
+        <w:rPr>
+          <w:rFonts w:ascii="Bookman Old Style" w:hAnsi="Bookman Old Style" w:cs="Times New Roman"/>
+          <w:b/>
+        </w:rPr>
+        <w:tab/>
+      </w:r>
+      <w:r>
+        <w:rPr>
+          <w:rFonts w:ascii="Bookman Old Style" w:hAnsi="Bookman Old Style" w:cs="Times New Roman"/>
+        </w:rPr>
+        <w:t>Pkt  : Pembina</w:t>
+      </w:r>
+      <w:r>
+        <w:rPr>
+          <w:rFonts w:ascii="Bookman Old Style" w:hAnsi="Bookman Old Style" w:cs="Times New Roman"/>
+          <w:lang w:val="en-US"/>
+        </w:rPr>
+        <w:t xml:space="preserve"> </w:t>
+      </w:r>
+      <w:r>
+        <w:rPr>
+          <w:rFonts w:ascii="Bookman Old Style" w:hAnsi="Bookman Old Style" w:cs="Times New Roman"/>
+        </w:rPr>
+        <w:t>Utama Muda</w:t>
+      </w:r>
+    </w:p>
+    <w:p>
+      <w:pPr>
+        <w:pStyle w:val="NoSpacing"/>
+        <w:tabs>
+          <w:tab w:val="left" w:pos="5400"/>
+        </w:tabs>
+        <w:rPr>
+          <w:rFonts w:ascii="Bookman Old Style" w:hAnsi="Bookman Old Style" w:cs="Times New Roman"/>
+          <w:b/>
+          <w:u w:val="single"/>
+        </w:rPr>
+      </w:pPr>
+      <w:r>
+        <w:rPr>
+          <w:rFonts w:ascii="Bookman Old Style" w:hAnsi="Bookman Old Style" w:cs="Times New Roman"/>
+          <w:b/>
+        </w:rPr>
+        <w:tab/>
+      </w:r>
+      <w:r>
+        <w:rPr>
+          <w:rFonts w:ascii="Bookman Old Style" w:hAnsi="Bookman Old Style" w:cs="Times New Roman"/>
+        </w:rPr>
+        <w:t xml:space="preserve">NIP : </w:t>
+      </w:r>
+      <w:r>
+        <w:rPr>
+          <w:rFonts w:ascii="Bookman Old Style" w:hAnsi="Bookman Old Style" w:cs="Times New Roman"/>
+        </w:rPr>
+        <w:t>19710502 199208 1 001</w:t>
+      </w:r>
+    </w:p>
+    <w:p>
+      <w:pPr>
+        <w:pStyle w:val="NoSpacing"/>
+        <w:tabs>
+          <w:tab w:val="left" w:pos="3969"/>
+        </w:tabs>
+        <w:rPr>
+          <w:rFonts w:ascii="Bookman Old Style" w:hAnsi="Bookman Old Style" w:cs="Times New Roman"/>
+          <w:sz w:val="18"/>
+          <w:u w:val="single"/>
+        </w:rPr>
+      </w:pPr>
+    </w:p>
+    <w:p>
+      <w:pPr>
+        <w:pStyle w:val="NoSpacing"/>
+        <w:tabs>
+          <w:tab w:val="left" w:pos="3969"/>
+        </w:tabs>
+        <w:rPr>
+          <w:rFonts w:ascii="Bookman Old Style" w:hAnsi="Bookman Old Style" w:cs="Times New Roman"/>
+          <w:sz w:val="18"/>
+          <w:u w:val="single"/>
+        </w:rPr>
+      </w:pPr>
+    </w:p>
+    <w:p>
+      <w:pPr>
+        <w:pStyle w:val="NoSpacing"/>
+        <w:tabs>
+          <w:tab w:val="left" w:pos="3969"/>
+        </w:tabs>
+        <w:rPr>
+          <w:rFonts w:ascii="Bookman Old Style" w:hAnsi="Bookman Old Style" w:cs="Times New Roman"/>
+          <w:b/>
+          <w:sz w:val="18"/>
+          <w:u w:val="single"/>
+        </w:rPr>
+      </w:pPr>
+      <w:r>
+        <w:rPr>
+          <w:rFonts w:ascii="Bookman Old Style" w:hAnsi="Bookman Old Style" w:cs="Times New Roman"/>
+          <w:b/>
+          <w:sz w:val="18"/>
+          <w:u w:val="single"/>
+        </w:rPr>
+        <w:t>Tem</w:t>
+      </w:r>
+      <w:r>
+        <w:rPr>
+          <w:rFonts w:ascii="Bookman Old Style" w:hAnsi="Bookman Old Style" w:cs="Times New Roman"/>
+          <w:b/>
+          <w:sz w:val="18"/>
+          <w:u w:val="single"/>
+        </w:rPr>
+        <w:t>busan :</w:t>
+      </w:r>
+    </w:p>
+    <w:p>
+      <w:pPr>
+        <w:pStyle w:val="NoSpacing"/>
+        <w:numPr>
+          <w:ilvl w:val="0"/>
+          <w:numId w:val="1"/>
+        </w:numPr>
+        <w:tabs>
+          <w:tab w:val="left" w:pos="3969"/>
+        </w:tabs>
+        <w:ind w:left="284" w:hanging="284"/>
+        <w:rPr>
+          <w:rFonts w:ascii="Bookman Old Style" w:hAnsi="Bookman Old Style" w:cs="Times New Roman"/>
+          <w:sz w:val="18"/>
+        </w:rPr>
+      </w:pPr>
+      <w:r>
+        <w:rPr>
+          <w:rFonts w:ascii="Bookman Old Style" w:hAnsi="Bookman Old Style" w:cs="Times New Roman"/>
+          <w:sz w:val="18"/>
+        </w:rPr>
+        <w:t>Bupati Luwu Timur di Malili;</w:t>
+      </w:r>
+    </w:p>
+    <w:p>
+      <w:pPr>
+        <w:pStyle w:val="NoSpacing"/>
+        <w:numPr>
+          <w:ilvl w:val="0"/>
+          <w:numId w:val="1"/>
+        </w:numPr>
+        <w:tabs>
+          <w:tab w:val="left" w:pos="3969"/>
+        </w:tabs>
+        <w:ind w:left="284" w:hanging="284"/>
+        <w:rPr>
+          <w:rFonts w:ascii="Bookman Old Style" w:hAnsi="Bookman Old Style" w:cs="Times New Roman"/>
+          <w:sz w:val="18"/>
+        </w:rPr>
+      </w:pPr>
+      <w:r>
+        <w:rPr>
+          <w:rFonts w:ascii="Bookman Old Style" w:hAnsi="Bookman Old Style" w:cs="Times New Roman"/>
+          <w:sz w:val="18"/>
+        </w:rPr>
+        <w:t>Wakil Bupati Luwu Timur di Malili;</w:t>
+      </w:r>
+    </w:p>
+    <w:p>
+      <w:pPr>
+        <w:pStyle w:val="NoSpacing"/>
+        <w:numPr>
+          <w:ilvl w:val="0"/>
+          <w:numId w:val="1"/>
+        </w:numPr>
+        <w:tabs>
+          <w:tab w:val="left" w:pos="3969"/>
+        </w:tabs>
+        <w:ind w:left="284" w:hanging="284"/>
+        <w:rPr>
+          <w:rFonts w:ascii="Bookman Old Style" w:hAnsi="Bookman Old Style" w:cs="Times New Roman"/>
+          <w:sz w:val="18"/>
+        </w:rPr>
+      </w:pPr>
+      <w:r>
+        <w:rPr>
+          <w:rFonts w:ascii="Bookman Old Style" w:hAnsi="Bookman Old Style" w:cs="Times New Roman"/>
+          <w:sz w:val="18"/>
+        </w:rPr>
+        <w:t>Ketua DPRD Luwu Timur di Malili;</w:t>
+      </w:r>
+    </w:p>
+    <w:p>
+      <w:pPr>
+        <w:pStyle w:val="NoSpacing"/>
+        <w:numPr>
+          <w:ilvl w:val="0"/>
+          <w:numId w:val="1"/>
+        </w:numPr>
+        <w:tabs>
+          <w:tab w:val="left" w:pos="3969"/>
+        </w:tabs>
+        <w:ind w:left="284" w:hanging="284"/>
+        <w:rPr>
+          <w:rFonts w:ascii="Bookman Old Style" w:hAnsi="Bookman Old Style" w:cs="Times New Roman"/>
+          <w:sz w:val="18"/>
+        </w:rPr>
+      </w:pPr>
+      <w:r>
+        <w:rPr>
+          <w:rFonts w:ascii="Bookman Old Style" w:hAnsi="Bookman Old Style" w:cs="Times New Roman"/>
+          <w:sz w:val="18"/>
+        </w:rPr>
+        <w:t>Kepala Kejaksaan Negeri Malili di Malili;</w:t>
+      </w:r>
+    </w:p>
+    <w:p>
+      <w:pPr>
+        <w:pStyle w:val="NoSpacing"/>
+        <w:numPr>
+          <w:ilvl w:val="0"/>
+          <w:numId w:val="1"/>
+        </w:numPr>
+        <w:tabs>
+          <w:tab w:val="left" w:pos="3969"/>
+        </w:tabs>
+        <w:ind w:left="284" w:hanging="284"/>
+        <w:rPr>
+          <w:rFonts w:ascii="Bookman Old Style" w:hAnsi="Bookman Old Style" w:cs="Times New Roman"/>
+          <w:sz w:val="18"/>
+        </w:rPr>
+      </w:pPr>
+      <w:r>
+        <w:rPr>
+          <w:rFonts w:ascii="Bookman Old Style" w:hAnsi="Bookman Old Style" w:cs="Times New Roman"/>
+          <w:sz w:val="18"/>
+        </w:rPr>
+        <w:t xml:space="preserve">Kepala </w:t>
+      </w:r>
+      <w:r>
+        <w:rPr>
+          <w:rFonts w:ascii="Bookman Old Style" w:hAnsi="Bookman Old Style" w:cs="Times New Roman"/>
+          <w:sz w:val="18"/>
+        </w:rPr>
+        <w:t xml:space="preserve"> </w:t>
+      </w:r>
+      <w:r>
+        <w:rPr>
+          <w:rFonts w:ascii="Bookman Old Style" w:hAnsi="Bookman Old Style" w:cs="Times New Roman"/>
+          <w:sz w:val="18"/>
+        </w:rPr>
+        <w:t xml:space="preserve">Dinas </w:t>
+      </w:r>
+      <w:r>
+        <w:rPr>
+          <w:rFonts w:ascii="Bookman Old Style" w:hAnsi="Bookman Old Style" w:cs="Times New Roman"/>
+          <w:sz w:val="18"/>
+        </w:rPr>
+        <w:t xml:space="preserve"> </w:t>
+      </w:r>
+      <w:proofErr w:type="spellStart"/>
+      <w:r>
+        <w:rPr>
+          <w:rFonts w:ascii="Bookman Old Style" w:hAnsi="Bookman Old Style" w:cs="Times New Roman"/>
+          <w:sz w:val="18"/>
+          <w:lang w:val="en-US"/>
+        </w:rPr>
+        <w:t>Perikanan</w:t>
+      </w:r>
+      <w:proofErr w:type="spellEnd"/>
+      <w:r>
+        <w:rPr>
+          <w:rFonts w:ascii="Bookman Old Style" w:hAnsi="Bookman Old Style" w:cs="Times New Roman"/>
+          <w:sz w:val="18"/>
+          <w:lang w:val="en-US"/>
+        </w:rPr>
+        <w:t xml:space="preserve"> </w:t>
+      </w:r>
+      <w:r>
+        <w:rPr>
+          <w:rFonts w:ascii="Bookman Old Style" w:hAnsi="Bookman Old Style" w:cs="Times New Roman"/>
+          <w:sz w:val="18"/>
+        </w:rPr>
+        <w:t>Kab.</w:t>
+      </w:r>
+      <w:r>
+        <w:rPr>
+          <w:rFonts w:ascii="Bookman Old Style" w:hAnsi="Bookman Old Style" w:cs="Times New Roman"/>
+          <w:sz w:val="18"/>
+        </w:rPr>
+        <w:t xml:space="preserve"> </w:t>
+      </w:r>
+      <w:r>
+        <w:rPr>
+          <w:rFonts w:ascii="Bookman Old Style" w:hAnsi="Bookman Old Style" w:cs="Times New Roman"/>
+          <w:sz w:val="18"/>
+        </w:rPr>
+        <w:t>Luwu Timur</w:t>
+      </w:r>
+      <w:r>
+        <w:rPr>
+          <w:rFonts w:ascii="Bookman Old Style" w:hAnsi="Bookman Old Style" w:cs="Times New Roman"/>
+          <w:sz w:val="18"/>
+        </w:rPr>
+        <w:t xml:space="preserve"> di Malili</w:t>
+      </w:r>
+      <w:r>
+        <w:rPr>
+          <w:rFonts w:ascii="Bookman Old Style" w:hAnsi="Bookman Old Style" w:cs="Times New Roman"/>
+          <w:sz w:val="18"/>
+          <w:lang w:val="en-US"/>
+        </w:rPr>
+        <w:t>;</w:t>
+      </w:r>
+    </w:p>
+    <w:p>
+      <w:pPr>
+        <w:pStyle w:val="NoSpacing"/>
+        <w:numPr>
+          <w:ilvl w:val="0"/>
+          <w:numId w:val="1"/>
+        </w:numPr>
+        <w:tabs>
+          <w:tab w:val="left" w:pos="3969"/>
+        </w:tabs>
+        <w:spacing w:after="240"/>
+        <w:ind w:left="284" w:hanging="284"/>
+        <w:rPr>
+          <w:rFonts w:ascii="Bookman Old Style" w:hAnsi="Bookman Old Style" w:cs="Times New Roman"/>
+          <w:sz w:val="18"/>
+        </w:rPr>
+      </w:pPr>
+      <w:r>
+        <w:rPr>
+          <w:rFonts w:ascii="Bookman Old Style" w:hAnsi="Bookman Old Style" w:cs="Times New Roman"/>
+          <w:sz w:val="18"/>
+        </w:rPr>
+        <w:t xml:space="preserve">Camat </w:t>
+      </w:r>
+      <w:proofErr w:type="spellStart"/>
+      <w:r>
+        <w:rPr>
+          <w:rFonts w:ascii="Bookman Old Style" w:hAnsi="Bookman Old Style" w:cs="Times New Roman"/>
+          <w:sz w:val="18"/>
+          <w:lang w:val="en-US"/>
+        </w:rPr>
+        <w:t>Wotu</w:t>
+      </w:r>
+      <w:proofErr w:type="spellEnd"/>
+      <w:r>
+        <w:rPr>
+          <w:rFonts w:ascii="Bookman Old Style" w:hAnsi="Bookman Old Style" w:cs="Times New Roman"/>
+          <w:sz w:val="18"/>
+        </w:rPr>
+        <w:t xml:space="preserve"> </w:t>
+      </w:r>
+      <w:r>
+        <w:rPr>
+          <w:rFonts w:ascii="Bookman Old Style" w:hAnsi="Bookman Old Style" w:cs="Times New Roman"/>
+          <w:sz w:val="18"/>
+        </w:rPr>
+        <w:t>di</w:t>
+      </w:r>
+      <w:r>
+        <w:rPr>
+          <w:rFonts w:ascii="Bookman Old Style" w:hAnsi="Bookman Old Style" w:cs="Times New Roman"/>
+          <w:sz w:val="18"/>
+        </w:rPr>
+        <w:t xml:space="preserve"> </w:t>
+      </w:r>
+      <w:proofErr w:type="spellStart"/>
+      <w:r>
+        <w:rPr>
+          <w:rFonts w:ascii="Bookman Old Style" w:hAnsi="Bookman Old Style" w:cs="Times New Roman"/>
+          <w:sz w:val="18"/>
+          <w:lang w:val="en-US"/>
+        </w:rPr>
+        <w:t>Wotu</w:t>
+      </w:r>
+      <w:proofErr w:type="spellEnd"/>
+      <w:r>
+        <w:rPr>
+          <w:rFonts w:ascii="Bookman Old Style" w:hAnsi="Bookman Old Style" w:cs="Times New Roman"/>
+          <w:sz w:val="18"/>
+        </w:rPr>
+        <w:t>.</w:t>
+      </w:r>
+    </w:p>
+    <w:p>
+      <w:pPr>
+        <w:pStyle w:val="NoSpacing"/>
+        <w:tabs>
+          <w:tab w:val="left" w:pos="993"/>
+          <w:tab w:val="left" w:pos="3969"/>
+        </w:tabs>
+        <w:rPr>
+          <w:rFonts w:ascii="Bookman Old Style" w:hAnsi="Bookman Old Style" w:cs="Times New Roman"/>
+          <w:b/>
+          <w:i/>
+          <w:sz w:val="18"/>
+        </w:rPr>
+      </w:pPr>
+    </w:p>
+    <w:p>
+      <w:pPr>
+        <w:pStyle w:val="NoSpacing"/>
+        <w:tabs>
+          <w:tab w:val="left" w:pos="993"/>
+          <w:tab w:val="left" w:pos="3969"/>
+        </w:tabs>
+        <w:ind w:left="-76"/>
+        <w:rPr>
+          <w:rFonts w:ascii="Bookman Old Style" w:hAnsi="Bookman Old Style" w:cs="Times New Roman"/>
+          <w:b/>
+          <w:i/>
+          <w:sz w:val="18"/>
+        </w:rPr>
+      </w:pPr>
     </w:p>
     <w:sectPr>
-      <w:pgSz w:w="11906" w:h="16838"/>
-      <w:pgMar w:top="1440" w:right="1440" w:bottom="1440" w:left="1440" w:header="708" w:footer="708" w:gutter="0"/>
+      <w:headerReference w:type="even" r:id="rId9"/>
+      <w:headerReference w:type="default" r:id="rId10"/>
+      <w:footerReference w:type="even" r:id="rId11"/>
+      <w:footerReference w:type="default" r:id="rId12"/>
+      <w:headerReference w:type="first" r:id="rId13"/>
+      <w:footerReference w:type="first" r:id="rId14"/>
+      <w:pgSz w:w="12191" w:h="18711" w:code="124"/>
+      <w:pgMar w:top="992" w:right="1134" w:bottom="992" w:left="1440" w:header="709" w:footer="709" w:gutter="0"/>
       <w:cols w:space="708"/>
       <w:docGrid w:linePitch="360"/>
     </w:sectPr>
@@ -50,24 +2314,401 @@
 </w:document>
 </file>
 
+<file path=word/endnotes.xml><?xml version="1.0" encoding="utf-8"?>
+<w:endnotes xmlns:wpc="http://schemas.microsoft.com/office/word/2010/wordprocessingCanvas" xmlns:mc="http://schemas.openxmlformats.org/markup-compatibility/2006" xmlns:o="urn:schemas-microsoft-com:office:office" xmlns:r="http://schemas.openxmlformats.org/officeDocument/2006/relationships" xmlns:m="http://schemas.openxmlformats.org/officeDocument/2006/math" xmlns:v="urn:schemas-microsoft-com:vml" xmlns:wp14="http://schemas.microsoft.com/office/word/2010/wordprocessingDrawing" xmlns:wp="http://schemas.openxmlformats.org/drawingml/2006/wordprocessingDrawing" xmlns:w10="urn:schemas-microsoft-com:office:word" xmlns:w="http://schemas.openxmlformats.org/wordprocessingml/2006/main" xmlns:w14="http://schemas.microsoft.com/office/word/2010/wordml" xmlns:w15="http://schemas.microsoft.com/office/word/2012/wordml" xmlns:wpg="http://schemas.microsoft.com/office/word/2010/wordprocessingGroup" xmlns:wpi="http://schemas.microsoft.com/office/word/2010/wordprocessingInk" xmlns:wne="http://schemas.microsoft.com/office/word/2006/wordml" xmlns:wps="http://schemas.microsoft.com/office/word/2010/wordprocessingShape" mc:Ignorable="w14 w15 wp14">
+  <w:endnote w:type="separator" w:id="-1">
+    <w:p>
+      <w:r>
+        <w:separator/>
+      </w:r>
+    </w:p>
+  </w:endnote>
+  <w:endnote w:type="continuationSeparator" w:id="0">
+    <w:p>
+      <w:r>
+        <w:continuationSeparator/>
+      </w:r>
+    </w:p>
+  </w:endnote>
+</w:endnotes>
+</file>
+
+<file path=word/footer1.xml><?xml version="1.0" encoding="utf-8"?>
+<w:ftr xmlns:wpc="http://schemas.microsoft.com/office/word/2010/wordprocessingCanvas" xmlns:mc="http://schemas.openxmlformats.org/markup-compatibility/2006" xmlns:o="urn:schemas-microsoft-com:office:office" xmlns:r="http://schemas.openxmlformats.org/officeDocument/2006/relationships" xmlns:m="http://schemas.openxmlformats.org/officeDocument/2006/math" xmlns:v="urn:schemas-microsoft-com:vml" xmlns:wp14="http://schemas.microsoft.com/office/word/2010/wordprocessingDrawing" xmlns:wp="http://schemas.openxmlformats.org/drawingml/2006/wordprocessingDrawing" xmlns:w10="urn:schemas-microsoft-com:office:word" xmlns:w="http://schemas.openxmlformats.org/wordprocessingml/2006/main" xmlns:w14="http://schemas.microsoft.com/office/word/2010/wordml" xmlns:w15="http://schemas.microsoft.com/office/word/2012/wordml" xmlns:wpg="http://schemas.microsoft.com/office/word/2010/wordprocessingGroup" xmlns:wpi="http://schemas.microsoft.com/office/word/2010/wordprocessingInk" xmlns:wne="http://schemas.microsoft.com/office/word/2006/wordml" xmlns:wps="http://schemas.microsoft.com/office/word/2010/wordprocessingShape" mc:Ignorable="w14 w15 wp14">
+  <w:p>
+    <w:pPr>
+      <w:pStyle w:val="Footer"/>
+    </w:pPr>
+  </w:p>
+</w:ftr>
+</file>
+
+<file path=word/footer2.xml><?xml version="1.0" encoding="utf-8"?>
+<w:ftr xmlns:wpc="http://schemas.microsoft.com/office/word/2010/wordprocessingCanvas" xmlns:mc="http://schemas.openxmlformats.org/markup-compatibility/2006" xmlns:o="urn:schemas-microsoft-com:office:office" xmlns:r="http://schemas.openxmlformats.org/officeDocument/2006/relationships" xmlns:m="http://schemas.openxmlformats.org/officeDocument/2006/math" xmlns:v="urn:schemas-microsoft-com:vml" xmlns:wp14="http://schemas.microsoft.com/office/word/2010/wordprocessingDrawing" xmlns:wp="http://schemas.openxmlformats.org/drawingml/2006/wordprocessingDrawing" xmlns:w10="urn:schemas-microsoft-com:office:word" xmlns:w="http://schemas.openxmlformats.org/wordprocessingml/2006/main" xmlns:w14="http://schemas.microsoft.com/office/word/2010/wordml" xmlns:w15="http://schemas.microsoft.com/office/word/2012/wordml" xmlns:wpg="http://schemas.microsoft.com/office/word/2010/wordprocessingGroup" xmlns:wpi="http://schemas.microsoft.com/office/word/2010/wordprocessingInk" xmlns:wne="http://schemas.microsoft.com/office/word/2006/wordml" xmlns:wps="http://schemas.microsoft.com/office/word/2010/wordprocessingShape" mc:Ignorable="w14 w15 wp14">
+  <w:p>
+    <w:pPr>
+      <w:pStyle w:val="Footer"/>
+    </w:pPr>
+  </w:p>
+</w:ftr>
+</file>
+
+<file path=word/footer3.xml><?xml version="1.0" encoding="utf-8"?>
+<w:ftr xmlns:wpc="http://schemas.microsoft.com/office/word/2010/wordprocessingCanvas" xmlns:mc="http://schemas.openxmlformats.org/markup-compatibility/2006" xmlns:o="urn:schemas-microsoft-com:office:office" xmlns:r="http://schemas.openxmlformats.org/officeDocument/2006/relationships" xmlns:m="http://schemas.openxmlformats.org/officeDocument/2006/math" xmlns:v="urn:schemas-microsoft-com:vml" xmlns:wp14="http://schemas.microsoft.com/office/word/2010/wordprocessingDrawing" xmlns:wp="http://schemas.openxmlformats.org/drawingml/2006/wordprocessingDrawing" xmlns:w10="urn:schemas-microsoft-com:office:word" xmlns:w="http://schemas.openxmlformats.org/wordprocessingml/2006/main" xmlns:w14="http://schemas.microsoft.com/office/word/2010/wordml" xmlns:w15="http://schemas.microsoft.com/office/word/2012/wordml" xmlns:wpg="http://schemas.microsoft.com/office/word/2010/wordprocessingGroup" xmlns:wpi="http://schemas.microsoft.com/office/word/2010/wordprocessingInk" xmlns:wne="http://schemas.microsoft.com/office/word/2006/wordml" xmlns:wps="http://schemas.microsoft.com/office/word/2010/wordprocessingShape" mc:Ignorable="w14 w15 wp14">
+  <w:p>
+    <w:pPr>
+      <w:pStyle w:val="Footer"/>
+    </w:pPr>
+  </w:p>
+</w:ftr>
+</file>
+
+<file path=word/footnotes.xml><?xml version="1.0" encoding="utf-8"?>
+<w:footnotes xmlns:wpc="http://schemas.microsoft.com/office/word/2010/wordprocessingCanvas" xmlns:mc="http://schemas.openxmlformats.org/markup-compatibility/2006" xmlns:o="urn:schemas-microsoft-com:office:office" xmlns:r="http://schemas.openxmlformats.org/officeDocument/2006/relationships" xmlns:m="http://schemas.openxmlformats.org/officeDocument/2006/math" xmlns:v="urn:schemas-microsoft-com:vml" xmlns:wp14="http://schemas.microsoft.com/office/word/2010/wordprocessingDrawing" xmlns:wp="http://schemas.openxmlformats.org/drawingml/2006/wordprocessingDrawing" xmlns:w10="urn:schemas-microsoft-com:office:word" xmlns:w="http://schemas.openxmlformats.org/wordprocessingml/2006/main" xmlns:w14="http://schemas.microsoft.com/office/word/2010/wordml" xmlns:w15="http://schemas.microsoft.com/office/word/2012/wordml" xmlns:wpg="http://schemas.microsoft.com/office/word/2010/wordprocessingGroup" xmlns:wpi="http://schemas.microsoft.com/office/word/2010/wordprocessingInk" xmlns:wne="http://schemas.microsoft.com/office/word/2006/wordml" xmlns:wps="http://schemas.microsoft.com/office/word/2010/wordprocessingShape" mc:Ignorable="w14 w15 wp14">
+  <w:footnote w:type="separator" w:id="-1">
+    <w:p>
+      <w:r>
+        <w:separator/>
+      </w:r>
+    </w:p>
+  </w:footnote>
+  <w:footnote w:type="continuationSeparator" w:id="0">
+    <w:p>
+      <w:r>
+        <w:continuationSeparator/>
+      </w:r>
+    </w:p>
+  </w:footnote>
+</w:footnotes>
+</file>
+
+<file path=word/header1.xml><?xml version="1.0" encoding="utf-8"?>
+<w:hdr xmlns:wpc="http://schemas.microsoft.com/office/word/2010/wordprocessingCanvas" xmlns:mc="http://schemas.openxmlformats.org/markup-compatibility/2006" xmlns:o="urn:schemas-microsoft-com:office:office" xmlns:r="http://schemas.openxmlformats.org/officeDocument/2006/relationships" xmlns:m="http://schemas.openxmlformats.org/officeDocument/2006/math" xmlns:v="urn:schemas-microsoft-com:vml" xmlns:wp14="http://schemas.microsoft.com/office/word/2010/wordprocessingDrawing" xmlns:wp="http://schemas.openxmlformats.org/drawingml/2006/wordprocessingDrawing" xmlns:w10="urn:schemas-microsoft-com:office:word" xmlns:w="http://schemas.openxmlformats.org/wordprocessingml/2006/main" xmlns:w14="http://schemas.microsoft.com/office/word/2010/wordml" xmlns:w15="http://schemas.microsoft.com/office/word/2012/wordml" xmlns:wpg="http://schemas.microsoft.com/office/word/2010/wordprocessingGroup" xmlns:wpi="http://schemas.microsoft.com/office/word/2010/wordprocessingInk" xmlns:wne="http://schemas.microsoft.com/office/word/2006/wordml" xmlns:wps="http://schemas.microsoft.com/office/word/2010/wordprocessingShape" mc:Ignorable="w14 w15 wp14">
+  <w:p>
+    <w:pPr>
+      <w:pStyle w:val="Header"/>
+    </w:pPr>
+    <w:r>
+      <w:rPr>
+        <w:noProof/>
+      </w:rPr>
+      <w:pict>
+        <v:shapetype id="_x0000_t75" coordsize="21600,21600" o:spt="75" o:preferrelative="t" path="m@4@5l@4@11@9@11@9@5xe" filled="f" stroked="f">
+          <v:stroke joinstyle="miter"/>
+          <v:formulas>
+            <v:f eqn="if lineDrawn pixelLineWidth 0"/>
+            <v:f eqn="sum @0 1 0"/>
+            <v:f eqn="sum 0 0 @1"/>
+            <v:f eqn="prod @2 1 2"/>
+            <v:f eqn="prod @3 21600 pixelWidth"/>
+            <v:f eqn="prod @3 21600 pixelHeight"/>
+            <v:f eqn="sum @0 0 1"/>
+            <v:f eqn="prod @6 1 2"/>
+            <v:f eqn="prod @7 21600 pixelWidth"/>
+            <v:f eqn="sum @8 21600 0"/>
+            <v:f eqn="prod @7 21600 pixelHeight"/>
+            <v:f eqn="sum @10 21600 0"/>
+          </v:formulas>
+          <v:path o:extrusionok="f" gradientshapeok="t" o:connecttype="rect"/>
+          <o:lock v:ext="edit" aspectratio="t"/>
+        </v:shapetype>
+        <v:shape id="WordPictureWatermark22395800" o:spid="_x0000_s2050" type="#_x0000_t75" style="position:absolute;margin-left:0;margin-top:0;width:480.8pt;height:589.75pt;z-index:-251657216;mso-position-horizontal:center;mso-position-horizontal-relative:margin;mso-position-vertical:center;mso-position-vertical-relative:margin" o:allowincell="f">
+          <v:imagedata r:id="rId1" o:title="images" gain="19661f" blacklevel="22938f"/>
+          <w10:wrap anchorx="margin" anchory="margin"/>
+        </v:shape>
+      </w:pict>
+    </w:r>
+  </w:p>
+</w:hdr>
+</file>
+
+<file path=word/header2.xml><?xml version="1.0" encoding="utf-8"?>
+<w:hdr xmlns:wpc="http://schemas.microsoft.com/office/word/2010/wordprocessingCanvas" xmlns:mc="http://schemas.openxmlformats.org/markup-compatibility/2006" xmlns:o="urn:schemas-microsoft-com:office:office" xmlns:r="http://schemas.openxmlformats.org/officeDocument/2006/relationships" xmlns:m="http://schemas.openxmlformats.org/officeDocument/2006/math" xmlns:v="urn:schemas-microsoft-com:vml" xmlns:wp14="http://schemas.microsoft.com/office/word/2010/wordprocessingDrawing" xmlns:wp="http://schemas.openxmlformats.org/drawingml/2006/wordprocessingDrawing" xmlns:w10="urn:schemas-microsoft-com:office:word" xmlns:w="http://schemas.openxmlformats.org/wordprocessingml/2006/main" xmlns:w14="http://schemas.microsoft.com/office/word/2010/wordml" xmlns:w15="http://schemas.microsoft.com/office/word/2012/wordml" xmlns:wpg="http://schemas.microsoft.com/office/word/2010/wordprocessingGroup" xmlns:wpi="http://schemas.microsoft.com/office/word/2010/wordprocessingInk" xmlns:wne="http://schemas.microsoft.com/office/word/2006/wordml" xmlns:wps="http://schemas.microsoft.com/office/word/2010/wordprocessingShape" mc:Ignorable="w14 w15 wp14">
+  <w:p>
+    <w:pPr>
+      <w:pStyle w:val="Header"/>
+    </w:pPr>
+    <w:r>
+      <w:rPr>
+        <w:noProof/>
+      </w:rPr>
+      <w:pict>
+        <v:shapetype id="_x0000_t75" coordsize="21600,21600" o:spt="75" o:preferrelative="t" path="m@4@5l@4@11@9@11@9@5xe" filled="f" stroked="f">
+          <v:stroke joinstyle="miter"/>
+          <v:formulas>
+            <v:f eqn="if lineDrawn pixelLineWidth 0"/>
+            <v:f eqn="sum @0 1 0"/>
+            <v:f eqn="sum 0 0 @1"/>
+            <v:f eqn="prod @2 1 2"/>
+            <v:f eqn="prod @3 21600 pixelWidth"/>
+            <v:f eqn="prod @3 21600 pixelHeight"/>
+            <v:f eqn="sum @0 0 1"/>
+            <v:f eqn="prod @6 1 2"/>
+            <v:f eqn="prod @7 21600 pixelWidth"/>
+            <v:f eqn="sum @8 21600 0"/>
+            <v:f eqn="prod @7 21600 pixelHeight"/>
+            <v:f eqn="sum @10 21600 0"/>
+          </v:formulas>
+          <v:path o:extrusionok="f" gradientshapeok="t" o:connecttype="rect"/>
+          <o:lock v:ext="edit" aspectratio="t"/>
+        </v:shapetype>
+        <v:shape id="WordPictureWatermark22395801" o:spid="_x0000_s2051" type="#_x0000_t75" style="position:absolute;margin-left:0;margin-top:0;width:480.8pt;height:589.75pt;z-index:-251656192;mso-position-horizontal:center;mso-position-horizontal-relative:margin;mso-position-vertical:center;mso-position-vertical-relative:margin" o:allowincell="f">
+          <v:imagedata r:id="rId1" o:title="images" gain="19661f" blacklevel="22938f"/>
+          <w10:wrap anchorx="margin" anchory="margin"/>
+        </v:shape>
+      </w:pict>
+    </w:r>
+  </w:p>
+</w:hdr>
+</file>
+
+<file path=word/header3.xml><?xml version="1.0" encoding="utf-8"?>
+<w:hdr xmlns:wpc="http://schemas.microsoft.com/office/word/2010/wordprocessingCanvas" xmlns:mc="http://schemas.openxmlformats.org/markup-compatibility/2006" xmlns:o="urn:schemas-microsoft-com:office:office" xmlns:r="http://schemas.openxmlformats.org/officeDocument/2006/relationships" xmlns:m="http://schemas.openxmlformats.org/officeDocument/2006/math" xmlns:v="urn:schemas-microsoft-com:vml" xmlns:wp14="http://schemas.microsoft.com/office/word/2010/wordprocessingDrawing" xmlns:wp="http://schemas.openxmlformats.org/drawingml/2006/wordprocessingDrawing" xmlns:w10="urn:schemas-microsoft-com:office:word" xmlns:w="http://schemas.openxmlformats.org/wordprocessingml/2006/main" xmlns:w14="http://schemas.microsoft.com/office/word/2010/wordml" xmlns:w15="http://schemas.microsoft.com/office/word/2012/wordml" xmlns:wpg="http://schemas.microsoft.com/office/word/2010/wordprocessingGroup" xmlns:wpi="http://schemas.microsoft.com/office/word/2010/wordprocessingInk" xmlns:wne="http://schemas.microsoft.com/office/word/2006/wordml" xmlns:wps="http://schemas.microsoft.com/office/word/2010/wordprocessingShape" mc:Ignorable="w14 w15 wp14">
+  <w:p>
+    <w:pPr>
+      <w:pStyle w:val="Header"/>
+    </w:pPr>
+    <w:r>
+      <w:rPr>
+        <w:noProof/>
+      </w:rPr>
+      <w:pict>
+        <v:shapetype id="_x0000_t75" coordsize="21600,21600" o:spt="75" o:preferrelative="t" path="m@4@5l@4@11@9@11@9@5xe" filled="f" stroked="f">
+          <v:stroke joinstyle="miter"/>
+          <v:formulas>
+            <v:f eqn="if lineDrawn pixelLineWidth 0"/>
+            <v:f eqn="sum @0 1 0"/>
+            <v:f eqn="sum 0 0 @1"/>
+            <v:f eqn="prod @2 1 2"/>
+            <v:f eqn="prod @3 21600 pixelWidth"/>
+            <v:f eqn="prod @3 21600 pixelHeight"/>
+            <v:f eqn="sum @0 0 1"/>
+            <v:f eqn="prod @6 1 2"/>
+            <v:f eqn="prod @7 21600 pixelWidth"/>
+            <v:f eqn="sum @8 21600 0"/>
+            <v:f eqn="prod @7 21600 pixelHeight"/>
+            <v:f eqn="sum @10 21600 0"/>
+          </v:formulas>
+          <v:path o:extrusionok="f" gradientshapeok="t" o:connecttype="rect"/>
+          <o:lock v:ext="edit" aspectratio="t"/>
+        </v:shapetype>
+        <v:shape id="WordPictureWatermark22395799" o:spid="_x0000_s2049" type="#_x0000_t75" style="position:absolute;margin-left:0;margin-top:0;width:480.8pt;height:589.75pt;z-index:-251658240;mso-position-horizontal:center;mso-position-horizontal-relative:margin;mso-position-vertical:center;mso-position-vertical-relative:margin" o:allowincell="f">
+          <v:imagedata r:id="rId1" o:title="images" gain="19661f" blacklevel="22938f"/>
+          <w10:wrap anchorx="margin" anchory="margin"/>
+        </v:shape>
+      </w:pict>
+    </w:r>
+  </w:p>
+</w:hdr>
+</file>
+
+<file path=word/numbering.xml><?xml version="1.0" encoding="utf-8"?>
+<w:numbering xmlns:wpc="http://schemas.microsoft.com/office/word/2010/wordprocessingCanvas" xmlns:mc="http://schemas.openxmlformats.org/markup-compatibility/2006" xmlns:o="urn:schemas-microsoft-com:office:office" xmlns:r="http://schemas.openxmlformats.org/officeDocument/2006/relationships" xmlns:m="http://schemas.openxmlformats.org/officeDocument/2006/math" xmlns:v="urn:schemas-microsoft-com:vml" xmlns:wp14="http://schemas.microsoft.com/office/word/2010/wordprocessingDrawing" xmlns:wp="http://schemas.openxmlformats.org/drawingml/2006/wordprocessingDrawing" xmlns:w10="urn:schemas-microsoft-com:office:word" xmlns:w="http://schemas.openxmlformats.org/wordprocessingml/2006/main" xmlns:w14="http://schemas.microsoft.com/office/word/2010/wordml" xmlns:w15="http://schemas.microsoft.com/office/word/2012/wordml" xmlns:wpg="http://schemas.microsoft.com/office/word/2010/wordprocessingGroup" xmlns:wpi="http://schemas.microsoft.com/office/word/2010/wordprocessingInk" xmlns:wne="http://schemas.microsoft.com/office/word/2006/wordml" xmlns:wps="http://schemas.microsoft.com/office/word/2010/wordprocessingShape" mc:Ignorable="w14 w15 wp14">
+  <w:abstractNum w:abstractNumId="0">
+    <w:nsid w:val="131F4FD4"/>
+    <w:multiLevelType w:val="hybridMultilevel"/>
+    <w:tmpl w:val="ECD89F3C"/>
+    <w:lvl w:ilvl="0" w:tplc="0421000F">
+      <w:start w:val="1"/>
+      <w:numFmt w:val="decimal"/>
+      <w:lvlText w:val="%1."/>
+      <w:lvlJc w:val="left"/>
+      <w:pPr>
+        <w:ind w:left="720" w:hanging="360"/>
+      </w:pPr>
+      <w:rPr>
+        <w:rFonts w:hint="default"/>
+      </w:rPr>
+    </w:lvl>
+    <w:lvl w:ilvl="1" w:tplc="04210019" w:tentative="1">
+      <w:start w:val="1"/>
+      <w:numFmt w:val="lowerLetter"/>
+      <w:lvlText w:val="%2."/>
+      <w:lvlJc w:val="left"/>
+      <w:pPr>
+        <w:ind w:left="1440" w:hanging="360"/>
+      </w:pPr>
+    </w:lvl>
+    <w:lvl w:ilvl="2" w:tplc="0421001B" w:tentative="1">
+      <w:start w:val="1"/>
+      <w:numFmt w:val="lowerRoman"/>
+      <w:lvlText w:val="%3."/>
+      <w:lvlJc w:val="right"/>
+      <w:pPr>
+        <w:ind w:left="2160" w:hanging="180"/>
+      </w:pPr>
+    </w:lvl>
+    <w:lvl w:ilvl="3" w:tplc="0421000F" w:tentative="1">
+      <w:start w:val="1"/>
+      <w:numFmt w:val="decimal"/>
+      <w:lvlText w:val="%4."/>
+      <w:lvlJc w:val="left"/>
+      <w:pPr>
+        <w:ind w:left="2880" w:hanging="360"/>
+      </w:pPr>
+    </w:lvl>
+    <w:lvl w:ilvl="4" w:tplc="04210019" w:tentative="1">
+      <w:start w:val="1"/>
+      <w:numFmt w:val="lowerLetter"/>
+      <w:lvlText w:val="%5."/>
+      <w:lvlJc w:val="left"/>
+      <w:pPr>
+        <w:ind w:left="3600" w:hanging="360"/>
+      </w:pPr>
+    </w:lvl>
+    <w:lvl w:ilvl="5" w:tplc="0421001B" w:tentative="1">
+      <w:start w:val="1"/>
+      <w:numFmt w:val="lowerRoman"/>
+      <w:lvlText w:val="%6."/>
+      <w:lvlJc w:val="right"/>
+      <w:pPr>
+        <w:ind w:left="4320" w:hanging="180"/>
+      </w:pPr>
+    </w:lvl>
+    <w:lvl w:ilvl="6" w:tplc="0421000F" w:tentative="1">
+      <w:start w:val="1"/>
+      <w:numFmt w:val="decimal"/>
+      <w:lvlText w:val="%7."/>
+      <w:lvlJc w:val="left"/>
+      <w:pPr>
+        <w:ind w:left="5040" w:hanging="360"/>
+      </w:pPr>
+    </w:lvl>
+    <w:lvl w:ilvl="7" w:tplc="04210019" w:tentative="1">
+      <w:start w:val="1"/>
+      <w:numFmt w:val="lowerLetter"/>
+      <w:lvlText w:val="%8."/>
+      <w:lvlJc w:val="left"/>
+      <w:pPr>
+        <w:ind w:left="5760" w:hanging="360"/>
+      </w:pPr>
+    </w:lvl>
+    <w:lvl w:ilvl="8" w:tplc="0421001B" w:tentative="1">
+      <w:start w:val="1"/>
+      <w:numFmt w:val="lowerRoman"/>
+      <w:lvlText w:val="%9."/>
+      <w:lvlJc w:val="right"/>
+      <w:pPr>
+        <w:ind w:left="6480" w:hanging="180"/>
+      </w:pPr>
+    </w:lvl>
+  </w:abstractNum>
+  <w:abstractNum w:abstractNumId="1">
+    <w:nsid w:val="324B3140"/>
+    <w:multiLevelType w:val="hybridMultilevel"/>
+    <w:tmpl w:val="DDD62004"/>
+    <w:lvl w:ilvl="0" w:tplc="67B04F7C">
+      <w:start w:val="1"/>
+      <w:numFmt w:val="decimal"/>
+      <w:lvlText w:val="%1."/>
+      <w:lvlJc w:val="left"/>
+      <w:pPr>
+        <w:ind w:left="76" w:hanging="360"/>
+      </w:pPr>
+      <w:rPr>
+        <w:rFonts w:hint="default"/>
+      </w:rPr>
+    </w:lvl>
+    <w:lvl w:ilvl="1" w:tplc="04210019" w:tentative="1">
+      <w:start w:val="1"/>
+      <w:numFmt w:val="lowerLetter"/>
+      <w:lvlText w:val="%2."/>
+      <w:lvlJc w:val="left"/>
+      <w:pPr>
+        <w:ind w:left="796" w:hanging="360"/>
+      </w:pPr>
+    </w:lvl>
+    <w:lvl w:ilvl="2" w:tplc="0421001B" w:tentative="1">
+      <w:start w:val="1"/>
+      <w:numFmt w:val="lowerRoman"/>
+      <w:lvlText w:val="%3."/>
+      <w:lvlJc w:val="right"/>
+      <w:pPr>
+        <w:ind w:left="1516" w:hanging="180"/>
+      </w:pPr>
+    </w:lvl>
+    <w:lvl w:ilvl="3" w:tplc="0421000F" w:tentative="1">
+      <w:start w:val="1"/>
+      <w:numFmt w:val="decimal"/>
+      <w:lvlText w:val="%4."/>
+      <w:lvlJc w:val="left"/>
+      <w:pPr>
+        <w:ind w:left="2236" w:hanging="360"/>
+      </w:pPr>
+    </w:lvl>
+    <w:lvl w:ilvl="4" w:tplc="04210019" w:tentative="1">
+      <w:start w:val="1"/>
+      <w:numFmt w:val="lowerLetter"/>
+      <w:lvlText w:val="%5."/>
+      <w:lvlJc w:val="left"/>
+      <w:pPr>
+        <w:ind w:left="2956" w:hanging="360"/>
+      </w:pPr>
+    </w:lvl>
+    <w:lvl w:ilvl="5" w:tplc="0421001B" w:tentative="1">
+      <w:start w:val="1"/>
+      <w:numFmt w:val="lowerRoman"/>
+      <w:lvlText w:val="%6."/>
+      <w:lvlJc w:val="right"/>
+      <w:pPr>
+        <w:ind w:left="3676" w:hanging="180"/>
+      </w:pPr>
+    </w:lvl>
+    <w:lvl w:ilvl="6" w:tplc="0421000F" w:tentative="1">
+      <w:start w:val="1"/>
+      <w:numFmt w:val="decimal"/>
+      <w:lvlText w:val="%7."/>
+      <w:lvlJc w:val="left"/>
+      <w:pPr>
+        <w:ind w:left="4396" w:hanging="360"/>
+      </w:pPr>
+    </w:lvl>
+    <w:lvl w:ilvl="7" w:tplc="04210019" w:tentative="1">
+      <w:start w:val="1"/>
+      <w:numFmt w:val="lowerLetter"/>
+      <w:lvlText w:val="%8."/>
+      <w:lvlJc w:val="left"/>
+      <w:pPr>
+        <w:ind w:left="5116" w:hanging="360"/>
+      </w:pPr>
+    </w:lvl>
+    <w:lvl w:ilvl="8" w:tplc="0421001B" w:tentative="1">
+      <w:start w:val="1"/>
+      <w:numFmt w:val="lowerRoman"/>
+      <w:lvlText w:val="%9."/>
+      <w:lvlJc w:val="right"/>
+      <w:pPr>
+        <w:ind w:left="5836" w:hanging="180"/>
+      </w:pPr>
+    </w:lvl>
+  </w:abstractNum>
+  <w:num w:numId="1">
+    <w:abstractNumId w:val="0"/>
+  </w:num>
+  <w:num w:numId="2">
+    <w:abstractNumId w:val="1"/>
+  </w:num>
+</w:numbering>
+</file>
+
 <file path=word/styles.xml><?xml version="1.0" encoding="utf-8"?>
-<w:styles xmlns:mc="http://schemas.openxmlformats.org/markup-compatibility/2006" xmlns:r="http://schemas.openxmlformats.org/officeDocument/2006/relationships" xmlns:w="http://schemas.openxmlformats.org/wordprocessingml/2006/main" xmlns:w14="http://schemas.microsoft.com/office/word/2010/wordml" xmlns:w15="http://schemas.microsoft.com/office/word/2012/wordml" xmlns:w16cid="http://schemas.microsoft.com/office/word/2016/wordml/cid" xmlns:w16se="http://schemas.microsoft.com/office/word/2015/wordml/symex" mc:Ignorable="w14 w15 w16se w16cid">
+<w:styles xmlns:mc="http://schemas.openxmlformats.org/markup-compatibility/2006" xmlns:r="http://schemas.openxmlformats.org/officeDocument/2006/relationships" xmlns:w="http://schemas.openxmlformats.org/wordprocessingml/2006/main" xmlns:w14="http://schemas.microsoft.com/office/word/2010/wordml" xmlns:w15="http://schemas.microsoft.com/office/word/2012/wordml" mc:Ignorable="w14 w15">
   <w:docDefaults>
     <w:rPrDefault>
       <w:rPr>
         <w:rFonts w:asciiTheme="minorHAnsi" w:eastAsiaTheme="minorHAnsi" w:hAnsiTheme="minorHAnsi" w:cstheme="minorBidi"/>
         <w:sz w:val="22"/>
         <w:szCs w:val="22"/>
-        <w:lang w:val="en-ID" w:eastAsia="en-US" w:bidi="ar-SA"/>
+        <w:lang w:val="id-ID" w:eastAsia="en-US" w:bidi="ar-SA"/>
       </w:rPr>
     </w:rPrDefault>
     <w:pPrDefault>
       <w:pPr>
-        <w:spacing w:after="160" w:line="259" w:lineRule="auto"/>
+        <w:spacing w:after="200" w:line="276" w:lineRule="auto"/>
       </w:pPr>
     </w:pPrDefault>
   </w:docDefaults>
-  <w:latentStyles w:defLockedState="0" w:defUIPriority="99" w:defSemiHidden="0" w:defUnhideWhenUsed="0" w:defQFormat="0" w:count="375">
+  <w:latentStyles w:defLockedState="0" w:defUIPriority="99" w:defSemiHidden="0" w:defUnhideWhenUsed="0" w:defQFormat="0" w:count="371">
     <w:lsdException w:name="Normal" w:uiPriority="0" w:qFormat="1"/>
     <w:lsdException w:name="heading 1" w:uiPriority="9" w:qFormat="1"/>
     <w:lsdException w:name="heading 2" w:semiHidden="1" w:uiPriority="9" w:unhideWhenUsed="1" w:qFormat="1"/>
@@ -222,7 +2863,7 @@
     <w:lsdException w:name="Table Web 2" w:semiHidden="1" w:unhideWhenUsed="1"/>
     <w:lsdException w:name="Table Web 3" w:semiHidden="1" w:unhideWhenUsed="1"/>
     <w:lsdException w:name="Balloon Text" w:semiHidden="1" w:unhideWhenUsed="1"/>
-    <w:lsdException w:name="Table Grid" w:uiPriority="39"/>
+    <w:lsdException w:name="Table Grid" w:uiPriority="59"/>
     <w:lsdException w:name="Table Theme" w:semiHidden="1" w:unhideWhenUsed="1"/>
     <w:lsdException w:name="Placeholder Text" w:semiHidden="1"/>
     <w:lsdException w:name="No Spacing" w:uiPriority="1" w:qFormat="1"/>
@@ -439,14 +3080,20 @@
     <w:lsdException w:name="List Table 5 Dark Accent 6" w:uiPriority="50"/>
     <w:lsdException w:name="List Table 6 Colorful Accent 6" w:uiPriority="51"/>
     <w:lsdException w:name="List Table 7 Colorful Accent 6" w:uiPriority="52"/>
-    <w:lsdException w:name="Mention" w:semiHidden="1" w:unhideWhenUsed="1"/>
-    <w:lsdException w:name="Smart Hyperlink" w:semiHidden="1" w:unhideWhenUsed="1"/>
-    <w:lsdException w:name="Hashtag" w:semiHidden="1" w:unhideWhenUsed="1"/>
-    <w:lsdException w:name="Unresolved Mention" w:semiHidden="1" w:unhideWhenUsed="1"/>
   </w:latentStyles>
   <w:style w:type="paragraph" w:default="1" w:styleId="Normal">
     <w:name w:val="Normal"/>
     <w:qFormat/>
+    <w:rsid w:val="00F73553"/>
+    <w:pPr>
+      <w:spacing w:after="0" w:line="240" w:lineRule="auto"/>
+    </w:pPr>
+    <w:rPr>
+      <w:rFonts w:ascii="Times New Roman" w:eastAsia="Times New Roman" w:hAnsi="Times New Roman" w:cs="Times New Roman"/>
+      <w:sz w:val="24"/>
+      <w:szCs w:val="24"/>
+      <w:lang w:eastAsia="id-ID"/>
+    </w:rPr>
   </w:style>
   <w:style w:type="character" w:default="1" w:styleId="DefaultParagraphFont">
     <w:name w:val="Default Paragraph Font"/>
@@ -475,6 +3122,112 @@
     <w:semiHidden/>
     <w:unhideWhenUsed/>
   </w:style>
+  <w:style w:type="paragraph" w:styleId="NoSpacing">
+    <w:name w:val="No Spacing"/>
+    <w:uiPriority w:val="1"/>
+    <w:qFormat/>
+    <w:rsid w:val="00E9236B"/>
+    <w:pPr>
+      <w:spacing w:after="0" w:line="240" w:lineRule="auto"/>
+    </w:pPr>
+  </w:style>
+  <w:style w:type="paragraph" w:styleId="ListParagraph">
+    <w:name w:val="List Paragraph"/>
+    <w:basedOn w:val="Normal"/>
+    <w:uiPriority w:val="34"/>
+    <w:qFormat/>
+    <w:rsid w:val="002A453F"/>
+    <w:pPr>
+      <w:ind w:left="720"/>
+      <w:contextualSpacing/>
+    </w:pPr>
+  </w:style>
+  <w:style w:type="paragraph" w:styleId="Header">
+    <w:name w:val="header"/>
+    <w:basedOn w:val="Normal"/>
+    <w:link w:val="HeaderChar"/>
+    <w:uiPriority w:val="99"/>
+    <w:semiHidden/>
+    <w:unhideWhenUsed/>
+    <w:rsid w:val="00717821"/>
+    <w:pPr>
+      <w:tabs>
+        <w:tab w:val="center" w:pos="4513"/>
+        <w:tab w:val="right" w:pos="9026"/>
+      </w:tabs>
+    </w:pPr>
+  </w:style>
+  <w:style w:type="character" w:customStyle="1" w:styleId="HeaderChar">
+    <w:name w:val="Header Char"/>
+    <w:basedOn w:val="DefaultParagraphFont"/>
+    <w:link w:val="Header"/>
+    <w:uiPriority w:val="99"/>
+    <w:semiHidden/>
+    <w:rsid w:val="00717821"/>
+    <w:rPr>
+      <w:rFonts w:ascii="Times New Roman" w:eastAsia="Times New Roman" w:hAnsi="Times New Roman" w:cs="Times New Roman"/>
+      <w:sz w:val="24"/>
+      <w:szCs w:val="24"/>
+      <w:lang w:eastAsia="id-ID"/>
+    </w:rPr>
+  </w:style>
+  <w:style w:type="paragraph" w:styleId="Footer">
+    <w:name w:val="footer"/>
+    <w:basedOn w:val="Normal"/>
+    <w:link w:val="FooterChar"/>
+    <w:uiPriority w:val="99"/>
+    <w:semiHidden/>
+    <w:unhideWhenUsed/>
+    <w:rsid w:val="00717821"/>
+    <w:pPr>
+      <w:tabs>
+        <w:tab w:val="center" w:pos="4513"/>
+        <w:tab w:val="right" w:pos="9026"/>
+      </w:tabs>
+    </w:pPr>
+  </w:style>
+  <w:style w:type="character" w:customStyle="1" w:styleId="FooterChar">
+    <w:name w:val="Footer Char"/>
+    <w:basedOn w:val="DefaultParagraphFont"/>
+    <w:link w:val="Footer"/>
+    <w:uiPriority w:val="99"/>
+    <w:semiHidden/>
+    <w:rsid w:val="00717821"/>
+    <w:rPr>
+      <w:rFonts w:ascii="Times New Roman" w:eastAsia="Times New Roman" w:hAnsi="Times New Roman" w:cs="Times New Roman"/>
+      <w:sz w:val="24"/>
+      <w:szCs w:val="24"/>
+      <w:lang w:eastAsia="id-ID"/>
+    </w:rPr>
+  </w:style>
+  <w:style w:type="paragraph" w:styleId="BalloonText">
+    <w:name w:val="Balloon Text"/>
+    <w:basedOn w:val="Normal"/>
+    <w:link w:val="BalloonTextChar"/>
+    <w:uiPriority w:val="99"/>
+    <w:semiHidden/>
+    <w:unhideWhenUsed/>
+    <w:rsid w:val="00904D4C"/>
+    <w:rPr>
+      <w:rFonts w:ascii="Tahoma" w:hAnsi="Tahoma" w:cs="Tahoma"/>
+      <w:sz w:val="16"/>
+      <w:szCs w:val="16"/>
+    </w:rPr>
+  </w:style>
+  <w:style w:type="character" w:customStyle="1" w:styleId="BalloonTextChar">
+    <w:name w:val="Balloon Text Char"/>
+    <w:basedOn w:val="DefaultParagraphFont"/>
+    <w:link w:val="BalloonText"/>
+    <w:uiPriority w:val="99"/>
+    <w:semiHidden/>
+    <w:rsid w:val="00904D4C"/>
+    <w:rPr>
+      <w:rFonts w:ascii="Tahoma" w:eastAsia="Times New Roman" w:hAnsi="Tahoma" w:cs="Tahoma"/>
+      <w:sz w:val="16"/>
+      <w:szCs w:val="16"/>
+      <w:lang w:eastAsia="id-ID"/>
+    </w:rPr>
+  </w:style>
 </w:styles>
 </file>
 
@@ -489,44 +3242,44 @@
         <a:sysClr val="window" lastClr="FFFFFF"/>
       </a:lt1>
       <a:dk2>
-        <a:srgbClr val="44546A"/>
+        <a:srgbClr val="1F497D"/>
       </a:dk2>
       <a:lt2>
-        <a:srgbClr val="E7E6E6"/>
+        <a:srgbClr val="EEECE1"/>
       </a:lt2>
       <a:accent1>
-        <a:srgbClr val="4472C4"/>
+        <a:srgbClr val="4F81BD"/>
       </a:accent1>
       <a:accent2>
-        <a:srgbClr val="ED7D31"/>
+        <a:srgbClr val="C0504D"/>
       </a:accent2>
       <a:accent3>
-        <a:srgbClr val="A5A5A5"/>
+        <a:srgbClr val="9BBB59"/>
       </a:accent3>
       <a:accent4>
-        <a:srgbClr val="FFC000"/>
+        <a:srgbClr val="8064A2"/>
       </a:accent4>
       <a:accent5>
-        <a:srgbClr val="5B9BD5"/>
+        <a:srgbClr val="4BACC6"/>
       </a:accent5>
       <a:accent6>
-        <a:srgbClr val="70AD47"/>
+        <a:srgbClr val="F79646"/>
       </a:accent6>
       <a:hlink>
-        <a:srgbClr val="0563C1"/>
+        <a:srgbClr val="0000FF"/>
       </a:hlink>
       <a:folHlink>
-        <a:srgbClr val="954F72"/>
+        <a:srgbClr val="800080"/>
       </a:folHlink>
     </a:clrScheme>
     <a:fontScheme name="Office">
       <a:majorFont>
-        <a:latin typeface="Calibri Light" panose="020F0302020204030204"/>
+        <a:latin typeface="Cambria"/>
         <a:ea typeface=""/>
         <a:cs typeface=""/>
-        <a:font script="Jpan" typeface="游ゴシック Light"/>
+        <a:font script="Jpan" typeface="ＭＳ ゴシック"/>
         <a:font script="Hang" typeface="맑은 고딕"/>
-        <a:font script="Hans" typeface="等线 Light"/>
+        <a:font script="Hans" typeface="宋体"/>
         <a:font script="Hant" typeface="新細明體"/>
         <a:font script="Arab" typeface="Times New Roman"/>
         <a:font script="Hebr" typeface="Times New Roman"/>
@@ -553,32 +3306,14 @@
         <a:font script="Mong" typeface="Mongolian Baiti"/>
         <a:font script="Viet" typeface="Times New Roman"/>
         <a:font script="Uigh" typeface="Microsoft Uighur"/>
-        <a:font script="Geor" typeface="Sylfaen"/>
-        <a:font script="Armn" typeface="Arial"/>
-        <a:font script="Bugi" typeface="Leelawadee UI"/>
-        <a:font script="Bopo" typeface="Microsoft JhengHei"/>
-        <a:font script="Java" typeface="Javanese Text"/>
-        <a:font script="Lisu" typeface="Segoe UI"/>
-        <a:font script="Mymr" typeface="Myanmar Text"/>
-        <a:font script="Nkoo" typeface="Ebrima"/>
-        <a:font script="Olck" typeface="Nirmala UI"/>
-        <a:font script="Osma" typeface="Ebrima"/>
-        <a:font script="Phag" typeface="Phagspa"/>
-        <a:font script="Syrn" typeface="Estrangelo Edessa"/>
-        <a:font script="Syrj" typeface="Estrangelo Edessa"/>
-        <a:font script="Syre" typeface="Estrangelo Edessa"/>
-        <a:font script="Sora" typeface="Nirmala UI"/>
-        <a:font script="Tale" typeface="Microsoft Tai Le"/>
-        <a:font script="Talu" typeface="Microsoft New Tai Lue"/>
-        <a:font script="Tfng" typeface="Ebrima"/>
       </a:majorFont>
       <a:minorFont>
-        <a:latin typeface="Calibri" panose="020F0502020204030204"/>
+        <a:latin typeface="Calibri"/>
         <a:ea typeface=""/>
         <a:cs typeface=""/>
-        <a:font script="Jpan" typeface="游明朝"/>
+        <a:font script="Jpan" typeface="ＭＳ 明朝"/>
         <a:font script="Hang" typeface="맑은 고딕"/>
-        <a:font script="Hans" typeface="等线"/>
+        <a:font script="Hans" typeface="宋体"/>
         <a:font script="Hant" typeface="新細明體"/>
         <a:font script="Arab" typeface="Arial"/>
         <a:font script="Hebr" typeface="Arial"/>
@@ -605,24 +3340,6 @@
         <a:font script="Mong" typeface="Mongolian Baiti"/>
         <a:font script="Viet" typeface="Arial"/>
         <a:font script="Uigh" typeface="Microsoft Uighur"/>
-        <a:font script="Geor" typeface="Sylfaen"/>
-        <a:font script="Armn" typeface="Arial"/>
-        <a:font script="Bugi" typeface="Leelawadee UI"/>
-        <a:font script="Bopo" typeface="Microsoft JhengHei"/>
-        <a:font script="Java" typeface="Javanese Text"/>
-        <a:font script="Lisu" typeface="Segoe UI"/>
-        <a:font script="Mymr" typeface="Myanmar Text"/>
-        <a:font script="Nkoo" typeface="Ebrima"/>
-        <a:font script="Olck" typeface="Nirmala UI"/>
-        <a:font script="Osma" typeface="Ebrima"/>
-        <a:font script="Phag" typeface="Phagspa"/>
-        <a:font script="Syrn" typeface="Estrangelo Edessa"/>
-        <a:font script="Syrj" typeface="Estrangelo Edessa"/>
-        <a:font script="Syre" typeface="Estrangelo Edessa"/>
-        <a:font script="Sora" typeface="Nirmala UI"/>
-        <a:font script="Tale" typeface="Microsoft Tai Le"/>
-        <a:font script="Talu" typeface="Microsoft New Tai Lue"/>
-        <a:font script="Tfng" typeface="Ebrima"/>
       </a:minorFont>
     </a:fontScheme>
     <a:fmtScheme name="Office">
@@ -634,141 +3351,177 @@
           <a:gsLst>
             <a:gs pos="0">
               <a:schemeClr val="phClr">
-                <a:lumMod val="110000"/>
-                <a:satMod val="105000"/>
-                <a:tint val="67000"/>
+                <a:tint val="50000"/>
+                <a:satMod val="300000"/>
               </a:schemeClr>
             </a:gs>
-            <a:gs pos="50000">
+            <a:gs pos="35000">
               <a:schemeClr val="phClr">
-                <a:lumMod val="105000"/>
-                <a:satMod val="103000"/>
-                <a:tint val="73000"/>
+                <a:tint val="37000"/>
+                <a:satMod val="300000"/>
               </a:schemeClr>
             </a:gs>
             <a:gs pos="100000">
               <a:schemeClr val="phClr">
-                <a:lumMod val="105000"/>
-                <a:satMod val="109000"/>
-                <a:tint val="81000"/>
+                <a:tint val="15000"/>
+                <a:satMod val="350000"/>
               </a:schemeClr>
             </a:gs>
           </a:gsLst>
-          <a:lin ang="5400000" scaled="0"/>
+          <a:lin ang="16200000" scaled="1"/>
         </a:gradFill>
         <a:gradFill rotWithShape="1">
           <a:gsLst>
             <a:gs pos="0">
               <a:schemeClr val="phClr">
-                <a:satMod val="103000"/>
-                <a:lumMod val="102000"/>
-                <a:tint val="94000"/>
+                <a:shade val="51000"/>
+                <a:satMod val="130000"/>
               </a:schemeClr>
             </a:gs>
-            <a:gs pos="50000">
+            <a:gs pos="80000">
               <a:schemeClr val="phClr">
-                <a:satMod val="110000"/>
-                <a:lumMod val="100000"/>
-                <a:shade val="100000"/>
+                <a:shade val="93000"/>
+                <a:satMod val="130000"/>
               </a:schemeClr>
             </a:gs>
             <a:gs pos="100000">
               <a:schemeClr val="phClr">
-                <a:lumMod val="99000"/>
-                <a:satMod val="120000"/>
-                <a:shade val="78000"/>
+                <a:shade val="94000"/>
+                <a:satMod val="135000"/>
               </a:schemeClr>
             </a:gs>
           </a:gsLst>
-          <a:lin ang="5400000" scaled="0"/>
+          <a:lin ang="16200000" scaled="0"/>
         </a:gradFill>
       </a:fillStyleLst>
       <a:lnStyleLst>
-        <a:ln w="6350" cap="flat" cmpd="sng" algn="ctr">
+        <a:ln w="9525" cap="flat" cmpd="sng" algn="ctr">
+          <a:solidFill>
+            <a:schemeClr val="phClr">
+              <a:shade val="95000"/>
+              <a:satMod val="105000"/>
+            </a:schemeClr>
+          </a:solidFill>
+          <a:prstDash val="solid"/>
+        </a:ln>
+        <a:ln w="25400" cap="flat" cmpd="sng" algn="ctr">
           <a:solidFill>
             <a:schemeClr val="phClr"/>
           </a:solidFill>
           <a:prstDash val="solid"/>
-          <a:miter lim="800000"/>
         </a:ln>
-        <a:ln w="12700" cap="flat" cmpd="sng" algn="ctr">
+        <a:ln w="38100" cap="flat" cmpd="sng" algn="ctr">
           <a:solidFill>
             <a:schemeClr val="phClr"/>
           </a:solidFill>
           <a:prstDash val="solid"/>
-          <a:miter lim="800000"/>
-        </a:ln>
-        <a:ln w="19050" cap="flat" cmpd="sng" algn="ctr">
-          <a:solidFill>
-            <a:schemeClr val="phClr"/>
-          </a:solidFill>
-          <a:prstDash val="solid"/>
-          <a:miter lim="800000"/>
         </a:ln>
       </a:lnStyleLst>
       <a:effectStyleLst>
         <a:effectStyle>
-          <a:effectLst/>
-        </a:effectStyle>
-        <a:effectStyle>
-          <a:effectLst/>
+          <a:effectLst>
+            <a:outerShdw blurRad="40000" dist="20000" dir="5400000" rotWithShape="0">
+              <a:srgbClr val="000000">
+                <a:alpha val="38000"/>
+              </a:srgbClr>
+            </a:outerShdw>
+          </a:effectLst>
         </a:effectStyle>
         <a:effectStyle>
           <a:effectLst>
-            <a:outerShdw blurRad="57150" dist="19050" dir="5400000" algn="ctr" rotWithShape="0">
+            <a:outerShdw blurRad="40000" dist="23000" dir="5400000" rotWithShape="0">
               <a:srgbClr val="000000">
-                <a:alpha val="63000"/>
+                <a:alpha val="35000"/>
               </a:srgbClr>
             </a:outerShdw>
           </a:effectLst>
+        </a:effectStyle>
+        <a:effectStyle>
+          <a:effectLst>
+            <a:outerShdw blurRad="40000" dist="23000" dir="5400000" rotWithShape="0">
+              <a:srgbClr val="000000">
+                <a:alpha val="35000"/>
+              </a:srgbClr>
+            </a:outerShdw>
+          </a:effectLst>
+          <a:scene3d>
+            <a:camera prst="orthographicFront">
+              <a:rot lat="0" lon="0" rev="0"/>
+            </a:camera>
+            <a:lightRig rig="threePt" dir="t">
+              <a:rot lat="0" lon="0" rev="1200000"/>
+            </a:lightRig>
+          </a:scene3d>
+          <a:sp3d>
+            <a:bevelT w="63500" h="25400"/>
+          </a:sp3d>
         </a:effectStyle>
       </a:effectStyleLst>
       <a:bgFillStyleLst>
         <a:solidFill>
           <a:schemeClr val="phClr"/>
         </a:solidFill>
-        <a:solidFill>
-          <a:schemeClr val="phClr">
-            <a:tint val="95000"/>
-            <a:satMod val="170000"/>
-          </a:schemeClr>
-        </a:solidFill>
         <a:gradFill rotWithShape="1">
           <a:gsLst>
             <a:gs pos="0">
               <a:schemeClr val="phClr">
-                <a:tint val="93000"/>
-                <a:satMod val="150000"/>
-                <a:shade val="98000"/>
-                <a:lumMod val="102000"/>
+                <a:tint val="40000"/>
+                <a:satMod val="350000"/>
               </a:schemeClr>
             </a:gs>
-            <a:gs pos="50000">
+            <a:gs pos="40000">
               <a:schemeClr val="phClr">
-                <a:tint val="98000"/>
-                <a:satMod val="130000"/>
-                <a:shade val="90000"/>
-                <a:lumMod val="103000"/>
+                <a:tint val="45000"/>
+                <a:shade val="99000"/>
+                <a:satMod val="350000"/>
               </a:schemeClr>
             </a:gs>
             <a:gs pos="100000">
               <a:schemeClr val="phClr">
-                <a:shade val="63000"/>
-                <a:satMod val="120000"/>
+                <a:shade val="20000"/>
+                <a:satMod val="255000"/>
               </a:schemeClr>
             </a:gs>
           </a:gsLst>
-          <a:lin ang="5400000" scaled="0"/>
+          <a:path path="circle">
+            <a:fillToRect l="50000" t="-80000" r="50000" b="180000"/>
+          </a:path>
+        </a:gradFill>
+        <a:gradFill rotWithShape="1">
+          <a:gsLst>
+            <a:gs pos="0">
+              <a:schemeClr val="phClr">
+                <a:tint val="80000"/>
+                <a:satMod val="300000"/>
+              </a:schemeClr>
+            </a:gs>
+            <a:gs pos="100000">
+              <a:schemeClr val="phClr">
+                <a:shade val="30000"/>
+                <a:satMod val="200000"/>
+              </a:schemeClr>
+            </a:gs>
+          </a:gsLst>
+          <a:path path="circle">
+            <a:fillToRect l="50000" t="50000" r="50000" b="50000"/>
+          </a:path>
         </a:gradFill>
       </a:bgFillStyleLst>
     </a:fmtScheme>
   </a:themeElements>
   <a:objectDefaults/>
   <a:extraClrSchemeLst/>
-  <a:extLst>
-    <a:ext uri="{05A4C25C-085E-4340-85A3-A5531E510DB2}">
-      <thm15:themeFamily xmlns:thm15="http://schemas.microsoft.com/office/thememl/2012/main" name="Office Theme" id="{62F939B6-93AF-4DB8-9C6B-D6C7DFDC589F}" vid="{4A3C46E8-61CC-4603-A589-7422A47A8E4A}"/>
-    </a:ext>
-  </a:extLst>
 </a:theme>
+</file>
+
+<file path=customXml/item1.xml><?xml version="1.0" encoding="utf-8"?>
+<b:Sources xmlns:b="http://schemas.openxmlformats.org/officeDocument/2006/bibliography" xmlns="http://schemas.openxmlformats.org/officeDocument/2006/bibliography" SelectedStyle="\APA.XSL" StyleName="APA"/>
+</file>
+
+<file path=customXml/itemProps1.xml><?xml version="1.0" encoding="utf-8"?>
+<ds:datastoreItem xmlns:ds="http://schemas.openxmlformats.org/officeDocument/2006/customXml" ds:itemID="{0D6F7A74-FB6E-406D-8E1E-C04D76CBF169}">
+  <ds:schemaRefs>
+    <ds:schemaRef ds:uri="http://schemas.openxmlformats.org/officeDocument/2006/bibliography"/>
+  </ds:schemaRefs>
+</ds:datastoreItem>
 </file>
--- a/public/pemohon.docx
+++ b/public/pemohon.docx
@@ -1,6 +1,6 @@
 
 <file path=word/document.xml><?xml version="1.0" encoding="utf-8"?>
-<w:document xmlns:wpc="http://schemas.microsoft.com/office/word/2010/wordprocessingCanvas" xmlns:mc="http://schemas.openxmlformats.org/markup-compatibility/2006" xmlns:o="urn:schemas-microsoft-com:office:office" xmlns:r="http://schemas.openxmlformats.org/officeDocument/2006/relationships" xmlns:m="http://schemas.openxmlformats.org/officeDocument/2006/math" xmlns:v="urn:schemas-microsoft-com:vml" xmlns:wp14="http://schemas.microsoft.com/office/word/2010/wordprocessingDrawing" xmlns:wp="http://schemas.openxmlformats.org/drawingml/2006/wordprocessingDrawing" xmlns:w10="urn:schemas-microsoft-com:office:word" xmlns:w="http://schemas.openxmlformats.org/wordprocessingml/2006/main" xmlns:w14="http://schemas.microsoft.com/office/word/2010/wordml" xmlns:w15="http://schemas.microsoft.com/office/word/2012/wordml" xmlns:wpg="http://schemas.microsoft.com/office/word/2010/wordprocessingGroup" xmlns:wpi="http://schemas.microsoft.com/office/word/2010/wordprocessingInk" xmlns:wne="http://schemas.microsoft.com/office/word/2006/wordml" xmlns:wps="http://schemas.microsoft.com/office/word/2010/wordprocessingShape" mc:Ignorable="w14 w15 wp14">
+<w:document xmlns:wpc="http://schemas.microsoft.com/office/word/2010/wordprocessingCanvas" xmlns:cx="http://schemas.microsoft.com/office/drawing/2014/chartex" xmlns:cx1="http://schemas.microsoft.com/office/drawing/2015/9/8/chartex" xmlns:cx2="http://schemas.microsoft.com/office/drawing/2015/10/21/chartex" xmlns:cx3="http://schemas.microsoft.com/office/drawing/2016/5/9/chartex" xmlns:cx4="http://schemas.microsoft.com/office/drawing/2016/5/10/chartex" xmlns:cx5="http://schemas.microsoft.com/office/drawing/2016/5/11/chartex" xmlns:cx6="http://schemas.microsoft.com/office/drawing/2016/5/12/chartex" xmlns:cx7="http://schemas.microsoft.com/office/drawing/2016/5/13/chartex" xmlns:cx8="http://schemas.microsoft.com/office/drawing/2016/5/14/chartex" xmlns:mc="http://schemas.openxmlformats.org/markup-compatibility/2006" xmlns:aink="http://schemas.microsoft.com/office/drawing/2016/ink" xmlns:am3d="http://schemas.microsoft.com/office/drawing/2017/model3d" xmlns:o="urn:schemas-microsoft-com:office:office" xmlns:oel="http://schemas.microsoft.com/office/2019/extlst" xmlns:r="http://schemas.openxmlformats.org/officeDocument/2006/relationships" xmlns:m="http://schemas.openxmlformats.org/officeDocument/2006/math" xmlns:v="urn:schemas-microsoft-com:vml" xmlns:wp14="http://schemas.microsoft.com/office/word/2010/wordprocessingDrawing" xmlns:wp="http://schemas.openxmlformats.org/drawingml/2006/wordprocessingDrawing" xmlns:w10="urn:schemas-microsoft-com:office:word" xmlns:w="http://schemas.openxmlformats.org/wordprocessingml/2006/main" xmlns:w14="http://schemas.microsoft.com/office/word/2010/wordml" xmlns:w15="http://schemas.microsoft.com/office/word/2012/wordml" xmlns:w16cex="http://schemas.microsoft.com/office/word/2018/wordml/cex" xmlns:w16cid="http://schemas.microsoft.com/office/word/2016/wordml/cid" xmlns:w16="http://schemas.microsoft.com/office/word/2018/wordml" xmlns:w16du="http://schemas.microsoft.com/office/word/2023/wordml/word16du" xmlns:w16sdtdh="http://schemas.microsoft.com/office/word/2020/wordml/sdtdatahash" xmlns:w16sdtfl="http://schemas.microsoft.com/office/word/2024/wordml/sdtformatlock" xmlns:w16se="http://schemas.microsoft.com/office/word/2015/wordml/symex" xmlns:wpg="http://schemas.microsoft.com/office/word/2010/wordprocessingGroup" xmlns:wpi="http://schemas.microsoft.com/office/word/2010/wordprocessingInk" xmlns:wne="http://schemas.microsoft.com/office/word/2006/wordml" xmlns:wps="http://schemas.microsoft.com/office/word/2010/wordprocessingShape" mc:Ignorable="w14 w15 w16se w16cid w16 w16cex w16sdtdh w16sdtfl w16du wp14">
   <w:body>
     <w:p>
       <w:pPr>
@@ -26,7 +26,7 @@
           <w:lang w:val="en-US" w:eastAsia="en-US"/>
         </w:rPr>
         <w:drawing>
-          <wp:anchor distT="0" distB="0" distL="114300" distR="114300" simplePos="0" relativeHeight="251660288" behindDoc="0" locked="0" layoutInCell="1" allowOverlap="1">
+          <wp:anchor distT="0" distB="0" distL="114300" distR="114300" simplePos="0" relativeHeight="251660288" behindDoc="0" locked="0" layoutInCell="1" allowOverlap="1" wp14:anchorId="1FA4F198" wp14:editId="15D52179">
             <wp:simplePos x="0" y="0"/>
             <wp:positionH relativeFrom="column">
               <wp:posOffset>-265253</wp:posOffset>
@@ -134,41 +134,13 @@
         </w:rPr>
         <w:t xml:space="preserve">Jl. </w:t>
       </w:r>
-      <w:proofErr w:type="spellStart"/>
       <w:r>
         <w:rPr>
           <w:rFonts w:ascii="Bookman Old Style" w:hAnsi="Bookman Old Style"/>
           <w:i/>
           <w:lang w:val="en-US"/>
         </w:rPr>
-        <w:t>Soekarno</w:t>
-      </w:r>
-      <w:proofErr w:type="spellEnd"/>
-      <w:r>
-        <w:rPr>
-          <w:rFonts w:ascii="Bookman Old Style" w:hAnsi="Bookman Old Style"/>
-          <w:i/>
-          <w:lang w:val="en-US"/>
-        </w:rPr>
-        <w:t xml:space="preserve"> </w:t>
-      </w:r>
-      <w:proofErr w:type="spellStart"/>
-      <w:r>
-        <w:rPr>
-          <w:rFonts w:ascii="Bookman Old Style" w:hAnsi="Bookman Old Style"/>
-          <w:i/>
-          <w:lang w:val="en-US"/>
-        </w:rPr>
-        <w:t>Hatta</w:t>
-      </w:r>
-      <w:proofErr w:type="spellEnd"/>
-      <w:r>
-        <w:rPr>
-          <w:rFonts w:ascii="Bookman Old Style" w:hAnsi="Bookman Old Style"/>
-          <w:i/>
-          <w:lang w:val="en-US"/>
-        </w:rPr>
-        <w:t xml:space="preserve"> </w:t>
+        <w:t xml:space="preserve">Soekarno Hatta </w:t>
       </w:r>
       <w:proofErr w:type="spellStart"/>
       <w:r>
@@ -275,8 +247,8 @@
           <w:noProof/>
           <w:lang w:val="en-US" w:eastAsia="en-US"/>
         </w:rPr>
-        <w:pict>
-          <v:line id="Line 2" o:spid="_x0000_s1026" style="position:absolute;left:0;text-align:left;z-index:251658240;visibility:visible" from="-20.8pt,8.25pt" to="495pt,8.25pt" o:gfxdata="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" strokeweight="4.5pt">
+        <w:pict w14:anchorId="2C71DCD9">
+          <v:line id="Line 2" o:spid="_x0000_s2050" style="position:absolute;left:0;text-align:left;z-index:251658240;visibility:visible" from="-20.8pt,8.25pt" to="495pt,8.25pt" o:gfxdata="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" strokeweight="4.5pt">
             <v:stroke linestyle="thickThin"/>
           </v:line>
         </w:pict>
@@ -551,6 +523,15 @@
         </w:rPr>
         <w:t xml:space="preserve"> </w:t>
       </w:r>
+      <w:r>
+        <w:rPr>
+          <w:rFonts w:ascii="Bookman Old Style" w:hAnsi="Bookman Old Style"/>
+          <w:sz w:val="22"/>
+          <w:szCs w:val="22"/>
+          <w:lang w:val="en-US"/>
+        </w:rPr>
+        <w:t xml:space="preserve">Tani </w:t>
+      </w:r>
       <w:proofErr w:type="spellStart"/>
       <w:r>
         <w:rPr>
@@ -559,7 +540,7 @@
           <w:szCs w:val="22"/>
           <w:lang w:val="en-US"/>
         </w:rPr>
-        <w:t>Tani</w:t>
+        <w:t>Budidaya</w:t>
       </w:r>
       <w:proofErr w:type="spellEnd"/>
       <w:r>
@@ -569,125 +550,34 @@
           <w:szCs w:val="22"/>
           <w:lang w:val="en-US"/>
         </w:rPr>
+        <w:t xml:space="preserve"> Ikan  Delon </w:t>
+      </w:r>
+      <w:r>
+        <w:rPr>
+          <w:rFonts w:ascii="Bookman Old Style" w:hAnsi="Bookman Old Style"/>
+          <w:sz w:val="22"/>
+          <w:szCs w:val="22"/>
+          <w:lang w:val="en-US"/>
+        </w:rPr>
         <w:t xml:space="preserve"> </w:t>
       </w:r>
-      <w:proofErr w:type="spellStart"/>
-      <w:r>
-        <w:rPr>
-          <w:rFonts w:ascii="Bookman Old Style" w:hAnsi="Bookman Old Style"/>
-          <w:sz w:val="22"/>
-          <w:szCs w:val="22"/>
-          <w:lang w:val="en-US"/>
-        </w:rPr>
-        <w:t>Budidaya</w:t>
-      </w:r>
-      <w:proofErr w:type="spellEnd"/>
-      <w:r>
-        <w:rPr>
-          <w:rFonts w:ascii="Bookman Old Style" w:hAnsi="Bookman Old Style"/>
-          <w:sz w:val="22"/>
-          <w:szCs w:val="22"/>
-          <w:lang w:val="en-US"/>
-        </w:rPr>
-        <w:t xml:space="preserve"> </w:t>
-      </w:r>
-      <w:proofErr w:type="spellStart"/>
-      <w:r>
-        <w:rPr>
-          <w:rFonts w:ascii="Bookman Old Style" w:hAnsi="Bookman Old Style"/>
-          <w:sz w:val="22"/>
-          <w:szCs w:val="22"/>
-          <w:lang w:val="en-US"/>
-        </w:rPr>
-        <w:t>Ikan</w:t>
-      </w:r>
-      <w:proofErr w:type="spellEnd"/>
-      <w:r>
-        <w:rPr>
-          <w:rFonts w:ascii="Bookman Old Style" w:hAnsi="Bookman Old Style"/>
-          <w:sz w:val="22"/>
-          <w:szCs w:val="22"/>
-          <w:lang w:val="en-US"/>
-        </w:rPr>
-        <w:t xml:space="preserve">  </w:t>
-      </w:r>
-      <w:proofErr w:type="spellStart"/>
-      <w:r>
-        <w:rPr>
-          <w:rFonts w:ascii="Bookman Old Style" w:hAnsi="Bookman Old Style"/>
-          <w:sz w:val="22"/>
-          <w:szCs w:val="22"/>
-          <w:lang w:val="en-US"/>
-        </w:rPr>
-        <w:t>Delon</w:t>
-      </w:r>
-      <w:proofErr w:type="spellEnd"/>
-      <w:r>
-        <w:rPr>
-          <w:rFonts w:ascii="Bookman Old Style" w:hAnsi="Bookman Old Style"/>
-          <w:sz w:val="22"/>
-          <w:szCs w:val="22"/>
-          <w:lang w:val="en-US"/>
-        </w:rPr>
-        <w:t xml:space="preserve"> </w:t>
-      </w:r>
-      <w:r>
-        <w:rPr>
-          <w:rFonts w:ascii="Bookman Old Style" w:hAnsi="Bookman Old Style"/>
-          <w:sz w:val="22"/>
-          <w:szCs w:val="22"/>
-          <w:lang w:val="en-US"/>
-        </w:rPr>
-        <w:t xml:space="preserve"> </w:t>
-      </w:r>
-      <w:proofErr w:type="spellStart"/>
-      <w:r>
-        <w:rPr>
-          <w:rFonts w:ascii="Bookman Old Style" w:hAnsi="Bookman Old Style"/>
-          <w:sz w:val="22"/>
-          <w:szCs w:val="22"/>
-          <w:lang w:val="en-US"/>
-        </w:rPr>
-        <w:t>Desa</w:t>
-      </w:r>
-      <w:proofErr w:type="spellEnd"/>
-      <w:r>
-        <w:rPr>
-          <w:rFonts w:ascii="Bookman Old Style" w:hAnsi="Bookman Old Style"/>
-          <w:sz w:val="22"/>
-          <w:szCs w:val="22"/>
-          <w:lang w:val="en-US"/>
-        </w:rPr>
-        <w:t xml:space="preserve"> </w:t>
-      </w:r>
-      <w:r>
-        <w:rPr>
-          <w:rFonts w:ascii="Bookman Old Style" w:hAnsi="Bookman Old Style"/>
-          <w:sz w:val="22"/>
-          <w:szCs w:val="22"/>
-          <w:lang w:val="en-US"/>
-        </w:rPr>
-        <w:t xml:space="preserve"> </w:t>
-      </w:r>
-      <w:proofErr w:type="spellStart"/>
-      <w:r>
-        <w:rPr>
-          <w:rFonts w:ascii="Bookman Old Style" w:hAnsi="Bookman Old Style"/>
-          <w:sz w:val="22"/>
-          <w:szCs w:val="22"/>
-          <w:lang w:val="en-US"/>
-        </w:rPr>
-        <w:t>Bawalipu</w:t>
-      </w:r>
-      <w:proofErr w:type="spellEnd"/>
-      <w:r>
-        <w:rPr>
-          <w:rFonts w:ascii="Bookman Old Style" w:hAnsi="Bookman Old Style"/>
-          <w:sz w:val="22"/>
-          <w:szCs w:val="22"/>
-          <w:lang w:val="en-US"/>
-        </w:rPr>
-        <w:t xml:space="preserve"> </w:t>
+      <w:r>
+        <w:rPr>
+          <w:rFonts w:ascii="Bookman Old Style" w:hAnsi="Bookman Old Style"/>
+          <w:sz w:val="22"/>
+          <w:szCs w:val="22"/>
+          <w:lang w:val="en-US"/>
+        </w:rPr>
+        <w:t xml:space="preserve">Desa </w:t>
+      </w:r>
+      <w:r>
+        <w:rPr>
+          <w:rFonts w:ascii="Bookman Old Style" w:hAnsi="Bookman Old Style"/>
+          <w:sz w:val="22"/>
+          <w:szCs w:val="22"/>
+          <w:lang w:val="en-US"/>
+        </w:rPr>
+        <w:t xml:space="preserve"> Bawalipu </w:t>
       </w:r>
       <w:proofErr w:type="spellStart"/>
       <w:r>
@@ -1374,38 +1264,35 @@
         </w:rPr>
         <w:t>${</w:t>
       </w:r>
-      <w:r>
+      <w:proofErr w:type="spellStart"/>
+      <w:r>
+        <w:rPr>
+          <w:rFonts w:ascii="Bookman Old Style" w:hAnsi="Bookman Old Style"/>
+          <w:sz w:val="22"/>
+          <w:szCs w:val="22"/>
+          <w:lang w:val="en-US"/>
+        </w:rPr>
+        <w:t>no_surat_dinas</w:t>
+      </w:r>
+      <w:proofErr w:type="spellEnd"/>
+      <w:r>
+        <w:rPr>
+          <w:rFonts w:ascii="Bookman Old Style" w:hAnsi="Bookman Old Style"/>
+          <w:sz w:val="22"/>
+          <w:szCs w:val="22"/>
+          <w:lang w:val="en-US"/>
+        </w:rPr>
+        <w:t>}</w:t>
+      </w:r>
+      <w:r>
+        <w:rPr>
+          <w:rFonts w:ascii="Bookman Old Style" w:hAnsi="Bookman Old Style"/>
+          <w:sz w:val="22"/>
+          <w:szCs w:val="22"/>
+          <w:lang w:val="en-US"/>
+        </w:rPr>
         <w:t xml:space="preserve"> </w:t>
       </w:r>
-      <w:proofErr w:type="spellStart"/>
-      <w:r>
-        <w:rPr>
-          <w:rFonts w:ascii="Bookman Old Style" w:hAnsi="Bookman Old Style"/>
-          <w:sz w:val="22"/>
-          <w:szCs w:val="22"/>
-          <w:lang w:val="en-US"/>
-        </w:rPr>
-        <w:t>no_surat_dinas</w:t>
-      </w:r>
-      <w:proofErr w:type="spellEnd"/>
-      <w:r>
-        <w:rPr>
-          <w:rFonts w:ascii="Bookman Old Style" w:hAnsi="Bookman Old Style"/>
-          <w:sz w:val="22"/>
-          <w:szCs w:val="22"/>
-          <w:lang w:val="en-US"/>
-        </w:rPr>
-        <w:t>}</w:t>
-      </w:r>
-      <w:r>
-        <w:rPr>
-          <w:rFonts w:ascii="Bookman Old Style" w:hAnsi="Bookman Old Style"/>
-          <w:sz w:val="22"/>
-          <w:szCs w:val="22"/>
-          <w:lang w:val="en-US"/>
-        </w:rPr>
-        <w:t xml:space="preserve"> </w:t>
-      </w:r>
       <w:r>
         <w:rPr>
           <w:rFonts w:ascii="Bookman Old Style" w:hAnsi="Bookman Old Style"/>
@@ -1414,9 +1301,6 @@
           <w:lang w:val="en-US"/>
         </w:rPr>
         <w:t>${</w:t>
-      </w:r>
-      <w:r>
-        <w:t xml:space="preserve"> </w:t>
       </w:r>
       <w:proofErr w:type="spellStart"/>
       <w:r>
@@ -1571,19 +1455,8 @@
           <w:szCs w:val="22"/>
           <w:lang w:val="en-US"/>
         </w:rPr>
-        <w:t xml:space="preserve">07 </w:t>
-      </w:r>
-      <w:proofErr w:type="spellStart"/>
-      <w:r>
-        <w:rPr>
-          <w:rFonts w:ascii="Bookman Old Style" w:hAnsi="Bookman Old Style"/>
-          <w:sz w:val="22"/>
-          <w:szCs w:val="22"/>
-          <w:lang w:val="en-US"/>
-        </w:rPr>
-        <w:t>Maret</w:t>
-      </w:r>
-      <w:proofErr w:type="spellEnd"/>
+        <w:t>07 Maret</w:t>
+      </w:r>
       <w:r>
         <w:rPr>
           <w:rFonts w:ascii="Bookman Old Style" w:hAnsi="Bookman Old Style"/>
@@ -1753,8 +1626,6 @@
         </w:rPr>
         <w:t xml:space="preserve">         </w:t>
       </w:r>
-      <w:bookmarkStart w:id="0" w:name="_GoBack"/>
-      <w:bookmarkEnd w:id="0"/>
       <w:r>
         <w:rPr>
           <w:rFonts w:ascii="Bookman Old Style" w:hAnsi="Bookman Old Style"/>
@@ -2116,7 +1987,7 @@
           <w:rFonts w:ascii="Bookman Old Style" w:hAnsi="Bookman Old Style" w:cs="Times New Roman"/>
           <w:sz w:val="18"/>
         </w:rPr>
-        <w:t xml:space="preserve">Kepala </w:t>
+        <w:t>Kepala</w:t>
       </w:r>
       <w:r>
         <w:rPr>
@@ -2127,63 +1998,45 @@
       </w:r>
       <w:r>
         <w:rPr>
-          <w:rFonts w:ascii="Bookman Old Style" w:hAnsi="Bookman Old Style" w:cs="Times New Roman"/>
+          <w:rFonts w:ascii="Bookman Old Style" w:hAnsi="Bookman Old Style"/>
           <w:sz w:val="18"/>
-        </w:rPr>
-        <w:t xml:space="preserve">Dinas </w:t>
-      </w:r>
-      <w:r>
-        <w:rPr>
-          <w:rFonts w:ascii="Bookman Old Style" w:hAnsi="Bookman Old Style" w:cs="Times New Roman"/>
+          <w:szCs w:val="18"/>
+          <w:lang w:val="en-US"/>
+        </w:rPr>
+        <w:t>${</w:t>
+      </w:r>
+      <w:proofErr w:type="spellStart"/>
+      <w:r>
+        <w:rPr>
+          <w:rFonts w:ascii="Bookman Old Style" w:hAnsi="Bookman Old Style"/>
           <w:sz w:val="18"/>
+          <w:szCs w:val="18"/>
+          <w:lang w:val="en-US"/>
+        </w:rPr>
+        <w:t>opd</w:t>
+      </w:r>
+      <w:proofErr w:type="spellEnd"/>
+      <w:r>
+        <w:rPr>
+          <w:rFonts w:ascii="Bookman Old Style" w:hAnsi="Bookman Old Style"/>
+          <w:sz w:val="18"/>
+          <w:szCs w:val="18"/>
+          <w:lang w:val="en-US"/>
+        </w:rPr>
+        <w:t>}</w:t>
+      </w:r>
+      <w:r>
+        <w:rPr>
+          <w:rFonts w:ascii="Bookman Old Style" w:hAnsi="Bookman Old Style"/>
         </w:rPr>
         <w:t xml:space="preserve"> </w:t>
       </w:r>
-      <w:proofErr w:type="spellStart"/>
       <w:r>
         <w:rPr>
           <w:rFonts w:ascii="Bookman Old Style" w:hAnsi="Bookman Old Style" w:cs="Times New Roman"/>
           <w:sz w:val="18"/>
-          <w:lang w:val="en-US"/>
-        </w:rPr>
-        <w:t>Perikanan</w:t>
-      </w:r>
-      <w:proofErr w:type="spellEnd"/>
-      <w:r>
-        <w:rPr>
-          <w:rFonts w:ascii="Bookman Old Style" w:hAnsi="Bookman Old Style" w:cs="Times New Roman"/>
-          <w:sz w:val="18"/>
-          <w:lang w:val="en-US"/>
-        </w:rPr>
-        <w:t xml:space="preserve"> </w:t>
-      </w:r>
-      <w:r>
-        <w:rPr>
-          <w:rFonts w:ascii="Bookman Old Style" w:hAnsi="Bookman Old Style" w:cs="Times New Roman"/>
-          <w:sz w:val="18"/>
-        </w:rPr>
-        <w:t>Kab.</w:t>
-      </w:r>
-      <w:r>
-        <w:rPr>
-          <w:rFonts w:ascii="Bookman Old Style" w:hAnsi="Bookman Old Style" w:cs="Times New Roman"/>
-          <w:sz w:val="18"/>
-        </w:rPr>
-        <w:t xml:space="preserve"> </w:t>
-      </w:r>
-      <w:r>
-        <w:rPr>
-          <w:rFonts w:ascii="Bookman Old Style" w:hAnsi="Bookman Old Style" w:cs="Times New Roman"/>
-          <w:sz w:val="18"/>
-        </w:rPr>
-        <w:t>Luwu Timur</w:t>
-      </w:r>
-      <w:r>
-        <w:rPr>
-          <w:rFonts w:ascii="Bookman Old Style" w:hAnsi="Bookman Old Style" w:cs="Times New Roman"/>
-          <w:sz w:val="18"/>
-        </w:rPr>
-        <w:t xml:space="preserve"> di Malili</w:t>
+        </w:rPr>
+        <w:t>di Malili</w:t>
       </w:r>
       <w:r>
         <w:rPr>
@@ -2218,20 +2071,39 @@
         </w:rPr>
         <w:t xml:space="preserve">Camat </w:t>
       </w:r>
+      <w:r>
+        <w:rPr>
+          <w:rFonts w:ascii="Bookman Old Style" w:hAnsi="Bookman Old Style"/>
+          <w:sz w:val="18"/>
+          <w:szCs w:val="18"/>
+          <w:lang w:val="en-US"/>
+        </w:rPr>
+        <w:t>${</w:t>
+      </w:r>
       <w:proofErr w:type="spellStart"/>
       <w:r>
         <w:rPr>
-          <w:rFonts w:ascii="Bookman Old Style" w:hAnsi="Bookman Old Style" w:cs="Times New Roman"/>
+          <w:rFonts w:ascii="Bookman Old Style" w:hAnsi="Bookman Old Style"/>
           <w:sz w:val="18"/>
-          <w:lang w:val="en-US"/>
-        </w:rPr>
-        <w:t>Wotu</w:t>
+          <w:szCs w:val="18"/>
+          <w:lang w:val="en-US"/>
+        </w:rPr>
+        <w:t>nama_kecamatan</w:t>
       </w:r>
       <w:proofErr w:type="spellEnd"/>
       <w:r>
         <w:rPr>
-          <w:rFonts w:ascii="Bookman Old Style" w:hAnsi="Bookman Old Style" w:cs="Times New Roman"/>
+          <w:rFonts w:ascii="Bookman Old Style" w:hAnsi="Bookman Old Style"/>
           <w:sz w:val="18"/>
+          <w:szCs w:val="18"/>
+          <w:lang w:val="en-US"/>
+        </w:rPr>
+        <w:t>}</w:t>
+      </w:r>
+      <w:r>
+        <w:rPr>
+          <w:rFonts w:ascii="Bookman Old Style" w:hAnsi="Bookman Old Style" w:cs="Times New Roman"/>
+          <w:sz w:val="18"/>
         </w:rPr>
         <w:t xml:space="preserve"> </w:t>
       </w:r>
@@ -2249,16 +2121,35 @@
         </w:rPr>
         <w:t xml:space="preserve"> </w:t>
       </w:r>
+      <w:r>
+        <w:rPr>
+          <w:rFonts w:ascii="Bookman Old Style" w:hAnsi="Bookman Old Style"/>
+          <w:sz w:val="18"/>
+          <w:szCs w:val="18"/>
+          <w:lang w:val="en-US"/>
+        </w:rPr>
+        <w:t>${</w:t>
+      </w:r>
       <w:proofErr w:type="spellStart"/>
       <w:r>
         <w:rPr>
-          <w:rFonts w:ascii="Bookman Old Style" w:hAnsi="Bookman Old Style" w:cs="Times New Roman"/>
+          <w:rFonts w:ascii="Bookman Old Style" w:hAnsi="Bookman Old Style"/>
           <w:sz w:val="18"/>
-          <w:lang w:val="en-US"/>
-        </w:rPr>
-        <w:t>Wotu</w:t>
+          <w:szCs w:val="18"/>
+          <w:lang w:val="en-US"/>
+        </w:rPr>
+        <w:t>nama_kecamatan</w:t>
       </w:r>
       <w:proofErr w:type="spellEnd"/>
+      <w:r>
+        <w:rPr>
+          <w:rFonts w:ascii="Bookman Old Style" w:hAnsi="Bookman Old Style"/>
+          <w:sz w:val="18"/>
+          <w:szCs w:val="18"/>
+          <w:lang w:val="en-US"/>
+        </w:rPr>
+        <w:t>}</w:t>
+      </w:r>
       <w:r>
         <w:rPr>
           <w:rFonts w:ascii="Bookman Old Style" w:hAnsi="Bookman Old Style" w:cs="Times New Roman"/>
@@ -2315,7 +2206,7 @@
 </file>
 
 <file path=word/endnotes.xml><?xml version="1.0" encoding="utf-8"?>
-<w:endnotes xmlns:wpc="http://schemas.microsoft.com/office/word/2010/wordprocessingCanvas" xmlns:mc="http://schemas.openxmlformats.org/markup-compatibility/2006" xmlns:o="urn:schemas-microsoft-com:office:office" xmlns:r="http://schemas.openxmlformats.org/officeDocument/2006/relationships" xmlns:m="http://schemas.openxmlformats.org/officeDocument/2006/math" xmlns:v="urn:schemas-microsoft-com:vml" xmlns:wp14="http://schemas.microsoft.com/office/word/2010/wordprocessingDrawing" xmlns:wp="http://schemas.openxmlformats.org/drawingml/2006/wordprocessingDrawing" xmlns:w10="urn:schemas-microsoft-com:office:word" xmlns:w="http://schemas.openxmlformats.org/wordprocessingml/2006/main" xmlns:w14="http://schemas.microsoft.com/office/word/2010/wordml" xmlns:w15="http://schemas.microsoft.com/office/word/2012/wordml" xmlns:wpg="http://schemas.microsoft.com/office/word/2010/wordprocessingGroup" xmlns:wpi="http://schemas.microsoft.com/office/word/2010/wordprocessingInk" xmlns:wne="http://schemas.microsoft.com/office/word/2006/wordml" xmlns:wps="http://schemas.microsoft.com/office/word/2010/wordprocessingShape" mc:Ignorable="w14 w15 wp14">
+<w:endnotes xmlns:wpc="http://schemas.microsoft.com/office/word/2010/wordprocessingCanvas" xmlns:cx="http://schemas.microsoft.com/office/drawing/2014/chartex" xmlns:cx1="http://schemas.microsoft.com/office/drawing/2015/9/8/chartex" xmlns:cx2="http://schemas.microsoft.com/office/drawing/2015/10/21/chartex" xmlns:cx3="http://schemas.microsoft.com/office/drawing/2016/5/9/chartex" xmlns:cx4="http://schemas.microsoft.com/office/drawing/2016/5/10/chartex" xmlns:cx5="http://schemas.microsoft.com/office/drawing/2016/5/11/chartex" xmlns:cx6="http://schemas.microsoft.com/office/drawing/2016/5/12/chartex" xmlns:cx7="http://schemas.microsoft.com/office/drawing/2016/5/13/chartex" xmlns:cx8="http://schemas.microsoft.com/office/drawing/2016/5/14/chartex" xmlns:mc="http://schemas.openxmlformats.org/markup-compatibility/2006" xmlns:aink="http://schemas.microsoft.com/office/drawing/2016/ink" xmlns:am3d="http://schemas.microsoft.com/office/drawing/2017/model3d" xmlns:o="urn:schemas-microsoft-com:office:office" xmlns:oel="http://schemas.microsoft.com/office/2019/extlst" xmlns:r="http://schemas.openxmlformats.org/officeDocument/2006/relationships" xmlns:m="http://schemas.openxmlformats.org/officeDocument/2006/math" xmlns:v="urn:schemas-microsoft-com:vml" xmlns:wp14="http://schemas.microsoft.com/office/word/2010/wordprocessingDrawing" xmlns:wp="http://schemas.openxmlformats.org/drawingml/2006/wordprocessingDrawing" xmlns:w10="urn:schemas-microsoft-com:office:word" xmlns:w="http://schemas.openxmlformats.org/wordprocessingml/2006/main" xmlns:w14="http://schemas.microsoft.com/office/word/2010/wordml" xmlns:w15="http://schemas.microsoft.com/office/word/2012/wordml" xmlns:w16cex="http://schemas.microsoft.com/office/word/2018/wordml/cex" xmlns:w16cid="http://schemas.microsoft.com/office/word/2016/wordml/cid" xmlns:w16="http://schemas.microsoft.com/office/word/2018/wordml" xmlns:w16du="http://schemas.microsoft.com/office/word/2023/wordml/word16du" xmlns:w16sdtdh="http://schemas.microsoft.com/office/word/2020/wordml/sdtdatahash" xmlns:w16sdtfl="http://schemas.microsoft.com/office/word/2024/wordml/sdtformatlock" xmlns:w16se="http://schemas.microsoft.com/office/word/2015/wordml/symex" xmlns:wpg="http://schemas.microsoft.com/office/word/2010/wordprocessingGroup" xmlns:wpi="http://schemas.microsoft.com/office/word/2010/wordprocessingInk" xmlns:wne="http://schemas.microsoft.com/office/word/2006/wordml" xmlns:wps="http://schemas.microsoft.com/office/word/2010/wordprocessingShape" mc:Ignorable="w14 w15 w16se w16cid w16 w16cex w16sdtdh w16sdtfl w16du wp14">
   <w:endnote w:type="separator" w:id="-1">
     <w:p>
       <w:r>
@@ -2334,7 +2225,7 @@
 </file>
 
 <file path=word/footer1.xml><?xml version="1.0" encoding="utf-8"?>
-<w:ftr xmlns:wpc="http://schemas.microsoft.com/office/word/2010/wordprocessingCanvas" xmlns:mc="http://schemas.openxmlformats.org/markup-compatibility/2006" xmlns:o="urn:schemas-microsoft-com:office:office" xmlns:r="http://schemas.openxmlformats.org/officeDocument/2006/relationships" xmlns:m="http://schemas.openxmlformats.org/officeDocument/2006/math" xmlns:v="urn:schemas-microsoft-com:vml" xmlns:wp14="http://schemas.microsoft.com/office/word/2010/wordprocessingDrawing" xmlns:wp="http://schemas.openxmlformats.org/drawingml/2006/wordprocessingDrawing" xmlns:w10="urn:schemas-microsoft-com:office:word" xmlns:w="http://schemas.openxmlformats.org/wordprocessingml/2006/main" xmlns:w14="http://schemas.microsoft.com/office/word/2010/wordml" xmlns:w15="http://schemas.microsoft.com/office/word/2012/wordml" xmlns:wpg="http://schemas.microsoft.com/office/word/2010/wordprocessingGroup" xmlns:wpi="http://schemas.microsoft.com/office/word/2010/wordprocessingInk" xmlns:wne="http://schemas.microsoft.com/office/word/2006/wordml" xmlns:wps="http://schemas.microsoft.com/office/word/2010/wordprocessingShape" mc:Ignorable="w14 w15 wp14">
+<w:ftr xmlns:wpc="http://schemas.microsoft.com/office/word/2010/wordprocessingCanvas" xmlns:cx="http://schemas.microsoft.com/office/drawing/2014/chartex" xmlns:cx1="http://schemas.microsoft.com/office/drawing/2015/9/8/chartex" xmlns:cx2="http://schemas.microsoft.com/office/drawing/2015/10/21/chartex" xmlns:cx3="http://schemas.microsoft.com/office/drawing/2016/5/9/chartex" xmlns:cx4="http://schemas.microsoft.com/office/drawing/2016/5/10/chartex" xmlns:cx5="http://schemas.microsoft.com/office/drawing/2016/5/11/chartex" xmlns:cx6="http://schemas.microsoft.com/office/drawing/2016/5/12/chartex" xmlns:cx7="http://schemas.microsoft.com/office/drawing/2016/5/13/chartex" xmlns:cx8="http://schemas.microsoft.com/office/drawing/2016/5/14/chartex" xmlns:mc="http://schemas.openxmlformats.org/markup-compatibility/2006" xmlns:aink="http://schemas.microsoft.com/office/drawing/2016/ink" xmlns:am3d="http://schemas.microsoft.com/office/drawing/2017/model3d" xmlns:o="urn:schemas-microsoft-com:office:office" xmlns:oel="http://schemas.microsoft.com/office/2019/extlst" xmlns:r="http://schemas.openxmlformats.org/officeDocument/2006/relationships" xmlns:m="http://schemas.openxmlformats.org/officeDocument/2006/math" xmlns:v="urn:schemas-microsoft-com:vml" xmlns:wp14="http://schemas.microsoft.com/office/word/2010/wordprocessingDrawing" xmlns:wp="http://schemas.openxmlformats.org/drawingml/2006/wordprocessingDrawing" xmlns:w10="urn:schemas-microsoft-com:office:word" xmlns:w="http://schemas.openxmlformats.org/wordprocessingml/2006/main" xmlns:w14="http://schemas.microsoft.com/office/word/2010/wordml" xmlns:w15="http://schemas.microsoft.com/office/word/2012/wordml" xmlns:w16cex="http://schemas.microsoft.com/office/word/2018/wordml/cex" xmlns:w16cid="http://schemas.microsoft.com/office/word/2016/wordml/cid" xmlns:w16="http://schemas.microsoft.com/office/word/2018/wordml" xmlns:w16du="http://schemas.microsoft.com/office/word/2023/wordml/word16du" xmlns:w16sdtdh="http://schemas.microsoft.com/office/word/2020/wordml/sdtdatahash" xmlns:w16sdtfl="http://schemas.microsoft.com/office/word/2024/wordml/sdtformatlock" xmlns:w16se="http://schemas.microsoft.com/office/word/2015/wordml/symex" xmlns:wpg="http://schemas.microsoft.com/office/word/2010/wordprocessingGroup" xmlns:wpi="http://schemas.microsoft.com/office/word/2010/wordprocessingInk" xmlns:wne="http://schemas.microsoft.com/office/word/2006/wordml" xmlns:wps="http://schemas.microsoft.com/office/word/2010/wordprocessingShape" mc:Ignorable="w14 w15 w16se w16cid w16 w16cex w16sdtdh w16sdtfl w16du wp14">
   <w:p>
     <w:pPr>
       <w:pStyle w:val="Footer"/>
@@ -2344,7 +2235,7 @@
 </file>
 
 <file path=word/footer2.xml><?xml version="1.0" encoding="utf-8"?>
-<w:ftr xmlns:wpc="http://schemas.microsoft.com/office/word/2010/wordprocessingCanvas" xmlns:mc="http://schemas.openxmlformats.org/markup-compatibility/2006" xmlns:o="urn:schemas-microsoft-com:office:office" xmlns:r="http://schemas.openxmlformats.org/officeDocument/2006/relationships" xmlns:m="http://schemas.openxmlformats.org/officeDocument/2006/math" xmlns:v="urn:schemas-microsoft-com:vml" xmlns:wp14="http://schemas.microsoft.com/office/word/2010/wordprocessingDrawing" xmlns:wp="http://schemas.openxmlformats.org/drawingml/2006/wordprocessingDrawing" xmlns:w10="urn:schemas-microsoft-com:office:word" xmlns:w="http://schemas.openxmlformats.org/wordprocessingml/2006/main" xmlns:w14="http://schemas.microsoft.com/office/word/2010/wordml" xmlns:w15="http://schemas.microsoft.com/office/word/2012/wordml" xmlns:wpg="http://schemas.microsoft.com/office/word/2010/wordprocessingGroup" xmlns:wpi="http://schemas.microsoft.com/office/word/2010/wordprocessingInk" xmlns:wne="http://schemas.microsoft.com/office/word/2006/wordml" xmlns:wps="http://schemas.microsoft.com/office/word/2010/wordprocessingShape" mc:Ignorable="w14 w15 wp14">
+<w:ftr xmlns:wpc="http://schemas.microsoft.com/office/word/2010/wordprocessingCanvas" xmlns:cx="http://schemas.microsoft.com/office/drawing/2014/chartex" xmlns:cx1="http://schemas.microsoft.com/office/drawing/2015/9/8/chartex" xmlns:cx2="http://schemas.microsoft.com/office/drawing/2015/10/21/chartex" xmlns:cx3="http://schemas.microsoft.com/office/drawing/2016/5/9/chartex" xmlns:cx4="http://schemas.microsoft.com/office/drawing/2016/5/10/chartex" xmlns:cx5="http://schemas.microsoft.com/office/drawing/2016/5/11/chartex" xmlns:cx6="http://schemas.microsoft.com/office/drawing/2016/5/12/chartex" xmlns:cx7="http://schemas.microsoft.com/office/drawing/2016/5/13/chartex" xmlns:cx8="http://schemas.microsoft.com/office/drawing/2016/5/14/chartex" xmlns:mc="http://schemas.openxmlformats.org/markup-compatibility/2006" xmlns:aink="http://schemas.microsoft.com/office/drawing/2016/ink" xmlns:am3d="http://schemas.microsoft.com/office/drawing/2017/model3d" xmlns:o="urn:schemas-microsoft-com:office:office" xmlns:oel="http://schemas.microsoft.com/office/2019/extlst" xmlns:r="http://schemas.openxmlformats.org/officeDocument/2006/relationships" xmlns:m="http://schemas.openxmlformats.org/officeDocument/2006/math" xmlns:v="urn:schemas-microsoft-com:vml" xmlns:wp14="http://schemas.microsoft.com/office/word/2010/wordprocessingDrawing" xmlns:wp="http://schemas.openxmlformats.org/drawingml/2006/wordprocessingDrawing" xmlns:w10="urn:schemas-microsoft-com:office:word" xmlns:w="http://schemas.openxmlformats.org/wordprocessingml/2006/main" xmlns:w14="http://schemas.microsoft.com/office/word/2010/wordml" xmlns:w15="http://schemas.microsoft.com/office/word/2012/wordml" xmlns:w16cex="http://schemas.microsoft.com/office/word/2018/wordml/cex" xmlns:w16cid="http://schemas.microsoft.com/office/word/2016/wordml/cid" xmlns:w16="http://schemas.microsoft.com/office/word/2018/wordml" xmlns:w16du="http://schemas.microsoft.com/office/word/2023/wordml/word16du" xmlns:w16sdtdh="http://schemas.microsoft.com/office/word/2020/wordml/sdtdatahash" xmlns:w16sdtfl="http://schemas.microsoft.com/office/word/2024/wordml/sdtformatlock" xmlns:w16se="http://schemas.microsoft.com/office/word/2015/wordml/symex" xmlns:wpg="http://schemas.microsoft.com/office/word/2010/wordprocessingGroup" xmlns:wpi="http://schemas.microsoft.com/office/word/2010/wordprocessingInk" xmlns:wne="http://schemas.microsoft.com/office/word/2006/wordml" xmlns:wps="http://schemas.microsoft.com/office/word/2010/wordprocessingShape" mc:Ignorable="w14 w15 w16se w16cid w16 w16cex w16sdtdh w16sdtfl w16du wp14">
   <w:p>
     <w:pPr>
       <w:pStyle w:val="Footer"/>
@@ -2354,7 +2245,7 @@
 </file>
 
 <file path=word/footer3.xml><?xml version="1.0" encoding="utf-8"?>
-<w:ftr xmlns:wpc="http://schemas.microsoft.com/office/word/2010/wordprocessingCanvas" xmlns:mc="http://schemas.openxmlformats.org/markup-compatibility/2006" xmlns:o="urn:schemas-microsoft-com:office:office" xmlns:r="http://schemas.openxmlformats.org/officeDocument/2006/relationships" xmlns:m="http://schemas.openxmlformats.org/officeDocument/2006/math" xmlns:v="urn:schemas-microsoft-com:vml" xmlns:wp14="http://schemas.microsoft.com/office/word/2010/wordprocessingDrawing" xmlns:wp="http://schemas.openxmlformats.org/drawingml/2006/wordprocessingDrawing" xmlns:w10="urn:schemas-microsoft-com:office:word" xmlns:w="http://schemas.openxmlformats.org/wordprocessingml/2006/main" xmlns:w14="http://schemas.microsoft.com/office/word/2010/wordml" xmlns:w15="http://schemas.microsoft.com/office/word/2012/wordml" xmlns:wpg="http://schemas.microsoft.com/office/word/2010/wordprocessingGroup" xmlns:wpi="http://schemas.microsoft.com/office/word/2010/wordprocessingInk" xmlns:wne="http://schemas.microsoft.com/office/word/2006/wordml" xmlns:wps="http://schemas.microsoft.com/office/word/2010/wordprocessingShape" mc:Ignorable="w14 w15 wp14">
+<w:ftr xmlns:wpc="http://schemas.microsoft.com/office/word/2010/wordprocessingCanvas" xmlns:cx="http://schemas.microsoft.com/office/drawing/2014/chartex" xmlns:cx1="http://schemas.microsoft.com/office/drawing/2015/9/8/chartex" xmlns:cx2="http://schemas.microsoft.com/office/drawing/2015/10/21/chartex" xmlns:cx3="http://schemas.microsoft.com/office/drawing/2016/5/9/chartex" xmlns:cx4="http://schemas.microsoft.com/office/drawing/2016/5/10/chartex" xmlns:cx5="http://schemas.microsoft.com/office/drawing/2016/5/11/chartex" xmlns:cx6="http://schemas.microsoft.com/office/drawing/2016/5/12/chartex" xmlns:cx7="http://schemas.microsoft.com/office/drawing/2016/5/13/chartex" xmlns:cx8="http://schemas.microsoft.com/office/drawing/2016/5/14/chartex" xmlns:mc="http://schemas.openxmlformats.org/markup-compatibility/2006" xmlns:aink="http://schemas.microsoft.com/office/drawing/2016/ink" xmlns:am3d="http://schemas.microsoft.com/office/drawing/2017/model3d" xmlns:o="urn:schemas-microsoft-com:office:office" xmlns:oel="http://schemas.microsoft.com/office/2019/extlst" xmlns:r="http://schemas.openxmlformats.org/officeDocument/2006/relationships" xmlns:m="http://schemas.openxmlformats.org/officeDocument/2006/math" xmlns:v="urn:schemas-microsoft-com:vml" xmlns:wp14="http://schemas.microsoft.com/office/word/2010/wordprocessingDrawing" xmlns:wp="http://schemas.openxmlformats.org/drawingml/2006/wordprocessingDrawing" xmlns:w10="urn:schemas-microsoft-com:office:word" xmlns:w="http://schemas.openxmlformats.org/wordprocessingml/2006/main" xmlns:w14="http://schemas.microsoft.com/office/word/2010/wordml" xmlns:w15="http://schemas.microsoft.com/office/word/2012/wordml" xmlns:w16cex="http://schemas.microsoft.com/office/word/2018/wordml/cex" xmlns:w16cid="http://schemas.microsoft.com/office/word/2016/wordml/cid" xmlns:w16="http://schemas.microsoft.com/office/word/2018/wordml" xmlns:w16du="http://schemas.microsoft.com/office/word/2023/wordml/word16du" xmlns:w16sdtdh="http://schemas.microsoft.com/office/word/2020/wordml/sdtdatahash" xmlns:w16sdtfl="http://schemas.microsoft.com/office/word/2024/wordml/sdtformatlock" xmlns:w16se="http://schemas.microsoft.com/office/word/2015/wordml/symex" xmlns:wpg="http://schemas.microsoft.com/office/word/2010/wordprocessingGroup" xmlns:wpi="http://schemas.microsoft.com/office/word/2010/wordprocessingInk" xmlns:wne="http://schemas.microsoft.com/office/word/2006/wordml" xmlns:wps="http://schemas.microsoft.com/office/word/2010/wordprocessingShape" mc:Ignorable="w14 w15 w16se w16cid w16 w16cex w16sdtdh w16sdtfl w16du wp14">
   <w:p>
     <w:pPr>
       <w:pStyle w:val="Footer"/>
@@ -2364,7 +2255,7 @@
 </file>
 
 <file path=word/footnotes.xml><?xml version="1.0" encoding="utf-8"?>
-<w:footnotes xmlns:wpc="http://schemas.microsoft.com/office/word/2010/wordprocessingCanvas" xmlns:mc="http://schemas.openxmlformats.org/markup-compatibility/2006" xmlns:o="urn:schemas-microsoft-com:office:office" xmlns:r="http://schemas.openxmlformats.org/officeDocument/2006/relationships" xmlns:m="http://schemas.openxmlformats.org/officeDocument/2006/math" xmlns:v="urn:schemas-microsoft-com:vml" xmlns:wp14="http://schemas.microsoft.com/office/word/2010/wordprocessingDrawing" xmlns:wp="http://schemas.openxmlformats.org/drawingml/2006/wordprocessingDrawing" xmlns:w10="urn:schemas-microsoft-com:office:word" xmlns:w="http://schemas.openxmlformats.org/wordprocessingml/2006/main" xmlns:w14="http://schemas.microsoft.com/office/word/2010/wordml" xmlns:w15="http://schemas.microsoft.com/office/word/2012/wordml" xmlns:wpg="http://schemas.microsoft.com/office/word/2010/wordprocessingGroup" xmlns:wpi="http://schemas.microsoft.com/office/word/2010/wordprocessingInk" xmlns:wne="http://schemas.microsoft.com/office/word/2006/wordml" xmlns:wps="http://schemas.microsoft.com/office/word/2010/wordprocessingShape" mc:Ignorable="w14 w15 wp14">
+<w:footnotes xmlns:wpc="http://schemas.microsoft.com/office/word/2010/wordprocessingCanvas" xmlns:cx="http://schemas.microsoft.com/office/drawing/2014/chartex" xmlns:cx1="http://schemas.microsoft.com/office/drawing/2015/9/8/chartex" xmlns:cx2="http://schemas.microsoft.com/office/drawing/2015/10/21/chartex" xmlns:cx3="http://schemas.microsoft.com/office/drawing/2016/5/9/chartex" xmlns:cx4="http://schemas.microsoft.com/office/drawing/2016/5/10/chartex" xmlns:cx5="http://schemas.microsoft.com/office/drawing/2016/5/11/chartex" xmlns:cx6="http://schemas.microsoft.com/office/drawing/2016/5/12/chartex" xmlns:cx7="http://schemas.microsoft.com/office/drawing/2016/5/13/chartex" xmlns:cx8="http://schemas.microsoft.com/office/drawing/2016/5/14/chartex" xmlns:mc="http://schemas.openxmlformats.org/markup-compatibility/2006" xmlns:aink="http://schemas.microsoft.com/office/drawing/2016/ink" xmlns:am3d="http://schemas.microsoft.com/office/drawing/2017/model3d" xmlns:o="urn:schemas-microsoft-com:office:office" xmlns:oel="http://schemas.microsoft.com/office/2019/extlst" xmlns:r="http://schemas.openxmlformats.org/officeDocument/2006/relationships" xmlns:m="http://schemas.openxmlformats.org/officeDocument/2006/math" xmlns:v="urn:schemas-microsoft-com:vml" xmlns:wp14="http://schemas.microsoft.com/office/word/2010/wordprocessingDrawing" xmlns:wp="http://schemas.openxmlformats.org/drawingml/2006/wordprocessingDrawing" xmlns:w10="urn:schemas-microsoft-com:office:word" xmlns:w="http://schemas.openxmlformats.org/wordprocessingml/2006/main" xmlns:w14="http://schemas.microsoft.com/office/word/2010/wordml" xmlns:w15="http://schemas.microsoft.com/office/word/2012/wordml" xmlns:w16cex="http://schemas.microsoft.com/office/word/2018/wordml/cex" xmlns:w16cid="http://schemas.microsoft.com/office/word/2016/wordml/cid" xmlns:w16="http://schemas.microsoft.com/office/word/2018/wordml" xmlns:w16du="http://schemas.microsoft.com/office/word/2023/wordml/word16du" xmlns:w16sdtdh="http://schemas.microsoft.com/office/word/2020/wordml/sdtdatahash" xmlns:w16sdtfl="http://schemas.microsoft.com/office/word/2024/wordml/sdtformatlock" xmlns:w16se="http://schemas.microsoft.com/office/word/2015/wordml/symex" xmlns:wpg="http://schemas.microsoft.com/office/word/2010/wordprocessingGroup" xmlns:wpi="http://schemas.microsoft.com/office/word/2010/wordprocessingInk" xmlns:wne="http://schemas.microsoft.com/office/word/2006/wordml" xmlns:wps="http://schemas.microsoft.com/office/word/2010/wordprocessingShape" mc:Ignorable="w14 w15 w16se w16cid w16 w16cex w16sdtdh w16sdtfl w16du wp14">
   <w:footnote w:type="separator" w:id="-1">
     <w:p>
       <w:r>
@@ -2383,7 +2274,7 @@
 </file>
 
 <file path=word/header1.xml><?xml version="1.0" encoding="utf-8"?>
-<w:hdr xmlns:wpc="http://schemas.microsoft.com/office/word/2010/wordprocessingCanvas" xmlns:mc="http://schemas.openxmlformats.org/markup-compatibility/2006" xmlns:o="urn:schemas-microsoft-com:office:office" xmlns:r="http://schemas.openxmlformats.org/officeDocument/2006/relationships" xmlns:m="http://schemas.openxmlformats.org/officeDocument/2006/math" xmlns:v="urn:schemas-microsoft-com:vml" xmlns:wp14="http://schemas.microsoft.com/office/word/2010/wordprocessingDrawing" xmlns:wp="http://schemas.openxmlformats.org/drawingml/2006/wordprocessingDrawing" xmlns:w10="urn:schemas-microsoft-com:office:word" xmlns:w="http://schemas.openxmlformats.org/wordprocessingml/2006/main" xmlns:w14="http://schemas.microsoft.com/office/word/2010/wordml" xmlns:w15="http://schemas.microsoft.com/office/word/2012/wordml" xmlns:wpg="http://schemas.microsoft.com/office/word/2010/wordprocessingGroup" xmlns:wpi="http://schemas.microsoft.com/office/word/2010/wordprocessingInk" xmlns:wne="http://schemas.microsoft.com/office/word/2006/wordml" xmlns:wps="http://schemas.microsoft.com/office/word/2010/wordprocessingShape" mc:Ignorable="w14 w15 wp14">
+<w:hdr xmlns:wpc="http://schemas.microsoft.com/office/word/2010/wordprocessingCanvas" xmlns:cx="http://schemas.microsoft.com/office/drawing/2014/chartex" xmlns:cx1="http://schemas.microsoft.com/office/drawing/2015/9/8/chartex" xmlns:cx2="http://schemas.microsoft.com/office/drawing/2015/10/21/chartex" xmlns:cx3="http://schemas.microsoft.com/office/drawing/2016/5/9/chartex" xmlns:cx4="http://schemas.microsoft.com/office/drawing/2016/5/10/chartex" xmlns:cx5="http://schemas.microsoft.com/office/drawing/2016/5/11/chartex" xmlns:cx6="http://schemas.microsoft.com/office/drawing/2016/5/12/chartex" xmlns:cx7="http://schemas.microsoft.com/office/drawing/2016/5/13/chartex" xmlns:cx8="http://schemas.microsoft.com/office/drawing/2016/5/14/chartex" xmlns:mc="http://schemas.openxmlformats.org/markup-compatibility/2006" xmlns:aink="http://schemas.microsoft.com/office/drawing/2016/ink" xmlns:am3d="http://schemas.microsoft.com/office/drawing/2017/model3d" xmlns:o="urn:schemas-microsoft-com:office:office" xmlns:oel="http://schemas.microsoft.com/office/2019/extlst" xmlns:r="http://schemas.openxmlformats.org/officeDocument/2006/relationships" xmlns:m="http://schemas.openxmlformats.org/officeDocument/2006/math" xmlns:v="urn:schemas-microsoft-com:vml" xmlns:wp14="http://schemas.microsoft.com/office/word/2010/wordprocessingDrawing" xmlns:wp="http://schemas.openxmlformats.org/drawingml/2006/wordprocessingDrawing" xmlns:w10="urn:schemas-microsoft-com:office:word" xmlns:w="http://schemas.openxmlformats.org/wordprocessingml/2006/main" xmlns:w14="http://schemas.microsoft.com/office/word/2010/wordml" xmlns:w15="http://schemas.microsoft.com/office/word/2012/wordml" xmlns:w16cex="http://schemas.microsoft.com/office/word/2018/wordml/cex" xmlns:w16cid="http://schemas.microsoft.com/office/word/2016/wordml/cid" xmlns:w16="http://schemas.microsoft.com/office/word/2018/wordml" xmlns:w16du="http://schemas.microsoft.com/office/word/2023/wordml/word16du" xmlns:w16sdtdh="http://schemas.microsoft.com/office/word/2020/wordml/sdtdatahash" xmlns:w16sdtfl="http://schemas.microsoft.com/office/word/2024/wordml/sdtformatlock" xmlns:w16se="http://schemas.microsoft.com/office/word/2015/wordml/symex" xmlns:wpg="http://schemas.microsoft.com/office/word/2010/wordprocessingGroup" xmlns:wpi="http://schemas.microsoft.com/office/word/2010/wordprocessingInk" xmlns:wne="http://schemas.microsoft.com/office/word/2006/wordml" xmlns:wps="http://schemas.microsoft.com/office/word/2010/wordprocessingShape" mc:Ignorable="w14 w15 w16se w16cid w16 w16cex w16sdtdh w16sdtfl w16du wp14">
   <w:p>
     <w:pPr>
       <w:pStyle w:val="Header"/>
@@ -2392,7 +2283,7 @@
       <w:rPr>
         <w:noProof/>
       </w:rPr>
-      <w:pict>
+      <w:pict w14:anchorId="30114DC6">
         <v:shapetype id="_x0000_t75" coordsize="21600,21600" o:spt="75" o:preferrelative="t" path="m@4@5l@4@11@9@11@9@5xe" filled="f" stroked="f">
           <v:stroke joinstyle="miter"/>
           <v:formulas>
@@ -2412,7 +2303,7 @@
           <v:path o:extrusionok="f" gradientshapeok="t" o:connecttype="rect"/>
           <o:lock v:ext="edit" aspectratio="t"/>
         </v:shapetype>
-        <v:shape id="WordPictureWatermark22395800" o:spid="_x0000_s2050" type="#_x0000_t75" style="position:absolute;margin-left:0;margin-top:0;width:480.8pt;height:589.75pt;z-index:-251657216;mso-position-horizontal:center;mso-position-horizontal-relative:margin;mso-position-vertical:center;mso-position-vertical-relative:margin" o:allowincell="f">
+        <v:shape id="WordPictureWatermark22395800" o:spid="_x0000_s1026" type="#_x0000_t75" style="position:absolute;margin-left:0;margin-top:0;width:480.8pt;height:589.75pt;z-index:-251657216;mso-position-horizontal:center;mso-position-horizontal-relative:margin;mso-position-vertical:center;mso-position-vertical-relative:margin" o:allowincell="f">
           <v:imagedata r:id="rId1" o:title="images" gain="19661f" blacklevel="22938f"/>
           <w10:wrap anchorx="margin" anchory="margin"/>
         </v:shape>
@@ -2423,7 +2314,7 @@
 </file>
 
 <file path=word/header2.xml><?xml version="1.0" encoding="utf-8"?>
-<w:hdr xmlns:wpc="http://schemas.microsoft.com/office/word/2010/wordprocessingCanvas" xmlns:mc="http://schemas.openxmlformats.org/markup-compatibility/2006" xmlns:o="urn:schemas-microsoft-com:office:office" xmlns:r="http://schemas.openxmlformats.org/officeDocument/2006/relationships" xmlns:m="http://schemas.openxmlformats.org/officeDocument/2006/math" xmlns:v="urn:schemas-microsoft-com:vml" xmlns:wp14="http://schemas.microsoft.com/office/word/2010/wordprocessingDrawing" xmlns:wp="http://schemas.openxmlformats.org/drawingml/2006/wordprocessingDrawing" xmlns:w10="urn:schemas-microsoft-com:office:word" xmlns:w="http://schemas.openxmlformats.org/wordprocessingml/2006/main" xmlns:w14="http://schemas.microsoft.com/office/word/2010/wordml" xmlns:w15="http://schemas.microsoft.com/office/word/2012/wordml" xmlns:wpg="http://schemas.microsoft.com/office/word/2010/wordprocessingGroup" xmlns:wpi="http://schemas.microsoft.com/office/word/2010/wordprocessingInk" xmlns:wne="http://schemas.microsoft.com/office/word/2006/wordml" xmlns:wps="http://schemas.microsoft.com/office/word/2010/wordprocessingShape" mc:Ignorable="w14 w15 wp14">
+<w:hdr xmlns:wpc="http://schemas.microsoft.com/office/word/2010/wordprocessingCanvas" xmlns:cx="http://schemas.microsoft.com/office/drawing/2014/chartex" xmlns:cx1="http://schemas.microsoft.com/office/drawing/2015/9/8/chartex" xmlns:cx2="http://schemas.microsoft.com/office/drawing/2015/10/21/chartex" xmlns:cx3="http://schemas.microsoft.com/office/drawing/2016/5/9/chartex" xmlns:cx4="http://schemas.microsoft.com/office/drawing/2016/5/10/chartex" xmlns:cx5="http://schemas.microsoft.com/office/drawing/2016/5/11/chartex" xmlns:cx6="http://schemas.microsoft.com/office/drawing/2016/5/12/chartex" xmlns:cx7="http://schemas.microsoft.com/office/drawing/2016/5/13/chartex" xmlns:cx8="http://schemas.microsoft.com/office/drawing/2016/5/14/chartex" xmlns:mc="http://schemas.openxmlformats.org/markup-compatibility/2006" xmlns:aink="http://schemas.microsoft.com/office/drawing/2016/ink" xmlns:am3d="http://schemas.microsoft.com/office/drawing/2017/model3d" xmlns:o="urn:schemas-microsoft-com:office:office" xmlns:oel="http://schemas.microsoft.com/office/2019/extlst" xmlns:r="http://schemas.openxmlformats.org/officeDocument/2006/relationships" xmlns:m="http://schemas.openxmlformats.org/officeDocument/2006/math" xmlns:v="urn:schemas-microsoft-com:vml" xmlns:wp14="http://schemas.microsoft.com/office/word/2010/wordprocessingDrawing" xmlns:wp="http://schemas.openxmlformats.org/drawingml/2006/wordprocessingDrawing" xmlns:w10="urn:schemas-microsoft-com:office:word" xmlns:w="http://schemas.openxmlformats.org/wordprocessingml/2006/main" xmlns:w14="http://schemas.microsoft.com/office/word/2010/wordml" xmlns:w15="http://schemas.microsoft.com/office/word/2012/wordml" xmlns:w16cex="http://schemas.microsoft.com/office/word/2018/wordml/cex" xmlns:w16cid="http://schemas.microsoft.com/office/word/2016/wordml/cid" xmlns:w16="http://schemas.microsoft.com/office/word/2018/wordml" xmlns:w16du="http://schemas.microsoft.com/office/word/2023/wordml/word16du" xmlns:w16sdtdh="http://schemas.microsoft.com/office/word/2020/wordml/sdtdatahash" xmlns:w16sdtfl="http://schemas.microsoft.com/office/word/2024/wordml/sdtformatlock" xmlns:w16se="http://schemas.microsoft.com/office/word/2015/wordml/symex" xmlns:wpg="http://schemas.microsoft.com/office/word/2010/wordprocessingGroup" xmlns:wpi="http://schemas.microsoft.com/office/word/2010/wordprocessingInk" xmlns:wne="http://schemas.microsoft.com/office/word/2006/wordml" xmlns:wps="http://schemas.microsoft.com/office/word/2010/wordprocessingShape" mc:Ignorable="w14 w15 w16se w16cid w16 w16cex w16sdtdh w16sdtfl w16du wp14">
   <w:p>
     <w:pPr>
       <w:pStyle w:val="Header"/>
@@ -2432,7 +2323,7 @@
       <w:rPr>
         <w:noProof/>
       </w:rPr>
-      <w:pict>
+      <w:pict w14:anchorId="22E17ACD">
         <v:shapetype id="_x0000_t75" coordsize="21600,21600" o:spt="75" o:preferrelative="t" path="m@4@5l@4@11@9@11@9@5xe" filled="f" stroked="f">
           <v:stroke joinstyle="miter"/>
           <v:formulas>
@@ -2452,7 +2343,7 @@
           <v:path o:extrusionok="f" gradientshapeok="t" o:connecttype="rect"/>
           <o:lock v:ext="edit" aspectratio="t"/>
         </v:shapetype>
-        <v:shape id="WordPictureWatermark22395801" o:spid="_x0000_s2051" type="#_x0000_t75" style="position:absolute;margin-left:0;margin-top:0;width:480.8pt;height:589.75pt;z-index:-251656192;mso-position-horizontal:center;mso-position-horizontal-relative:margin;mso-position-vertical:center;mso-position-vertical-relative:margin" o:allowincell="f">
+        <v:shape id="WordPictureWatermark22395801" o:spid="_x0000_s1027" type="#_x0000_t75" style="position:absolute;margin-left:0;margin-top:0;width:480.8pt;height:589.75pt;z-index:-251656192;mso-position-horizontal:center;mso-position-horizontal-relative:margin;mso-position-vertical:center;mso-position-vertical-relative:margin" o:allowincell="f">
           <v:imagedata r:id="rId1" o:title="images" gain="19661f" blacklevel="22938f"/>
           <w10:wrap anchorx="margin" anchory="margin"/>
         </v:shape>
@@ -2463,7 +2354,7 @@
 </file>
 
 <file path=word/header3.xml><?xml version="1.0" encoding="utf-8"?>
-<w:hdr xmlns:wpc="http://schemas.microsoft.com/office/word/2010/wordprocessingCanvas" xmlns:mc="http://schemas.openxmlformats.org/markup-compatibility/2006" xmlns:o="urn:schemas-microsoft-com:office:office" xmlns:r="http://schemas.openxmlformats.org/officeDocument/2006/relationships" xmlns:m="http://schemas.openxmlformats.org/officeDocument/2006/math" xmlns:v="urn:schemas-microsoft-com:vml" xmlns:wp14="http://schemas.microsoft.com/office/word/2010/wordprocessingDrawing" xmlns:wp="http://schemas.openxmlformats.org/drawingml/2006/wordprocessingDrawing" xmlns:w10="urn:schemas-microsoft-com:office:word" xmlns:w="http://schemas.openxmlformats.org/wordprocessingml/2006/main" xmlns:w14="http://schemas.microsoft.com/office/word/2010/wordml" xmlns:w15="http://schemas.microsoft.com/office/word/2012/wordml" xmlns:wpg="http://schemas.microsoft.com/office/word/2010/wordprocessingGroup" xmlns:wpi="http://schemas.microsoft.com/office/word/2010/wordprocessingInk" xmlns:wne="http://schemas.microsoft.com/office/word/2006/wordml" xmlns:wps="http://schemas.microsoft.com/office/word/2010/wordprocessingShape" mc:Ignorable="w14 w15 wp14">
+<w:hdr xmlns:wpc="http://schemas.microsoft.com/office/word/2010/wordprocessingCanvas" xmlns:cx="http://schemas.microsoft.com/office/drawing/2014/chartex" xmlns:cx1="http://schemas.microsoft.com/office/drawing/2015/9/8/chartex" xmlns:cx2="http://schemas.microsoft.com/office/drawing/2015/10/21/chartex" xmlns:cx3="http://schemas.microsoft.com/office/drawing/2016/5/9/chartex" xmlns:cx4="http://schemas.microsoft.com/office/drawing/2016/5/10/chartex" xmlns:cx5="http://schemas.microsoft.com/office/drawing/2016/5/11/chartex" xmlns:cx6="http://schemas.microsoft.com/office/drawing/2016/5/12/chartex" xmlns:cx7="http://schemas.microsoft.com/office/drawing/2016/5/13/chartex" xmlns:cx8="http://schemas.microsoft.com/office/drawing/2016/5/14/chartex" xmlns:mc="http://schemas.openxmlformats.org/markup-compatibility/2006" xmlns:aink="http://schemas.microsoft.com/office/drawing/2016/ink" xmlns:am3d="http://schemas.microsoft.com/office/drawing/2017/model3d" xmlns:o="urn:schemas-microsoft-com:office:office" xmlns:oel="http://schemas.microsoft.com/office/2019/extlst" xmlns:r="http://schemas.openxmlformats.org/officeDocument/2006/relationships" xmlns:m="http://schemas.openxmlformats.org/officeDocument/2006/math" xmlns:v="urn:schemas-microsoft-com:vml" xmlns:wp14="http://schemas.microsoft.com/office/word/2010/wordprocessingDrawing" xmlns:wp="http://schemas.openxmlformats.org/drawingml/2006/wordprocessingDrawing" xmlns:w10="urn:schemas-microsoft-com:office:word" xmlns:w="http://schemas.openxmlformats.org/wordprocessingml/2006/main" xmlns:w14="http://schemas.microsoft.com/office/word/2010/wordml" xmlns:w15="http://schemas.microsoft.com/office/word/2012/wordml" xmlns:w16cex="http://schemas.microsoft.com/office/word/2018/wordml/cex" xmlns:w16cid="http://schemas.microsoft.com/office/word/2016/wordml/cid" xmlns:w16="http://schemas.microsoft.com/office/word/2018/wordml" xmlns:w16du="http://schemas.microsoft.com/office/word/2023/wordml/word16du" xmlns:w16sdtdh="http://schemas.microsoft.com/office/word/2020/wordml/sdtdatahash" xmlns:w16sdtfl="http://schemas.microsoft.com/office/word/2024/wordml/sdtformatlock" xmlns:w16se="http://schemas.microsoft.com/office/word/2015/wordml/symex" xmlns:wpg="http://schemas.microsoft.com/office/word/2010/wordprocessingGroup" xmlns:wpi="http://schemas.microsoft.com/office/word/2010/wordprocessingInk" xmlns:wne="http://schemas.microsoft.com/office/word/2006/wordml" xmlns:wps="http://schemas.microsoft.com/office/word/2010/wordprocessingShape" mc:Ignorable="w14 w15 w16se w16cid w16 w16cex w16sdtdh w16sdtfl w16du wp14">
   <w:p>
     <w:pPr>
       <w:pStyle w:val="Header"/>
@@ -2472,7 +2363,7 @@
       <w:rPr>
         <w:noProof/>
       </w:rPr>
-      <w:pict>
+      <w:pict w14:anchorId="3F30C418">
         <v:shapetype id="_x0000_t75" coordsize="21600,21600" o:spt="75" o:preferrelative="t" path="m@4@5l@4@11@9@11@9@5xe" filled="f" stroked="f">
           <v:stroke joinstyle="miter"/>
           <v:formulas>
@@ -2492,7 +2383,7 @@
           <v:path o:extrusionok="f" gradientshapeok="t" o:connecttype="rect"/>
           <o:lock v:ext="edit" aspectratio="t"/>
         </v:shapetype>
-        <v:shape id="WordPictureWatermark22395799" o:spid="_x0000_s2049" type="#_x0000_t75" style="position:absolute;margin-left:0;margin-top:0;width:480.8pt;height:589.75pt;z-index:-251658240;mso-position-horizontal:center;mso-position-horizontal-relative:margin;mso-position-vertical:center;mso-position-vertical-relative:margin" o:allowincell="f">
+        <v:shape id="WordPictureWatermark22395799" o:spid="_x0000_s1025" type="#_x0000_t75" style="position:absolute;margin-left:0;margin-top:0;width:480.8pt;height:589.75pt;z-index:-251658240;mso-position-horizontal:center;mso-position-horizontal-relative:margin;mso-position-vertical:center;mso-position-vertical-relative:margin" o:allowincell="f">
           <v:imagedata r:id="rId1" o:title="images" gain="19661f" blacklevel="22938f"/>
           <w10:wrap anchorx="margin" anchory="margin"/>
         </v:shape>
@@ -2503,8 +2394,8 @@
 </file>
 
 <file path=word/numbering.xml><?xml version="1.0" encoding="utf-8"?>
-<w:numbering xmlns:wpc="http://schemas.microsoft.com/office/word/2010/wordprocessingCanvas" xmlns:mc="http://schemas.openxmlformats.org/markup-compatibility/2006" xmlns:o="urn:schemas-microsoft-com:office:office" xmlns:r="http://schemas.openxmlformats.org/officeDocument/2006/relationships" xmlns:m="http://schemas.openxmlformats.org/officeDocument/2006/math" xmlns:v="urn:schemas-microsoft-com:vml" xmlns:wp14="http://schemas.microsoft.com/office/word/2010/wordprocessingDrawing" xmlns:wp="http://schemas.openxmlformats.org/drawingml/2006/wordprocessingDrawing" xmlns:w10="urn:schemas-microsoft-com:office:word" xmlns:w="http://schemas.openxmlformats.org/wordprocessingml/2006/main" xmlns:w14="http://schemas.microsoft.com/office/word/2010/wordml" xmlns:w15="http://schemas.microsoft.com/office/word/2012/wordml" xmlns:wpg="http://schemas.microsoft.com/office/word/2010/wordprocessingGroup" xmlns:wpi="http://schemas.microsoft.com/office/word/2010/wordprocessingInk" xmlns:wne="http://schemas.microsoft.com/office/word/2006/wordml" xmlns:wps="http://schemas.microsoft.com/office/word/2010/wordprocessingShape" mc:Ignorable="w14 w15 wp14">
-  <w:abstractNum w:abstractNumId="0">
+<w:numbering xmlns:wpc="http://schemas.microsoft.com/office/word/2010/wordprocessingCanvas" xmlns:cx="http://schemas.microsoft.com/office/drawing/2014/chartex" xmlns:cx1="http://schemas.microsoft.com/office/drawing/2015/9/8/chartex" xmlns:cx2="http://schemas.microsoft.com/office/drawing/2015/10/21/chartex" xmlns:cx3="http://schemas.microsoft.com/office/drawing/2016/5/9/chartex" xmlns:cx4="http://schemas.microsoft.com/office/drawing/2016/5/10/chartex" xmlns:cx5="http://schemas.microsoft.com/office/drawing/2016/5/11/chartex" xmlns:cx6="http://schemas.microsoft.com/office/drawing/2016/5/12/chartex" xmlns:cx7="http://schemas.microsoft.com/office/drawing/2016/5/13/chartex" xmlns:cx8="http://schemas.microsoft.com/office/drawing/2016/5/14/chartex" xmlns:mc="http://schemas.openxmlformats.org/markup-compatibility/2006" xmlns:aink="http://schemas.microsoft.com/office/drawing/2016/ink" xmlns:am3d="http://schemas.microsoft.com/office/drawing/2017/model3d" xmlns:o="urn:schemas-microsoft-com:office:office" xmlns:oel="http://schemas.microsoft.com/office/2019/extlst" xmlns:r="http://schemas.openxmlformats.org/officeDocument/2006/relationships" xmlns:m="http://schemas.openxmlformats.org/officeDocument/2006/math" xmlns:v="urn:schemas-microsoft-com:vml" xmlns:wp14="http://schemas.microsoft.com/office/word/2010/wordprocessingDrawing" xmlns:wp="http://schemas.openxmlformats.org/drawingml/2006/wordprocessingDrawing" xmlns:w10="urn:schemas-microsoft-com:office:word" xmlns:w="http://schemas.openxmlformats.org/wordprocessingml/2006/main" xmlns:w14="http://schemas.microsoft.com/office/word/2010/wordml" xmlns:w15="http://schemas.microsoft.com/office/word/2012/wordml" xmlns:w16cex="http://schemas.microsoft.com/office/word/2018/wordml/cex" xmlns:w16cid="http://schemas.microsoft.com/office/word/2016/wordml/cid" xmlns:w16="http://schemas.microsoft.com/office/word/2018/wordml" xmlns:w16du="http://schemas.microsoft.com/office/word/2023/wordml/word16du" xmlns:w16sdtdh="http://schemas.microsoft.com/office/word/2020/wordml/sdtdatahash" xmlns:w16sdtfl="http://schemas.microsoft.com/office/word/2024/wordml/sdtformatlock" xmlns:w16se="http://schemas.microsoft.com/office/word/2015/wordml/symex" xmlns:wpg="http://schemas.microsoft.com/office/word/2010/wordprocessingGroup" xmlns:wpi="http://schemas.microsoft.com/office/word/2010/wordprocessingInk" xmlns:wne="http://schemas.microsoft.com/office/word/2006/wordml" xmlns:wps="http://schemas.microsoft.com/office/word/2010/wordprocessingShape" mc:Ignorable="w14 w15 w16se w16cid w16 w16cex w16sdtdh w16sdtfl w16du wp14">
+  <w:abstractNum w:abstractNumId="0" w15:restartNumberingAfterBreak="0">
     <w:nsid w:val="131F4FD4"/>
     <w:multiLevelType w:val="hybridMultilevel"/>
     <w:tmpl w:val="ECD89F3C"/>
@@ -2593,7 +2484,7 @@
       </w:pPr>
     </w:lvl>
   </w:abstractNum>
-  <w:abstractNum w:abstractNumId="1">
+  <w:abstractNum w:abstractNumId="1" w15:restartNumberingAfterBreak="0">
     <w:nsid w:val="324B3140"/>
     <w:multiLevelType w:val="hybridMultilevel"/>
     <w:tmpl w:val="DDD62004"/>
@@ -2682,17 +2573,17 @@
       </w:pPr>
     </w:lvl>
   </w:abstractNum>
-  <w:num w:numId="1">
+  <w:num w:numId="1" w16cid:durableId="1450973348">
     <w:abstractNumId w:val="0"/>
   </w:num>
-  <w:num w:numId="2">
+  <w:num w:numId="2" w16cid:durableId="651063378">
     <w:abstractNumId w:val="1"/>
   </w:num>
 </w:numbering>
 </file>
 
 <file path=word/styles.xml><?xml version="1.0" encoding="utf-8"?>
-<w:styles xmlns:mc="http://schemas.openxmlformats.org/markup-compatibility/2006" xmlns:r="http://schemas.openxmlformats.org/officeDocument/2006/relationships" xmlns:w="http://schemas.openxmlformats.org/wordprocessingml/2006/main" xmlns:w14="http://schemas.microsoft.com/office/word/2010/wordml" xmlns:w15="http://schemas.microsoft.com/office/word/2012/wordml" mc:Ignorable="w14 w15">
+<w:styles xmlns:mc="http://schemas.openxmlformats.org/markup-compatibility/2006" xmlns:r="http://schemas.openxmlformats.org/officeDocument/2006/relationships" xmlns:w="http://schemas.openxmlformats.org/wordprocessingml/2006/main" xmlns:w14="http://schemas.microsoft.com/office/word/2010/wordml" xmlns:w15="http://schemas.microsoft.com/office/word/2012/wordml" xmlns:w16cex="http://schemas.microsoft.com/office/word/2018/wordml/cex" xmlns:w16cid="http://schemas.microsoft.com/office/word/2016/wordml/cid" xmlns:w16="http://schemas.microsoft.com/office/word/2018/wordml" xmlns:w16du="http://schemas.microsoft.com/office/word/2023/wordml/word16du" xmlns:w16sdtdh="http://schemas.microsoft.com/office/word/2020/wordml/sdtdatahash" xmlns:w16sdtfl="http://schemas.microsoft.com/office/word/2024/wordml/sdtformatlock" xmlns:w16se="http://schemas.microsoft.com/office/word/2015/wordml/symex" mc:Ignorable="w14 w15 w16se w16cid w16 w16cex w16sdtdh w16sdtfl w16du">
   <w:docDefaults>
     <w:rPrDefault>
       <w:rPr>
@@ -2708,7 +2599,7 @@
       </w:pPr>
     </w:pPrDefault>
   </w:docDefaults>
-  <w:latentStyles w:defLockedState="0" w:defUIPriority="99" w:defSemiHidden="0" w:defUnhideWhenUsed="0" w:defQFormat="0" w:count="371">
+  <w:latentStyles w:defLockedState="0" w:defUIPriority="99" w:defSemiHidden="0" w:defUnhideWhenUsed="0" w:defQFormat="0" w:count="376">
     <w:lsdException w:name="Normal" w:uiPriority="0" w:qFormat="1"/>
     <w:lsdException w:name="heading 1" w:uiPriority="9" w:qFormat="1"/>
     <w:lsdException w:name="heading 2" w:semiHidden="1" w:uiPriority="9" w:unhideWhenUsed="1" w:qFormat="1"/>
@@ -3080,6 +2971,11 @@
     <w:lsdException w:name="List Table 5 Dark Accent 6" w:uiPriority="50"/>
     <w:lsdException w:name="List Table 6 Colorful Accent 6" w:uiPriority="51"/>
     <w:lsdException w:name="List Table 7 Colorful Accent 6" w:uiPriority="52"/>
+    <w:lsdException w:name="Mention" w:semiHidden="1" w:unhideWhenUsed="1"/>
+    <w:lsdException w:name="Smart Hyperlink" w:semiHidden="1" w:unhideWhenUsed="1"/>
+    <w:lsdException w:name="Hashtag" w:semiHidden="1" w:unhideWhenUsed="1"/>
+    <w:lsdException w:name="Unresolved Mention" w:semiHidden="1" w:unhideWhenUsed="1"/>
+    <w:lsdException w:name="Smart Link" w:semiHidden="1" w:unhideWhenUsed="1"/>
   </w:latentStyles>
   <w:style w:type="paragraph" w:default="1" w:styleId="Normal">
     <w:name w:val="Normal"/>

--- a/public/pemohon.docx
+++ b/public/pemohon.docx
@@ -1,6 +1,6 @@
 
 <file path=word/document.xml><?xml version="1.0" encoding="utf-8"?>
-<w:document xmlns:wpc="http://schemas.microsoft.com/office/word/2010/wordprocessingCanvas" xmlns:cx="http://schemas.microsoft.com/office/drawing/2014/chartex" xmlns:cx1="http://schemas.microsoft.com/office/drawing/2015/9/8/chartex" xmlns:cx2="http://schemas.microsoft.com/office/drawing/2015/10/21/chartex" xmlns:cx3="http://schemas.microsoft.com/office/drawing/2016/5/9/chartex" xmlns:cx4="http://schemas.microsoft.com/office/drawing/2016/5/10/chartex" xmlns:cx5="http://schemas.microsoft.com/office/drawing/2016/5/11/chartex" xmlns:cx6="http://schemas.microsoft.com/office/drawing/2016/5/12/chartex" xmlns:cx7="http://schemas.microsoft.com/office/drawing/2016/5/13/chartex" xmlns:cx8="http://schemas.microsoft.com/office/drawing/2016/5/14/chartex" xmlns:mc="http://schemas.openxmlformats.org/markup-compatibility/2006" xmlns:aink="http://schemas.microsoft.com/office/drawing/2016/ink" xmlns:am3d="http://schemas.microsoft.com/office/drawing/2017/model3d" xmlns:o="urn:schemas-microsoft-com:office:office" xmlns:oel="http://schemas.microsoft.com/office/2019/extlst" xmlns:r="http://schemas.openxmlformats.org/officeDocument/2006/relationships" xmlns:m="http://schemas.openxmlformats.org/officeDocument/2006/math" xmlns:v="urn:schemas-microsoft-com:vml" xmlns:wp14="http://schemas.microsoft.com/office/word/2010/wordprocessingDrawing" xmlns:wp="http://schemas.openxmlformats.org/drawingml/2006/wordprocessingDrawing" xmlns:w10="urn:schemas-microsoft-com:office:word" xmlns:w="http://schemas.openxmlformats.org/wordprocessingml/2006/main" xmlns:w14="http://schemas.microsoft.com/office/word/2010/wordml" xmlns:w15="http://schemas.microsoft.com/office/word/2012/wordml" xmlns:w16cex="http://schemas.microsoft.com/office/word/2018/wordml/cex" xmlns:w16cid="http://schemas.microsoft.com/office/word/2016/wordml/cid" xmlns:w16="http://schemas.microsoft.com/office/word/2018/wordml" xmlns:w16du="http://schemas.microsoft.com/office/word/2023/wordml/word16du" xmlns:w16sdtdh="http://schemas.microsoft.com/office/word/2020/wordml/sdtdatahash" xmlns:w16sdtfl="http://schemas.microsoft.com/office/word/2024/wordml/sdtformatlock" xmlns:w16se="http://schemas.microsoft.com/office/word/2015/wordml/symex" xmlns:wpg="http://schemas.microsoft.com/office/word/2010/wordprocessingGroup" xmlns:wpi="http://schemas.microsoft.com/office/word/2010/wordprocessingInk" xmlns:wne="http://schemas.microsoft.com/office/word/2006/wordml" xmlns:wps="http://schemas.microsoft.com/office/word/2010/wordprocessingShape" mc:Ignorable="w14 w15 w16se w16cid w16 w16cex w16sdtdh w16sdtfl w16du wp14">
+<w:document xmlns:wpc="http://schemas.microsoft.com/office/word/2010/wordprocessingCanvas" xmlns:mc="http://schemas.openxmlformats.org/markup-compatibility/2006" xmlns:o="urn:schemas-microsoft-com:office:office" xmlns:r="http://schemas.openxmlformats.org/officeDocument/2006/relationships" xmlns:m="http://schemas.openxmlformats.org/officeDocument/2006/math" xmlns:v="urn:schemas-microsoft-com:vml" xmlns:wp14="http://schemas.microsoft.com/office/word/2010/wordprocessingDrawing" xmlns:wp="http://schemas.openxmlformats.org/drawingml/2006/wordprocessingDrawing" xmlns:w10="urn:schemas-microsoft-com:office:word" xmlns:w="http://schemas.openxmlformats.org/wordprocessingml/2006/main" xmlns:w14="http://schemas.microsoft.com/office/word/2010/wordml" xmlns:w15="http://schemas.microsoft.com/office/word/2012/wordml" xmlns:wpg="http://schemas.microsoft.com/office/word/2010/wordprocessingGroup" xmlns:wpi="http://schemas.microsoft.com/office/word/2010/wordprocessingInk" xmlns:wne="http://schemas.microsoft.com/office/word/2006/wordml" xmlns:wps="http://schemas.microsoft.com/office/word/2010/wordprocessingShape" mc:Ignorable="w14 w15 wp14">
   <w:body>
     <w:p>
       <w:pPr>
@@ -26,7 +26,7 @@
           <w:lang w:val="en-US" w:eastAsia="en-US"/>
         </w:rPr>
         <w:drawing>
-          <wp:anchor distT="0" distB="0" distL="114300" distR="114300" simplePos="0" relativeHeight="251660288" behindDoc="0" locked="0" layoutInCell="1" allowOverlap="1" wp14:anchorId="1FA4F198" wp14:editId="15D52179">
+          <wp:anchor distT="0" distB="0" distL="114300" distR="114300" simplePos="0" relativeHeight="251660288" behindDoc="0" locked="0" layoutInCell="1" allowOverlap="1">
             <wp:simplePos x="0" y="0"/>
             <wp:positionH relativeFrom="column">
               <wp:posOffset>-265253</wp:posOffset>
@@ -134,13 +134,41 @@
         </w:rPr>
         <w:t xml:space="preserve">Jl. </w:t>
       </w:r>
+      <w:proofErr w:type="spellStart"/>
       <w:r>
         <w:rPr>
           <w:rFonts w:ascii="Bookman Old Style" w:hAnsi="Bookman Old Style"/>
           <w:i/>
           <w:lang w:val="en-US"/>
         </w:rPr>
-        <w:t xml:space="preserve">Soekarno Hatta </w:t>
+        <w:t>Soekarno</w:t>
+      </w:r>
+      <w:proofErr w:type="spellEnd"/>
+      <w:r>
+        <w:rPr>
+          <w:rFonts w:ascii="Bookman Old Style" w:hAnsi="Bookman Old Style"/>
+          <w:i/>
+          <w:lang w:val="en-US"/>
+        </w:rPr>
+        <w:t xml:space="preserve"> </w:t>
+      </w:r>
+      <w:proofErr w:type="spellStart"/>
+      <w:r>
+        <w:rPr>
+          <w:rFonts w:ascii="Bookman Old Style" w:hAnsi="Bookman Old Style"/>
+          <w:i/>
+          <w:lang w:val="en-US"/>
+        </w:rPr>
+        <w:t>Hatta</w:t>
+      </w:r>
+      <w:proofErr w:type="spellEnd"/>
+      <w:r>
+        <w:rPr>
+          <w:rFonts w:ascii="Bookman Old Style" w:hAnsi="Bookman Old Style"/>
+          <w:i/>
+          <w:lang w:val="en-US"/>
+        </w:rPr>
+        <w:t xml:space="preserve"> </w:t>
       </w:r>
       <w:proofErr w:type="spellStart"/>
       <w:r>
@@ -247,8 +275,8 @@
           <w:noProof/>
           <w:lang w:val="en-US" w:eastAsia="en-US"/>
         </w:rPr>
-        <w:pict w14:anchorId="2C71DCD9">
-          <v:line id="Line 2" o:spid="_x0000_s2050" style="position:absolute;left:0;text-align:left;z-index:251658240;visibility:visible" from="-20.8pt,8.25pt" to="495pt,8.25pt" o:gfxdata="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" strokeweight="4.5pt">
+        <w:pict>
+          <v:line id="Line 2" o:spid="_x0000_s1026" style="position:absolute;left:0;text-align:left;z-index:251658240;visibility:visible" from="-20.8pt,8.25pt" to="495pt,8.25pt" o:gfxdata="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" strokeweight="4.5pt">
             <v:stroke linestyle="thickThin"/>
           </v:line>
         </w:pict>
@@ -523,15 +551,6 @@
         </w:rPr>
         <w:t xml:space="preserve"> </w:t>
       </w:r>
-      <w:r>
-        <w:rPr>
-          <w:rFonts w:ascii="Bookman Old Style" w:hAnsi="Bookman Old Style"/>
-          <w:sz w:val="22"/>
-          <w:szCs w:val="22"/>
-          <w:lang w:val="en-US"/>
-        </w:rPr>
-        <w:t xml:space="preserve">Tani </w:t>
-      </w:r>
       <w:proofErr w:type="spellStart"/>
       <w:r>
         <w:rPr>
@@ -540,6 +559,26 @@
           <w:szCs w:val="22"/>
           <w:lang w:val="en-US"/>
         </w:rPr>
+        <w:t>Tani</w:t>
+      </w:r>
+      <w:proofErr w:type="spellEnd"/>
+      <w:r>
+        <w:rPr>
+          <w:rFonts w:ascii="Bookman Old Style" w:hAnsi="Bookman Old Style"/>
+          <w:sz w:val="22"/>
+          <w:szCs w:val="22"/>
+          <w:lang w:val="en-US"/>
+        </w:rPr>
+        <w:t xml:space="preserve"> </w:t>
+      </w:r>
+      <w:proofErr w:type="spellStart"/>
+      <w:r>
+        <w:rPr>
+          <w:rFonts w:ascii="Bookman Old Style" w:hAnsi="Bookman Old Style"/>
+          <w:sz w:val="22"/>
+          <w:szCs w:val="22"/>
+          <w:lang w:val="en-US"/>
+        </w:rPr>
         <w:t>Budidaya</w:t>
       </w:r>
       <w:proofErr w:type="spellEnd"/>
@@ -550,34 +589,105 @@
           <w:szCs w:val="22"/>
           <w:lang w:val="en-US"/>
         </w:rPr>
-        <w:t xml:space="preserve"> Ikan  Delon </w:t>
-      </w:r>
-      <w:r>
-        <w:rPr>
-          <w:rFonts w:ascii="Bookman Old Style" w:hAnsi="Bookman Old Style"/>
-          <w:sz w:val="22"/>
-          <w:szCs w:val="22"/>
-          <w:lang w:val="en-US"/>
-        </w:rPr>
-        <w:t xml:space="preserve"> </w:t>
-      </w:r>
-      <w:r>
-        <w:rPr>
-          <w:rFonts w:ascii="Bookman Old Style" w:hAnsi="Bookman Old Style"/>
-          <w:sz w:val="22"/>
-          <w:szCs w:val="22"/>
-          <w:lang w:val="en-US"/>
-        </w:rPr>
-        <w:t xml:space="preserve">Desa </w:t>
-      </w:r>
-      <w:r>
-        <w:rPr>
-          <w:rFonts w:ascii="Bookman Old Style" w:hAnsi="Bookman Old Style"/>
-          <w:sz w:val="22"/>
-          <w:szCs w:val="22"/>
-          <w:lang w:val="en-US"/>
-        </w:rPr>
-        <w:t xml:space="preserve"> Bawalipu </w:t>
+        <w:t xml:space="preserve"> </w:t>
+      </w:r>
+      <w:proofErr w:type="spellStart"/>
+      <w:r>
+        <w:rPr>
+          <w:rFonts w:ascii="Bookman Old Style" w:hAnsi="Bookman Old Style"/>
+          <w:sz w:val="22"/>
+          <w:szCs w:val="22"/>
+          <w:lang w:val="en-US"/>
+        </w:rPr>
+        <w:t>Ikan</w:t>
+      </w:r>
+      <w:proofErr w:type="spellEnd"/>
+      <w:r>
+        <w:rPr>
+          <w:rFonts w:ascii="Bookman Old Style" w:hAnsi="Bookman Old Style"/>
+          <w:sz w:val="22"/>
+          <w:szCs w:val="22"/>
+          <w:lang w:val="en-US"/>
+        </w:rPr>
+        <w:t xml:space="preserve">  </w:t>
+      </w:r>
+      <w:proofErr w:type="spellStart"/>
+      <w:r>
+        <w:rPr>
+          <w:rFonts w:ascii="Bookman Old Style" w:hAnsi="Bookman Old Style"/>
+          <w:sz w:val="22"/>
+          <w:szCs w:val="22"/>
+          <w:lang w:val="en-US"/>
+        </w:rPr>
+        <w:t>Delon</w:t>
+      </w:r>
+      <w:proofErr w:type="spellEnd"/>
+      <w:r>
+        <w:rPr>
+          <w:rFonts w:ascii="Bookman Old Style" w:hAnsi="Bookman Old Style"/>
+          <w:sz w:val="22"/>
+          <w:szCs w:val="22"/>
+          <w:lang w:val="en-US"/>
+        </w:rPr>
+        <w:t xml:space="preserve"> </w:t>
+      </w:r>
+      <w:r>
+        <w:rPr>
+          <w:rFonts w:ascii="Bookman Old Style" w:hAnsi="Bookman Old Style"/>
+          <w:sz w:val="22"/>
+          <w:szCs w:val="22"/>
+          <w:lang w:val="en-US"/>
+        </w:rPr>
+        <w:t xml:space="preserve"> </w:t>
+      </w:r>
+      <w:proofErr w:type="spellStart"/>
+      <w:r>
+        <w:rPr>
+          <w:rFonts w:ascii="Bookman Old Style" w:hAnsi="Bookman Old Style"/>
+          <w:sz w:val="22"/>
+          <w:szCs w:val="22"/>
+          <w:lang w:val="en-US"/>
+        </w:rPr>
+        <w:t>Desa</w:t>
+      </w:r>
+      <w:proofErr w:type="spellEnd"/>
+      <w:r>
+        <w:rPr>
+          <w:rFonts w:ascii="Bookman Old Style" w:hAnsi="Bookman Old Style"/>
+          <w:sz w:val="22"/>
+          <w:szCs w:val="22"/>
+          <w:lang w:val="en-US"/>
+        </w:rPr>
+        <w:t xml:space="preserve"> </w:t>
+      </w:r>
+      <w:r>
+        <w:rPr>
+          <w:rFonts w:ascii="Bookman Old Style" w:hAnsi="Bookman Old Style"/>
+          <w:sz w:val="22"/>
+          <w:szCs w:val="22"/>
+          <w:lang w:val="en-US"/>
+        </w:rPr>
+        <w:t xml:space="preserve"> </w:t>
+      </w:r>
+      <w:proofErr w:type="spellStart"/>
+      <w:r>
+        <w:rPr>
+          <w:rFonts w:ascii="Bookman Old Style" w:hAnsi="Bookman Old Style"/>
+          <w:sz w:val="22"/>
+          <w:szCs w:val="22"/>
+          <w:lang w:val="en-US"/>
+        </w:rPr>
+        <w:t>Bawalipu</w:t>
+      </w:r>
+      <w:proofErr w:type="spellEnd"/>
+      <w:r>
+        <w:rPr>
+          <w:rFonts w:ascii="Bookman Old Style" w:hAnsi="Bookman Old Style"/>
+          <w:sz w:val="22"/>
+          <w:szCs w:val="22"/>
+          <w:lang w:val="en-US"/>
+        </w:rPr>
+        <w:t xml:space="preserve"> </w:t>
       </w:r>
       <w:proofErr w:type="spellStart"/>
       <w:r>
@@ -1264,6 +1374,9 @@
         </w:rPr>
         <w:t>${</w:t>
       </w:r>
+      <w:r>
+        <w:t xml:space="preserve"> </w:t>
+      </w:r>
       <w:proofErr w:type="spellStart"/>
       <w:r>
         <w:rPr>
@@ -1301,6 +1414,9 @@
           <w:lang w:val="en-US"/>
         </w:rPr>
         <w:t>${</w:t>
+      </w:r>
+      <w:r>
+        <w:t xml:space="preserve"> </w:t>
       </w:r>
       <w:proofErr w:type="spellStart"/>
       <w:r>
@@ -1455,8 +1571,19 @@
           <w:szCs w:val="22"/>
           <w:lang w:val="en-US"/>
         </w:rPr>
-        <w:t>07 Maret</w:t>
-      </w:r>
+        <w:t xml:space="preserve">07 </w:t>
+      </w:r>
+      <w:proofErr w:type="spellStart"/>
+      <w:r>
+        <w:rPr>
+          <w:rFonts w:ascii="Bookman Old Style" w:hAnsi="Bookman Old Style"/>
+          <w:sz w:val="22"/>
+          <w:szCs w:val="22"/>
+          <w:lang w:val="en-US"/>
+        </w:rPr>
+        <w:t>Maret</w:t>
+      </w:r>
+      <w:proofErr w:type="spellEnd"/>
       <w:r>
         <w:rPr>
           <w:rFonts w:ascii="Bookman Old Style" w:hAnsi="Bookman Old Style"/>
@@ -1626,6 +1753,8 @@
         </w:rPr>
         <w:t xml:space="preserve">         </w:t>
       </w:r>
+      <w:bookmarkStart w:id="0" w:name="_GoBack"/>
+      <w:bookmarkEnd w:id="0"/>
       <w:r>
         <w:rPr>
           <w:rFonts w:ascii="Bookman Old Style" w:hAnsi="Bookman Old Style"/>
@@ -1987,7 +2116,7 @@
           <w:rFonts w:ascii="Bookman Old Style" w:hAnsi="Bookman Old Style" w:cs="Times New Roman"/>
           <w:sz w:val="18"/>
         </w:rPr>
-        <w:t>Kepala</w:t>
+        <w:t xml:space="preserve">Kepala </w:t>
       </w:r>
       <w:r>
         <w:rPr>
@@ -1998,36 +2127,33 @@
       </w:r>
       <w:r>
         <w:rPr>
-          <w:rFonts w:ascii="Bookman Old Style" w:hAnsi="Bookman Old Style"/>
+          <w:rFonts w:ascii="Bookman Old Style" w:hAnsi="Bookman Old Style" w:cs="Times New Roman"/>
           <w:sz w:val="18"/>
-          <w:szCs w:val="18"/>
-          <w:lang w:val="en-US"/>
-        </w:rPr>
-        <w:t>${</w:t>
+        </w:rPr>
+        <w:t xml:space="preserve">Dinas </w:t>
+      </w:r>
+      <w:r>
+        <w:rPr>
+          <w:rFonts w:ascii="Bookman Old Style" w:hAnsi="Bookman Old Style" w:cs="Times New Roman"/>
+          <w:sz w:val="18"/>
+        </w:rPr>
+        <w:t xml:space="preserve"> </w:t>
       </w:r>
       <w:proofErr w:type="spellStart"/>
       <w:r>
         <w:rPr>
-          <w:rFonts w:ascii="Bookman Old Style" w:hAnsi="Bookman Old Style"/>
+          <w:rFonts w:ascii="Bookman Old Style" w:hAnsi="Bookman Old Style" w:cs="Times New Roman"/>
           <w:sz w:val="18"/>
-          <w:szCs w:val="18"/>
-          <w:lang w:val="en-US"/>
-        </w:rPr>
-        <w:t>opd</w:t>
+          <w:lang w:val="en-US"/>
+        </w:rPr>
+        <w:t>Perikanan</w:t>
       </w:r>
       <w:proofErr w:type="spellEnd"/>
       <w:r>
         <w:rPr>
-          <w:rFonts w:ascii="Bookman Old Style" w:hAnsi="Bookman Old Style"/>
+          <w:rFonts w:ascii="Bookman Old Style" w:hAnsi="Bookman Old Style" w:cs="Times New Roman"/>
           <w:sz w:val="18"/>
-          <w:szCs w:val="18"/>
-          <w:lang w:val="en-US"/>
-        </w:rPr>
-        <w:t>}</w:t>
-      </w:r>
-      <w:r>
-        <w:rPr>
-          <w:rFonts w:ascii="Bookman Old Style" w:hAnsi="Bookman Old Style"/>
+          <w:lang w:val="en-US"/>
         </w:rPr>
         <w:t xml:space="preserve"> </w:t>
       </w:r>
@@ -2036,7 +2162,28 @@
           <w:rFonts w:ascii="Bookman Old Style" w:hAnsi="Bookman Old Style" w:cs="Times New Roman"/>
           <w:sz w:val="18"/>
         </w:rPr>
-        <w:t>di Malili</w:t>
+        <w:t>Kab.</w:t>
+      </w:r>
+      <w:r>
+        <w:rPr>
+          <w:rFonts w:ascii="Bookman Old Style" w:hAnsi="Bookman Old Style" w:cs="Times New Roman"/>
+          <w:sz w:val="18"/>
+        </w:rPr>
+        <w:t xml:space="preserve"> </w:t>
+      </w:r>
+      <w:r>
+        <w:rPr>
+          <w:rFonts w:ascii="Bookman Old Style" w:hAnsi="Bookman Old Style" w:cs="Times New Roman"/>
+          <w:sz w:val="18"/>
+        </w:rPr>
+        <w:t>Luwu Timur</w:t>
+      </w:r>
+      <w:r>
+        <w:rPr>
+          <w:rFonts w:ascii="Bookman Old Style" w:hAnsi="Bookman Old Style" w:cs="Times New Roman"/>
+          <w:sz w:val="18"/>
+        </w:rPr>
+        <w:t xml:space="preserve"> di Malili</w:t>
       </w:r>
       <w:r>
         <w:rPr>
@@ -2071,85 +2218,47 @@
         </w:rPr>
         <w:t xml:space="preserve">Camat </w:t>
       </w:r>
-      <w:r>
-        <w:rPr>
-          <w:rFonts w:ascii="Bookman Old Style" w:hAnsi="Bookman Old Style"/>
+      <w:proofErr w:type="spellStart"/>
+      <w:r>
+        <w:rPr>
+          <w:rFonts w:ascii="Bookman Old Style" w:hAnsi="Bookman Old Style" w:cs="Times New Roman"/>
           <w:sz w:val="18"/>
-          <w:szCs w:val="18"/>
-          <w:lang w:val="en-US"/>
-        </w:rPr>
-        <w:t>${</w:t>
+          <w:lang w:val="en-US"/>
+        </w:rPr>
+        <w:t>Wotu</w:t>
+      </w:r>
+      <w:proofErr w:type="spellEnd"/>
+      <w:r>
+        <w:rPr>
+          <w:rFonts w:ascii="Bookman Old Style" w:hAnsi="Bookman Old Style" w:cs="Times New Roman"/>
+          <w:sz w:val="18"/>
+        </w:rPr>
+        <w:t xml:space="preserve"> </w:t>
+      </w:r>
+      <w:r>
+        <w:rPr>
+          <w:rFonts w:ascii="Bookman Old Style" w:hAnsi="Bookman Old Style" w:cs="Times New Roman"/>
+          <w:sz w:val="18"/>
+        </w:rPr>
+        <w:t>di</w:t>
+      </w:r>
+      <w:r>
+        <w:rPr>
+          <w:rFonts w:ascii="Bookman Old Style" w:hAnsi="Bookman Old Style" w:cs="Times New Roman"/>
+          <w:sz w:val="18"/>
+        </w:rPr>
+        <w:t xml:space="preserve"> </w:t>
       </w:r>
       <w:proofErr w:type="spellStart"/>
       <w:r>
         <w:rPr>
-          <w:rFonts w:ascii="Bookman Old Style" w:hAnsi="Bookman Old Style"/>
+          <w:rFonts w:ascii="Bookman Old Style" w:hAnsi="Bookman Old Style" w:cs="Times New Roman"/>
           <w:sz w:val="18"/>
-          <w:szCs w:val="18"/>
-          <w:lang w:val="en-US"/>
-        </w:rPr>
-        <w:t>nama_kecamatan</w:t>
+          <w:lang w:val="en-US"/>
+        </w:rPr>
+        <w:t>Wotu</w:t>
       </w:r>
       <w:proofErr w:type="spellEnd"/>
-      <w:r>
-        <w:rPr>
-          <w:rFonts w:ascii="Bookman Old Style" w:hAnsi="Bookman Old Style"/>
-          <w:sz w:val="18"/>
-          <w:szCs w:val="18"/>
-          <w:lang w:val="en-US"/>
-        </w:rPr>
-        <w:t>}</w:t>
-      </w:r>
-      <w:r>
-        <w:rPr>
-          <w:rFonts w:ascii="Bookman Old Style" w:hAnsi="Bookman Old Style" w:cs="Times New Roman"/>
-          <w:sz w:val="18"/>
-        </w:rPr>
-        <w:t xml:space="preserve"> </w:t>
-      </w:r>
-      <w:r>
-        <w:rPr>
-          <w:rFonts w:ascii="Bookman Old Style" w:hAnsi="Bookman Old Style" w:cs="Times New Roman"/>
-          <w:sz w:val="18"/>
-        </w:rPr>
-        <w:t>di</w:t>
-      </w:r>
-      <w:r>
-        <w:rPr>
-          <w:rFonts w:ascii="Bookman Old Style" w:hAnsi="Bookman Old Style" w:cs="Times New Roman"/>
-          <w:sz w:val="18"/>
-        </w:rPr>
-        <w:t xml:space="preserve"> </w:t>
-      </w:r>
-      <w:r>
-        <w:rPr>
-          <w:rFonts w:ascii="Bookman Old Style" w:hAnsi="Bookman Old Style"/>
-          <w:sz w:val="18"/>
-          <w:szCs w:val="18"/>
-          <w:lang w:val="en-US"/>
-        </w:rPr>
-        <w:t>${</w:t>
-      </w:r>
-      <w:proofErr w:type="spellStart"/>
-      <w:r>
-        <w:rPr>
-          <w:rFonts w:ascii="Bookman Old Style" w:hAnsi="Bookman Old Style"/>
-          <w:sz w:val="18"/>
-          <w:szCs w:val="18"/>
-          <w:lang w:val="en-US"/>
-        </w:rPr>
-        <w:t>nama_kecamatan</w:t>
-      </w:r>
-      <w:proofErr w:type="spellEnd"/>
-      <w:r>
-        <w:rPr>
-          <w:rFonts w:ascii="Bookman Old Style" w:hAnsi="Bookman Old Style"/>
-          <w:sz w:val="18"/>
-          <w:szCs w:val="18"/>
-          <w:lang w:val="en-US"/>
-        </w:rPr>
-        <w:t>}</w:t>
-      </w:r>
       <w:r>
         <w:rPr>
           <w:rFonts w:ascii="Bookman Old Style" w:hAnsi="Bookman Old Style" w:cs="Times New Roman"/>
@@ -2206,7 +2315,7 @@
 </file>
 
 <file path=word/endnotes.xml><?xml version="1.0" encoding="utf-8"?>
-<w:endnotes xmlns:wpc="http://schemas.microsoft.com/office/word/2010/wordprocessingCanvas" xmlns:cx="http://schemas.microsoft.com/office/drawing/2014/chartex" xmlns:cx1="http://schemas.microsoft.com/office/drawing/2015/9/8/chartex" xmlns:cx2="http://schemas.microsoft.com/office/drawing/2015/10/21/chartex" xmlns:cx3="http://schemas.microsoft.com/office/drawing/2016/5/9/chartex" xmlns:cx4="http://schemas.microsoft.com/office/drawing/2016/5/10/chartex" xmlns:cx5="http://schemas.microsoft.com/office/drawing/2016/5/11/chartex" xmlns:cx6="http://schemas.microsoft.com/office/drawing/2016/5/12/chartex" xmlns:cx7="http://schemas.microsoft.com/office/drawing/2016/5/13/chartex" xmlns:cx8="http://schemas.microsoft.com/office/drawing/2016/5/14/chartex" xmlns:mc="http://schemas.openxmlformats.org/markup-compatibility/2006" xmlns:aink="http://schemas.microsoft.com/office/drawing/2016/ink" xmlns:am3d="http://schemas.microsoft.com/office/drawing/2017/model3d" xmlns:o="urn:schemas-microsoft-com:office:office" xmlns:oel="http://schemas.microsoft.com/office/2019/extlst" xmlns:r="http://schemas.openxmlformats.org/officeDocument/2006/relationships" xmlns:m="http://schemas.openxmlformats.org/officeDocument/2006/math" xmlns:v="urn:schemas-microsoft-com:vml" xmlns:wp14="http://schemas.microsoft.com/office/word/2010/wordprocessingDrawing" xmlns:wp="http://schemas.openxmlformats.org/drawingml/2006/wordprocessingDrawing" xmlns:w10="urn:schemas-microsoft-com:office:word" xmlns:w="http://schemas.openxmlformats.org/wordprocessingml/2006/main" xmlns:w14="http://schemas.microsoft.com/office/word/2010/wordml" xmlns:w15="http://schemas.microsoft.com/office/word/2012/wordml" xmlns:w16cex="http://schemas.microsoft.com/office/word/2018/wordml/cex" xmlns:w16cid="http://schemas.microsoft.com/office/word/2016/wordml/cid" xmlns:w16="http://schemas.microsoft.com/office/word/2018/wordml" xmlns:w16du="http://schemas.microsoft.com/office/word/2023/wordml/word16du" xmlns:w16sdtdh="http://schemas.microsoft.com/office/word/2020/wordml/sdtdatahash" xmlns:w16sdtfl="http://schemas.microsoft.com/office/word/2024/wordml/sdtformatlock" xmlns:w16se="http://schemas.microsoft.com/office/word/2015/wordml/symex" xmlns:wpg="http://schemas.microsoft.com/office/word/2010/wordprocessingGroup" xmlns:wpi="http://schemas.microsoft.com/office/word/2010/wordprocessingInk" xmlns:wne="http://schemas.microsoft.com/office/word/2006/wordml" xmlns:wps="http://schemas.microsoft.com/office/word/2010/wordprocessingShape" mc:Ignorable="w14 w15 w16se w16cid w16 w16cex w16sdtdh w16sdtfl w16du wp14">
+<w:endnotes xmlns:wpc="http://schemas.microsoft.com/office/word/2010/wordprocessingCanvas" xmlns:mc="http://schemas.openxmlformats.org/markup-compatibility/2006" xmlns:o="urn:schemas-microsoft-com:office:office" xmlns:r="http://schemas.openxmlformats.org/officeDocument/2006/relationships" xmlns:m="http://schemas.openxmlformats.org/officeDocument/2006/math" xmlns:v="urn:schemas-microsoft-com:vml" xmlns:wp14="http://schemas.microsoft.com/office/word/2010/wordprocessingDrawing" xmlns:wp="http://schemas.openxmlformats.org/drawingml/2006/wordprocessingDrawing" xmlns:w10="urn:schemas-microsoft-com:office:word" xmlns:w="http://schemas.openxmlformats.org/wordprocessingml/2006/main" xmlns:w14="http://schemas.microsoft.com/office/word/2010/wordml" xmlns:w15="http://schemas.microsoft.com/office/word/2012/wordml" xmlns:wpg="http://schemas.microsoft.com/office/word/2010/wordprocessingGroup" xmlns:wpi="http://schemas.microsoft.com/office/word/2010/wordprocessingInk" xmlns:wne="http://schemas.microsoft.com/office/word/2006/wordml" xmlns:wps="http://schemas.microsoft.com/office/word/2010/wordprocessingShape" mc:Ignorable="w14 w15 wp14">
   <w:endnote w:type="separator" w:id="-1">
     <w:p>
       <w:r>
@@ -2225,7 +2334,7 @@
 </file>
 
 <file path=word/footer1.xml><?xml version="1.0" encoding="utf-8"?>
-<w:ftr xmlns:wpc="http://schemas.microsoft.com/office/word/2010/wordprocessingCanvas" xmlns:cx="http://schemas.microsoft.com/office/drawing/2014/chartex" xmlns:cx1="http://schemas.microsoft.com/office/drawing/2015/9/8/chartex" xmlns:cx2="http://schemas.microsoft.com/office/drawing/2015/10/21/chartex" xmlns:cx3="http://schemas.microsoft.com/office/drawing/2016/5/9/chartex" xmlns:cx4="http://schemas.microsoft.com/office/drawing/2016/5/10/chartex" xmlns:cx5="http://schemas.microsoft.com/office/drawing/2016/5/11/chartex" xmlns:cx6="http://schemas.microsoft.com/office/drawing/2016/5/12/chartex" xmlns:cx7="http://schemas.microsoft.com/office/drawing/2016/5/13/chartex" xmlns:cx8="http://schemas.microsoft.com/office/drawing/2016/5/14/chartex" xmlns:mc="http://schemas.openxmlformats.org/markup-compatibility/2006" xmlns:aink="http://schemas.microsoft.com/office/drawing/2016/ink" xmlns:am3d="http://schemas.microsoft.com/office/drawing/2017/model3d" xmlns:o="urn:schemas-microsoft-com:office:office" xmlns:oel="http://schemas.microsoft.com/office/2019/extlst" xmlns:r="http://schemas.openxmlformats.org/officeDocument/2006/relationships" xmlns:m="http://schemas.openxmlformats.org/officeDocument/2006/math" xmlns:v="urn:schemas-microsoft-com:vml" xmlns:wp14="http://schemas.microsoft.com/office/word/2010/wordprocessingDrawing" xmlns:wp="http://schemas.openxmlformats.org/drawingml/2006/wordprocessingDrawing" xmlns:w10="urn:schemas-microsoft-com:office:word" xmlns:w="http://schemas.openxmlformats.org/wordprocessingml/2006/main" xmlns:w14="http://schemas.microsoft.com/office/word/2010/wordml" xmlns:w15="http://schemas.microsoft.com/office/word/2012/wordml" xmlns:w16cex="http://schemas.microsoft.com/office/word/2018/wordml/cex" xmlns:w16cid="http://schemas.microsoft.com/office/word/2016/wordml/cid" xmlns:w16="http://schemas.microsoft.com/office/word/2018/wordml" xmlns:w16du="http://schemas.microsoft.com/office/word/2023/wordml/word16du" xmlns:w16sdtdh="http://schemas.microsoft.com/office/word/2020/wordml/sdtdatahash" xmlns:w16sdtfl="http://schemas.microsoft.com/office/word/2024/wordml/sdtformatlock" xmlns:w16se="http://schemas.microsoft.com/office/word/2015/wordml/symex" xmlns:wpg="http://schemas.microsoft.com/office/word/2010/wordprocessingGroup" xmlns:wpi="http://schemas.microsoft.com/office/word/2010/wordprocessingInk" xmlns:wne="http://schemas.microsoft.com/office/word/2006/wordml" xmlns:wps="http://schemas.microsoft.com/office/word/2010/wordprocessingShape" mc:Ignorable="w14 w15 w16se w16cid w16 w16cex w16sdtdh w16sdtfl w16du wp14">
+<w:ftr xmlns:wpc="http://schemas.microsoft.com/office/word/2010/wordprocessingCanvas" xmlns:mc="http://schemas.openxmlformats.org/markup-compatibility/2006" xmlns:o="urn:schemas-microsoft-com:office:office" xmlns:r="http://schemas.openxmlformats.org/officeDocument/2006/relationships" xmlns:m="http://schemas.openxmlformats.org/officeDocument/2006/math" xmlns:v="urn:schemas-microsoft-com:vml" xmlns:wp14="http://schemas.microsoft.com/office/word/2010/wordprocessingDrawing" xmlns:wp="http://schemas.openxmlformats.org/drawingml/2006/wordprocessingDrawing" xmlns:w10="urn:schemas-microsoft-com:office:word" xmlns:w="http://schemas.openxmlformats.org/wordprocessingml/2006/main" xmlns:w14="http://schemas.microsoft.com/office/word/2010/wordml" xmlns:w15="http://schemas.microsoft.com/office/word/2012/wordml" xmlns:wpg="http://schemas.microsoft.com/office/word/2010/wordprocessingGroup" xmlns:wpi="http://schemas.microsoft.com/office/word/2010/wordprocessingInk" xmlns:wne="http://schemas.microsoft.com/office/word/2006/wordml" xmlns:wps="http://schemas.microsoft.com/office/word/2010/wordprocessingShape" mc:Ignorable="w14 w15 wp14">
   <w:p>
     <w:pPr>
       <w:pStyle w:val="Footer"/>
@@ -2235,7 +2344,7 @@
 </file>
 
 <file path=word/footer2.xml><?xml version="1.0" encoding="utf-8"?>
-<w:ftr xmlns:wpc="http://schemas.microsoft.com/office/word/2010/wordprocessingCanvas" xmlns:cx="http://schemas.microsoft.com/office/drawing/2014/chartex" xmlns:cx1="http://schemas.microsoft.com/office/drawing/2015/9/8/chartex" xmlns:cx2="http://schemas.microsoft.com/office/drawing/2015/10/21/chartex" xmlns:cx3="http://schemas.microsoft.com/office/drawing/2016/5/9/chartex" xmlns:cx4="http://schemas.microsoft.com/office/drawing/2016/5/10/chartex" xmlns:cx5="http://schemas.microsoft.com/office/drawing/2016/5/11/chartex" xmlns:cx6="http://schemas.microsoft.com/office/drawing/2016/5/12/chartex" xmlns:cx7="http://schemas.microsoft.com/office/drawing/2016/5/13/chartex" xmlns:cx8="http://schemas.microsoft.com/office/drawing/2016/5/14/chartex" xmlns:mc="http://schemas.openxmlformats.org/markup-compatibility/2006" xmlns:aink="http://schemas.microsoft.com/office/drawing/2016/ink" xmlns:am3d="http://schemas.microsoft.com/office/drawing/2017/model3d" xmlns:o="urn:schemas-microsoft-com:office:office" xmlns:oel="http://schemas.microsoft.com/office/2019/extlst" xmlns:r="http://schemas.openxmlformats.org/officeDocument/2006/relationships" xmlns:m="http://schemas.openxmlformats.org/officeDocument/2006/math" xmlns:v="urn:schemas-microsoft-com:vml" xmlns:wp14="http://schemas.microsoft.com/office/word/2010/wordprocessingDrawing" xmlns:wp="http://schemas.openxmlformats.org/drawingml/2006/wordprocessingDrawing" xmlns:w10="urn:schemas-microsoft-com:office:word" xmlns:w="http://schemas.openxmlformats.org/wordprocessingml/2006/main" xmlns:w14="http://schemas.microsoft.com/office/word/2010/wordml" xmlns:w15="http://schemas.microsoft.com/office/word/2012/wordml" xmlns:w16cex="http://schemas.microsoft.com/office/word/2018/wordml/cex" xmlns:w16cid="http://schemas.microsoft.com/office/word/2016/wordml/cid" xmlns:w16="http://schemas.microsoft.com/office/word/2018/wordml" xmlns:w16du="http://schemas.microsoft.com/office/word/2023/wordml/word16du" xmlns:w16sdtdh="http://schemas.microsoft.com/office/word/2020/wordml/sdtdatahash" xmlns:w16sdtfl="http://schemas.microsoft.com/office/word/2024/wordml/sdtformatlock" xmlns:w16se="http://schemas.microsoft.com/office/word/2015/wordml/symex" xmlns:wpg="http://schemas.microsoft.com/office/word/2010/wordprocessingGroup" xmlns:wpi="http://schemas.microsoft.com/office/word/2010/wordprocessingInk" xmlns:wne="http://schemas.microsoft.com/office/word/2006/wordml" xmlns:wps="http://schemas.microsoft.com/office/word/2010/wordprocessingShape" mc:Ignorable="w14 w15 w16se w16cid w16 w16cex w16sdtdh w16sdtfl w16du wp14">
+<w:ftr xmlns:wpc="http://schemas.microsoft.com/office/word/2010/wordprocessingCanvas" xmlns:mc="http://schemas.openxmlformats.org/markup-compatibility/2006" xmlns:o="urn:schemas-microsoft-com:office:office" xmlns:r="http://schemas.openxmlformats.org/officeDocument/2006/relationships" xmlns:m="http://schemas.openxmlformats.org/officeDocument/2006/math" xmlns:v="urn:schemas-microsoft-com:vml" xmlns:wp14="http://schemas.microsoft.com/office/word/2010/wordprocessingDrawing" xmlns:wp="http://schemas.openxmlformats.org/drawingml/2006/wordprocessingDrawing" xmlns:w10="urn:schemas-microsoft-com:office:word" xmlns:w="http://schemas.openxmlformats.org/wordprocessingml/2006/main" xmlns:w14="http://schemas.microsoft.com/office/word/2010/wordml" xmlns:w15="http://schemas.microsoft.com/office/word/2012/wordml" xmlns:wpg="http://schemas.microsoft.com/office/word/2010/wordprocessingGroup" xmlns:wpi="http://schemas.microsoft.com/office/word/2010/wordprocessingInk" xmlns:wne="http://schemas.microsoft.com/office/word/2006/wordml" xmlns:wps="http://schemas.microsoft.com/office/word/2010/wordprocessingShape" mc:Ignorable="w14 w15 wp14">
   <w:p>
     <w:pPr>
       <w:pStyle w:val="Footer"/>
@@ -2245,7 +2354,7 @@
 </file>
 
 <file path=word/footer3.xml><?xml version="1.0" encoding="utf-8"?>
-<w:ftr xmlns:wpc="http://schemas.microsoft.com/office/word/2010/wordprocessingCanvas" xmlns:cx="http://schemas.microsoft.com/office/drawing/2014/chartex" xmlns:cx1="http://schemas.microsoft.com/office/drawing/2015/9/8/chartex" xmlns:cx2="http://schemas.microsoft.com/office/drawing/2015/10/21/chartex" xmlns:cx3="http://schemas.microsoft.com/office/drawing/2016/5/9/chartex" xmlns:cx4="http://schemas.microsoft.com/office/drawing/2016/5/10/chartex" xmlns:cx5="http://schemas.microsoft.com/office/drawing/2016/5/11/chartex" xmlns:cx6="http://schemas.microsoft.com/office/drawing/2016/5/12/chartex" xmlns:cx7="http://schemas.microsoft.com/office/drawing/2016/5/13/chartex" xmlns:cx8="http://schemas.microsoft.com/office/drawing/2016/5/14/chartex" xmlns:mc="http://schemas.openxmlformats.org/markup-compatibility/2006" xmlns:aink="http://schemas.microsoft.com/office/drawing/2016/ink" xmlns:am3d="http://schemas.microsoft.com/office/drawing/2017/model3d" xmlns:o="urn:schemas-microsoft-com:office:office" xmlns:oel="http://schemas.microsoft.com/office/2019/extlst" xmlns:r="http://schemas.openxmlformats.org/officeDocument/2006/relationships" xmlns:m="http://schemas.openxmlformats.org/officeDocument/2006/math" xmlns:v="urn:schemas-microsoft-com:vml" xmlns:wp14="http://schemas.microsoft.com/office/word/2010/wordprocessingDrawing" xmlns:wp="http://schemas.openxmlformats.org/drawingml/2006/wordprocessingDrawing" xmlns:w10="urn:schemas-microsoft-com:office:word" xmlns:w="http://schemas.openxmlformats.org/wordprocessingml/2006/main" xmlns:w14="http://schemas.microsoft.com/office/word/2010/wordml" xmlns:w15="http://schemas.microsoft.com/office/word/2012/wordml" xmlns:w16cex="http://schemas.microsoft.com/office/word/2018/wordml/cex" xmlns:w16cid="http://schemas.microsoft.com/office/word/2016/wordml/cid" xmlns:w16="http://schemas.microsoft.com/office/word/2018/wordml" xmlns:w16du="http://schemas.microsoft.com/office/word/2023/wordml/word16du" xmlns:w16sdtdh="http://schemas.microsoft.com/office/word/2020/wordml/sdtdatahash" xmlns:w16sdtfl="http://schemas.microsoft.com/office/word/2024/wordml/sdtformatlock" xmlns:w16se="http://schemas.microsoft.com/office/word/2015/wordml/symex" xmlns:wpg="http://schemas.microsoft.com/office/word/2010/wordprocessingGroup" xmlns:wpi="http://schemas.microsoft.com/office/word/2010/wordprocessingInk" xmlns:wne="http://schemas.microsoft.com/office/word/2006/wordml" xmlns:wps="http://schemas.microsoft.com/office/word/2010/wordprocessingShape" mc:Ignorable="w14 w15 w16se w16cid w16 w16cex w16sdtdh w16sdtfl w16du wp14">
+<w:ftr xmlns:wpc="http://schemas.microsoft.com/office/word/2010/wordprocessingCanvas" xmlns:mc="http://schemas.openxmlformats.org/markup-compatibility/2006" xmlns:o="urn:schemas-microsoft-com:office:office" xmlns:r="http://schemas.openxmlformats.org/officeDocument/2006/relationships" xmlns:m="http://schemas.openxmlformats.org/officeDocument/2006/math" xmlns:v="urn:schemas-microsoft-com:vml" xmlns:wp14="http://schemas.microsoft.com/office/word/2010/wordprocessingDrawing" xmlns:wp="http://schemas.openxmlformats.org/drawingml/2006/wordprocessingDrawing" xmlns:w10="urn:schemas-microsoft-com:office:word" xmlns:w="http://schemas.openxmlformats.org/wordprocessingml/2006/main" xmlns:w14="http://schemas.microsoft.com/office/word/2010/wordml" xmlns:w15="http://schemas.microsoft.com/office/word/2012/wordml" xmlns:wpg="http://schemas.microsoft.com/office/word/2010/wordprocessingGroup" xmlns:wpi="http://schemas.microsoft.com/office/word/2010/wordprocessingInk" xmlns:wne="http://schemas.microsoft.com/office/word/2006/wordml" xmlns:wps="http://schemas.microsoft.com/office/word/2010/wordprocessingShape" mc:Ignorable="w14 w15 wp14">
   <w:p>
     <w:pPr>
       <w:pStyle w:val="Footer"/>
@@ -2255,7 +2364,7 @@
 </file>
 
 <file path=word/footnotes.xml><?xml version="1.0" encoding="utf-8"?>
-<w:footnotes xmlns:wpc="http://schemas.microsoft.com/office/word/2010/wordprocessingCanvas" xmlns:cx="http://schemas.microsoft.com/office/drawing/2014/chartex" xmlns:cx1="http://schemas.microsoft.com/office/drawing/2015/9/8/chartex" xmlns:cx2="http://schemas.microsoft.com/office/drawing/2015/10/21/chartex" xmlns:cx3="http://schemas.microsoft.com/office/drawing/2016/5/9/chartex" xmlns:cx4="http://schemas.microsoft.com/office/drawing/2016/5/10/chartex" xmlns:cx5="http://schemas.microsoft.com/office/drawing/2016/5/11/chartex" xmlns:cx6="http://schemas.microsoft.com/office/drawing/2016/5/12/chartex" xmlns:cx7="http://schemas.microsoft.com/office/drawing/2016/5/13/chartex" xmlns:cx8="http://schemas.microsoft.com/office/drawing/2016/5/14/chartex" xmlns:mc="http://schemas.openxmlformats.org/markup-compatibility/2006" xmlns:aink="http://schemas.microsoft.com/office/drawing/2016/ink" xmlns:am3d="http://schemas.microsoft.com/office/drawing/2017/model3d" xmlns:o="urn:schemas-microsoft-com:office:office" xmlns:oel="http://schemas.microsoft.com/office/2019/extlst" xmlns:r="http://schemas.openxmlformats.org/officeDocument/2006/relationships" xmlns:m="http://schemas.openxmlformats.org/officeDocument/2006/math" xmlns:v="urn:schemas-microsoft-com:vml" xmlns:wp14="http://schemas.microsoft.com/office/word/2010/wordprocessingDrawing" xmlns:wp="http://schemas.openxmlformats.org/drawingml/2006/wordprocessingDrawing" xmlns:w10="urn:schemas-microsoft-com:office:word" xmlns:w="http://schemas.openxmlformats.org/wordprocessingml/2006/main" xmlns:w14="http://schemas.microsoft.com/office/word/2010/wordml" xmlns:w15="http://schemas.microsoft.com/office/word/2012/wordml" xmlns:w16cex="http://schemas.microsoft.com/office/word/2018/wordml/cex" xmlns:w16cid="http://schemas.microsoft.com/office/word/2016/wordml/cid" xmlns:w16="http://schemas.microsoft.com/office/word/2018/wordml" xmlns:w16du="http://schemas.microsoft.com/office/word/2023/wordml/word16du" xmlns:w16sdtdh="http://schemas.microsoft.com/office/word/2020/wordml/sdtdatahash" xmlns:w16sdtfl="http://schemas.microsoft.com/office/word/2024/wordml/sdtformatlock" xmlns:w16se="http://schemas.microsoft.com/office/word/2015/wordml/symex" xmlns:wpg="http://schemas.microsoft.com/office/word/2010/wordprocessingGroup" xmlns:wpi="http://schemas.microsoft.com/office/word/2010/wordprocessingInk" xmlns:wne="http://schemas.microsoft.com/office/word/2006/wordml" xmlns:wps="http://schemas.microsoft.com/office/word/2010/wordprocessingShape" mc:Ignorable="w14 w15 w16se w16cid w16 w16cex w16sdtdh w16sdtfl w16du wp14">
+<w:footnotes xmlns:wpc="http://schemas.microsoft.com/office/word/2010/wordprocessingCanvas" xmlns:mc="http://schemas.openxmlformats.org/markup-compatibility/2006" xmlns:o="urn:schemas-microsoft-com:office:office" xmlns:r="http://schemas.openxmlformats.org/officeDocument/2006/relationships" xmlns:m="http://schemas.openxmlformats.org/officeDocument/2006/math" xmlns:v="urn:schemas-microsoft-com:vml" xmlns:wp14="http://schemas.microsoft.com/office/word/2010/wordprocessingDrawing" xmlns:wp="http://schemas.openxmlformats.org/drawingml/2006/wordprocessingDrawing" xmlns:w10="urn:schemas-microsoft-com:office:word" xmlns:w="http://schemas.openxmlformats.org/wordprocessingml/2006/main" xmlns:w14="http://schemas.microsoft.com/office/word/2010/wordml" xmlns:w15="http://schemas.microsoft.com/office/word/2012/wordml" xmlns:wpg="http://schemas.microsoft.com/office/word/2010/wordprocessingGroup" xmlns:wpi="http://schemas.microsoft.com/office/word/2010/wordprocessingInk" xmlns:wne="http://schemas.microsoft.com/office/word/2006/wordml" xmlns:wps="http://schemas.microsoft.com/office/word/2010/wordprocessingShape" mc:Ignorable="w14 w15 wp14">
   <w:footnote w:type="separator" w:id="-1">
     <w:p>
       <w:r>
@@ -2274,7 +2383,7 @@
 </file>
 
 <file path=word/header1.xml><?xml version="1.0" encoding="utf-8"?>
-<w:hdr xmlns:wpc="http://schemas.microsoft.com/office/word/2010/wordprocessingCanvas" xmlns:cx="http://schemas.microsoft.com/office/drawing/2014/chartex" xmlns:cx1="http://schemas.microsoft.com/office/drawing/2015/9/8/chartex" xmlns:cx2="http://schemas.microsoft.com/office/drawing/2015/10/21/chartex" xmlns:cx3="http://schemas.microsoft.com/office/drawing/2016/5/9/chartex" xmlns:cx4="http://schemas.microsoft.com/office/drawing/2016/5/10/chartex" xmlns:cx5="http://schemas.microsoft.com/office/drawing/2016/5/11/chartex" xmlns:cx6="http://schemas.microsoft.com/office/drawing/2016/5/12/chartex" xmlns:cx7="http://schemas.microsoft.com/office/drawing/2016/5/13/chartex" xmlns:cx8="http://schemas.microsoft.com/office/drawing/2016/5/14/chartex" xmlns:mc="http://schemas.openxmlformats.org/markup-compatibility/2006" xmlns:aink="http://schemas.microsoft.com/office/drawing/2016/ink" xmlns:am3d="http://schemas.microsoft.com/office/drawing/2017/model3d" xmlns:o="urn:schemas-microsoft-com:office:office" xmlns:oel="http://schemas.microsoft.com/office/2019/extlst" xmlns:r="http://schemas.openxmlformats.org/officeDocument/2006/relationships" xmlns:m="http://schemas.openxmlformats.org/officeDocument/2006/math" xmlns:v="urn:schemas-microsoft-com:vml" xmlns:wp14="http://schemas.microsoft.com/office/word/2010/wordprocessingDrawing" xmlns:wp="http://schemas.openxmlformats.org/drawingml/2006/wordprocessingDrawing" xmlns:w10="urn:schemas-microsoft-com:office:word" xmlns:w="http://schemas.openxmlformats.org/wordprocessingml/2006/main" xmlns:w14="http://schemas.microsoft.com/office/word/2010/wordml" xmlns:w15="http://schemas.microsoft.com/office/word/2012/wordml" xmlns:w16cex="http://schemas.microsoft.com/office/word/2018/wordml/cex" xmlns:w16cid="http://schemas.microsoft.com/office/word/2016/wordml/cid" xmlns:w16="http://schemas.microsoft.com/office/word/2018/wordml" xmlns:w16du="http://schemas.microsoft.com/office/word/2023/wordml/word16du" xmlns:w16sdtdh="http://schemas.microsoft.com/office/word/2020/wordml/sdtdatahash" xmlns:w16sdtfl="http://schemas.microsoft.com/office/word/2024/wordml/sdtformatlock" xmlns:w16se="http://schemas.microsoft.com/office/word/2015/wordml/symex" xmlns:wpg="http://schemas.microsoft.com/office/word/2010/wordprocessingGroup" xmlns:wpi="http://schemas.microsoft.com/office/word/2010/wordprocessingInk" xmlns:wne="http://schemas.microsoft.com/office/word/2006/wordml" xmlns:wps="http://schemas.microsoft.com/office/word/2010/wordprocessingShape" mc:Ignorable="w14 w15 w16se w16cid w16 w16cex w16sdtdh w16sdtfl w16du wp14">
+<w:hdr xmlns:wpc="http://schemas.microsoft.com/office/word/2010/wordprocessingCanvas" xmlns:mc="http://schemas.openxmlformats.org/markup-compatibility/2006" xmlns:o="urn:schemas-microsoft-com:office:office" xmlns:r="http://schemas.openxmlformats.org/officeDocument/2006/relationships" xmlns:m="http://schemas.openxmlformats.org/officeDocument/2006/math" xmlns:v="urn:schemas-microsoft-com:vml" xmlns:wp14="http://schemas.microsoft.com/office/word/2010/wordprocessingDrawing" xmlns:wp="http://schemas.openxmlformats.org/drawingml/2006/wordprocessingDrawing" xmlns:w10="urn:schemas-microsoft-com:office:word" xmlns:w="http://schemas.openxmlformats.org/wordprocessingml/2006/main" xmlns:w14="http://schemas.microsoft.com/office/word/2010/wordml" xmlns:w15="http://schemas.microsoft.com/office/word/2012/wordml" xmlns:wpg="http://schemas.microsoft.com/office/word/2010/wordprocessingGroup" xmlns:wpi="http://schemas.microsoft.com/office/word/2010/wordprocessingInk" xmlns:wne="http://schemas.microsoft.com/office/word/2006/wordml" xmlns:wps="http://schemas.microsoft.com/office/word/2010/wordprocessingShape" mc:Ignorable="w14 w15 wp14">
   <w:p>
     <w:pPr>
       <w:pStyle w:val="Header"/>
@@ -2283,7 +2392,7 @@
       <w:rPr>
         <w:noProof/>
       </w:rPr>
-      <w:pict w14:anchorId="30114DC6">
+      <w:pict>
         <v:shapetype id="_x0000_t75" coordsize="21600,21600" o:spt="75" o:preferrelative="t" path="m@4@5l@4@11@9@11@9@5xe" filled="f" stroked="f">
           <v:stroke joinstyle="miter"/>
           <v:formulas>
@@ -2303,7 +2412,7 @@
           <v:path o:extrusionok="f" gradientshapeok="t" o:connecttype="rect"/>
           <o:lock v:ext="edit" aspectratio="t"/>
         </v:shapetype>
-        <v:shape id="WordPictureWatermark22395800" o:spid="_x0000_s1026" type="#_x0000_t75" style="position:absolute;margin-left:0;margin-top:0;width:480.8pt;height:589.75pt;z-index:-251657216;mso-position-horizontal:center;mso-position-horizontal-relative:margin;mso-position-vertical:center;mso-position-vertical-relative:margin" o:allowincell="f">
+        <v:shape id="WordPictureWatermark22395800" o:spid="_x0000_s2050" type="#_x0000_t75" style="position:absolute;margin-left:0;margin-top:0;width:480.8pt;height:589.75pt;z-index:-251657216;mso-position-horizontal:center;mso-position-horizontal-relative:margin;mso-position-vertical:center;mso-position-vertical-relative:margin" o:allowincell="f">
           <v:imagedata r:id="rId1" o:title="images" gain="19661f" blacklevel="22938f"/>
           <w10:wrap anchorx="margin" anchory="margin"/>
         </v:shape>
@@ -2314,7 +2423,7 @@
 </file>
 
 <file path=word/header2.xml><?xml version="1.0" encoding="utf-8"?>
-<w:hdr xmlns:wpc="http://schemas.microsoft.com/office/word/2010/wordprocessingCanvas" xmlns:cx="http://schemas.microsoft.com/office/drawing/2014/chartex" xmlns:cx1="http://schemas.microsoft.com/office/drawing/2015/9/8/chartex" xmlns:cx2="http://schemas.microsoft.com/office/drawing/2015/10/21/chartex" xmlns:cx3="http://schemas.microsoft.com/office/drawing/2016/5/9/chartex" xmlns:cx4="http://schemas.microsoft.com/office/drawing/2016/5/10/chartex" xmlns:cx5="http://schemas.microsoft.com/office/drawing/2016/5/11/chartex" xmlns:cx6="http://schemas.microsoft.com/office/drawing/2016/5/12/chartex" xmlns:cx7="http://schemas.microsoft.com/office/drawing/2016/5/13/chartex" xmlns:cx8="http://schemas.microsoft.com/office/drawing/2016/5/14/chartex" xmlns:mc="http://schemas.openxmlformats.org/markup-compatibility/2006" xmlns:aink="http://schemas.microsoft.com/office/drawing/2016/ink" xmlns:am3d="http://schemas.microsoft.com/office/drawing/2017/model3d" xmlns:o="urn:schemas-microsoft-com:office:office" xmlns:oel="http://schemas.microsoft.com/office/2019/extlst" xmlns:r="http://schemas.openxmlformats.org/officeDocument/2006/relationships" xmlns:m="http://schemas.openxmlformats.org/officeDocument/2006/math" xmlns:v="urn:schemas-microsoft-com:vml" xmlns:wp14="http://schemas.microsoft.com/office/word/2010/wordprocessingDrawing" xmlns:wp="http://schemas.openxmlformats.org/drawingml/2006/wordprocessingDrawing" xmlns:w10="urn:schemas-microsoft-com:office:word" xmlns:w="http://schemas.openxmlformats.org/wordprocessingml/2006/main" xmlns:w14="http://schemas.microsoft.com/office/word/2010/wordml" xmlns:w15="http://schemas.microsoft.com/office/word/2012/wordml" xmlns:w16cex="http://schemas.microsoft.com/office/word/2018/wordml/cex" xmlns:w16cid="http://schemas.microsoft.com/office/word/2016/wordml/cid" xmlns:w16="http://schemas.microsoft.com/office/word/2018/wordml" xmlns:w16du="http://schemas.microsoft.com/office/word/2023/wordml/word16du" xmlns:w16sdtdh="http://schemas.microsoft.com/office/word/2020/wordml/sdtdatahash" xmlns:w16sdtfl="http://schemas.microsoft.com/office/word/2024/wordml/sdtformatlock" xmlns:w16se="http://schemas.microsoft.com/office/word/2015/wordml/symex" xmlns:wpg="http://schemas.microsoft.com/office/word/2010/wordprocessingGroup" xmlns:wpi="http://schemas.microsoft.com/office/word/2010/wordprocessingInk" xmlns:wne="http://schemas.microsoft.com/office/word/2006/wordml" xmlns:wps="http://schemas.microsoft.com/office/word/2010/wordprocessingShape" mc:Ignorable="w14 w15 w16se w16cid w16 w16cex w16sdtdh w16sdtfl w16du wp14">
+<w:hdr xmlns:wpc="http://schemas.microsoft.com/office/word/2010/wordprocessingCanvas" xmlns:mc="http://schemas.openxmlformats.org/markup-compatibility/2006" xmlns:o="urn:schemas-microsoft-com:office:office" xmlns:r="http://schemas.openxmlformats.org/officeDocument/2006/relationships" xmlns:m="http://schemas.openxmlformats.org/officeDocument/2006/math" xmlns:v="urn:schemas-microsoft-com:vml" xmlns:wp14="http://schemas.microsoft.com/office/word/2010/wordprocessingDrawing" xmlns:wp="http://schemas.openxmlformats.org/drawingml/2006/wordprocessingDrawing" xmlns:w10="urn:schemas-microsoft-com:office:word" xmlns:w="http://schemas.openxmlformats.org/wordprocessingml/2006/main" xmlns:w14="http://schemas.microsoft.com/office/word/2010/wordml" xmlns:w15="http://schemas.microsoft.com/office/word/2012/wordml" xmlns:wpg="http://schemas.microsoft.com/office/word/2010/wordprocessingGroup" xmlns:wpi="http://schemas.microsoft.com/office/word/2010/wordprocessingInk" xmlns:wne="http://schemas.microsoft.com/office/word/2006/wordml" xmlns:wps="http://schemas.microsoft.com/office/word/2010/wordprocessingShape" mc:Ignorable="w14 w15 wp14">
   <w:p>
     <w:pPr>
       <w:pStyle w:val="Header"/>
@@ -2323,7 +2432,7 @@
       <w:rPr>
         <w:noProof/>
       </w:rPr>
-      <w:pict w14:anchorId="22E17ACD">
+      <w:pict>
         <v:shapetype id="_x0000_t75" coordsize="21600,21600" o:spt="75" o:preferrelative="t" path="m@4@5l@4@11@9@11@9@5xe" filled="f" stroked="f">
           <v:stroke joinstyle="miter"/>
           <v:formulas>
@@ -2343,7 +2452,7 @@
           <v:path o:extrusionok="f" gradientshapeok="t" o:connecttype="rect"/>
           <o:lock v:ext="edit" aspectratio="t"/>
         </v:shapetype>
-        <v:shape id="WordPictureWatermark22395801" o:spid="_x0000_s1027" type="#_x0000_t75" style="position:absolute;margin-left:0;margin-top:0;width:480.8pt;height:589.75pt;z-index:-251656192;mso-position-horizontal:center;mso-position-horizontal-relative:margin;mso-position-vertical:center;mso-position-vertical-relative:margin" o:allowincell="f">
+        <v:shape id="WordPictureWatermark22395801" o:spid="_x0000_s2051" type="#_x0000_t75" style="position:absolute;margin-left:0;margin-top:0;width:480.8pt;height:589.75pt;z-index:-251656192;mso-position-horizontal:center;mso-position-horizontal-relative:margin;mso-position-vertical:center;mso-position-vertical-relative:margin" o:allowincell="f">
           <v:imagedata r:id="rId1" o:title="images" gain="19661f" blacklevel="22938f"/>
           <w10:wrap anchorx="margin" anchory="margin"/>
         </v:shape>
@@ -2354,7 +2463,7 @@
 </file>
 
 <file path=word/header3.xml><?xml version="1.0" encoding="utf-8"?>
-<w:hdr xmlns:wpc="http://schemas.microsoft.com/office/word/2010/wordprocessingCanvas" xmlns:cx="http://schemas.microsoft.com/office/drawing/2014/chartex" xmlns:cx1="http://schemas.microsoft.com/office/drawing/2015/9/8/chartex" xmlns:cx2="http://schemas.microsoft.com/office/drawing/2015/10/21/chartex" xmlns:cx3="http://schemas.microsoft.com/office/drawing/2016/5/9/chartex" xmlns:cx4="http://schemas.microsoft.com/office/drawing/2016/5/10/chartex" xmlns:cx5="http://schemas.microsoft.com/office/drawing/2016/5/11/chartex" xmlns:cx6="http://schemas.microsoft.com/office/drawing/2016/5/12/chartex" xmlns:cx7="http://schemas.microsoft.com/office/drawing/2016/5/13/chartex" xmlns:cx8="http://schemas.microsoft.com/office/drawing/2016/5/14/chartex" xmlns:mc="http://schemas.openxmlformats.org/markup-compatibility/2006" xmlns:aink="http://schemas.microsoft.com/office/drawing/2016/ink" xmlns:am3d="http://schemas.microsoft.com/office/drawing/2017/model3d" xmlns:o="urn:schemas-microsoft-com:office:office" xmlns:oel="http://schemas.microsoft.com/office/2019/extlst" xmlns:r="http://schemas.openxmlformats.org/officeDocument/2006/relationships" xmlns:m="http://schemas.openxmlformats.org/officeDocument/2006/math" xmlns:v="urn:schemas-microsoft-com:vml" xmlns:wp14="http://schemas.microsoft.com/office/word/2010/wordprocessingDrawing" xmlns:wp="http://schemas.openxmlformats.org/drawingml/2006/wordprocessingDrawing" xmlns:w10="urn:schemas-microsoft-com:office:word" xmlns:w="http://schemas.openxmlformats.org/wordprocessingml/2006/main" xmlns:w14="http://schemas.microsoft.com/office/word/2010/wordml" xmlns:w15="http://schemas.microsoft.com/office/word/2012/wordml" xmlns:w16cex="http://schemas.microsoft.com/office/word/2018/wordml/cex" xmlns:w16cid="http://schemas.microsoft.com/office/word/2016/wordml/cid" xmlns:w16="http://schemas.microsoft.com/office/word/2018/wordml" xmlns:w16du="http://schemas.microsoft.com/office/word/2023/wordml/word16du" xmlns:w16sdtdh="http://schemas.microsoft.com/office/word/2020/wordml/sdtdatahash" xmlns:w16sdtfl="http://schemas.microsoft.com/office/word/2024/wordml/sdtformatlock" xmlns:w16se="http://schemas.microsoft.com/office/word/2015/wordml/symex" xmlns:wpg="http://schemas.microsoft.com/office/word/2010/wordprocessingGroup" xmlns:wpi="http://schemas.microsoft.com/office/word/2010/wordprocessingInk" xmlns:wne="http://schemas.microsoft.com/office/word/2006/wordml" xmlns:wps="http://schemas.microsoft.com/office/word/2010/wordprocessingShape" mc:Ignorable="w14 w15 w16se w16cid w16 w16cex w16sdtdh w16sdtfl w16du wp14">
+<w:hdr xmlns:wpc="http://schemas.microsoft.com/office/word/2010/wordprocessingCanvas" xmlns:mc="http://schemas.openxmlformats.org/markup-compatibility/2006" xmlns:o="urn:schemas-microsoft-com:office:office" xmlns:r="http://schemas.openxmlformats.org/officeDocument/2006/relationships" xmlns:m="http://schemas.openxmlformats.org/officeDocument/2006/math" xmlns:v="urn:schemas-microsoft-com:vml" xmlns:wp14="http://schemas.microsoft.com/office/word/2010/wordprocessingDrawing" xmlns:wp="http://schemas.openxmlformats.org/drawingml/2006/wordprocessingDrawing" xmlns:w10="urn:schemas-microsoft-com:office:word" xmlns:w="http://schemas.openxmlformats.org/wordprocessingml/2006/main" xmlns:w14="http://schemas.microsoft.com/office/word/2010/wordml" xmlns:w15="http://schemas.microsoft.com/office/word/2012/wordml" xmlns:wpg="http://schemas.microsoft.com/office/word/2010/wordprocessingGroup" xmlns:wpi="http://schemas.microsoft.com/office/word/2010/wordprocessingInk" xmlns:wne="http://schemas.microsoft.com/office/word/2006/wordml" xmlns:wps="http://schemas.microsoft.com/office/word/2010/wordprocessingShape" mc:Ignorable="w14 w15 wp14">
   <w:p>
     <w:pPr>
       <w:pStyle w:val="Header"/>
@@ -2363,7 +2472,7 @@
       <w:rPr>
         <w:noProof/>
       </w:rPr>
-      <w:pict w14:anchorId="3F30C418">
+      <w:pict>
         <v:shapetype id="_x0000_t75" coordsize="21600,21600" o:spt="75" o:preferrelative="t" path="m@4@5l@4@11@9@11@9@5xe" filled="f" stroked="f">
           <v:stroke joinstyle="miter"/>
           <v:formulas>
@@ -2383,7 +2492,7 @@
           <v:path o:extrusionok="f" gradientshapeok="t" o:connecttype="rect"/>
           <o:lock v:ext="edit" aspectratio="t"/>
         </v:shapetype>
-        <v:shape id="WordPictureWatermark22395799" o:spid="_x0000_s1025" type="#_x0000_t75" style="position:absolute;margin-left:0;margin-top:0;width:480.8pt;height:589.75pt;z-index:-251658240;mso-position-horizontal:center;mso-position-horizontal-relative:margin;mso-position-vertical:center;mso-position-vertical-relative:margin" o:allowincell="f">
+        <v:shape id="WordPictureWatermark22395799" o:spid="_x0000_s2049" type="#_x0000_t75" style="position:absolute;margin-left:0;margin-top:0;width:480.8pt;height:589.75pt;z-index:-251658240;mso-position-horizontal:center;mso-position-horizontal-relative:margin;mso-position-vertical:center;mso-position-vertical-relative:margin" o:allowincell="f">
           <v:imagedata r:id="rId1" o:title="images" gain="19661f" blacklevel="22938f"/>
           <w10:wrap anchorx="margin" anchory="margin"/>
         </v:shape>
@@ -2394,8 +2503,8 @@
 </file>
 
 <file path=word/numbering.xml><?xml version="1.0" encoding="utf-8"?>
-<w:numbering xmlns:wpc="http://schemas.microsoft.com/office/word/2010/wordprocessingCanvas" xmlns:cx="http://schemas.microsoft.com/office/drawing/2014/chartex" xmlns:cx1="http://schemas.microsoft.com/office/drawing/2015/9/8/chartex" xmlns:cx2="http://schemas.microsoft.com/office/drawing/2015/10/21/chartex" xmlns:cx3="http://schemas.microsoft.com/office/drawing/2016/5/9/chartex" xmlns:cx4="http://schemas.microsoft.com/office/drawing/2016/5/10/chartex" xmlns:cx5="http://schemas.microsoft.com/office/drawing/2016/5/11/chartex" xmlns:cx6="http://schemas.microsoft.com/office/drawing/2016/5/12/chartex" xmlns:cx7="http://schemas.microsoft.com/office/drawing/2016/5/13/chartex" xmlns:cx8="http://schemas.microsoft.com/office/drawing/2016/5/14/chartex" xmlns:mc="http://schemas.openxmlformats.org/markup-compatibility/2006" xmlns:aink="http://schemas.microsoft.com/office/drawing/2016/ink" xmlns:am3d="http://schemas.microsoft.com/office/drawing/2017/model3d" xmlns:o="urn:schemas-microsoft-com:office:office" xmlns:oel="http://schemas.microsoft.com/office/2019/extlst" xmlns:r="http://schemas.openxmlformats.org/officeDocument/2006/relationships" xmlns:m="http://schemas.openxmlformats.org/officeDocument/2006/math" xmlns:v="urn:schemas-microsoft-com:vml" xmlns:wp14="http://schemas.microsoft.com/office/word/2010/wordprocessingDrawing" xmlns:wp="http://schemas.openxmlformats.org/drawingml/2006/wordprocessingDrawing" xmlns:w10="urn:schemas-microsoft-com:office:word" xmlns:w="http://schemas.openxmlformats.org/wordprocessingml/2006/main" xmlns:w14="http://schemas.microsoft.com/office/word/2010/wordml" xmlns:w15="http://schemas.microsoft.com/office/word/2012/wordml" xmlns:w16cex="http://schemas.microsoft.com/office/word/2018/wordml/cex" xmlns:w16cid="http://schemas.microsoft.com/office/word/2016/wordml/cid" xmlns:w16="http://schemas.microsoft.com/office/word/2018/wordml" xmlns:w16du="http://schemas.microsoft.com/office/word/2023/wordml/word16du" xmlns:w16sdtdh="http://schemas.microsoft.com/office/word/2020/wordml/sdtdatahash" xmlns:w16sdtfl="http://schemas.microsoft.com/office/word/2024/wordml/sdtformatlock" xmlns:w16se="http://schemas.microsoft.com/office/word/2015/wordml/symex" xmlns:wpg="http://schemas.microsoft.com/office/word/2010/wordprocessingGroup" xmlns:wpi="http://schemas.microsoft.com/office/word/2010/wordprocessingInk" xmlns:wne="http://schemas.microsoft.com/office/word/2006/wordml" xmlns:wps="http://schemas.microsoft.com/office/word/2010/wordprocessingShape" mc:Ignorable="w14 w15 w16se w16cid w16 w16cex w16sdtdh w16sdtfl w16du wp14">
-  <w:abstractNum w:abstractNumId="0" w15:restartNumberingAfterBreak="0">
+<w:numbering xmlns:wpc="http://schemas.microsoft.com/office/word/2010/wordprocessingCanvas" xmlns:mc="http://schemas.openxmlformats.org/markup-compatibility/2006" xmlns:o="urn:schemas-microsoft-com:office:office" xmlns:r="http://schemas.openxmlformats.org/officeDocument/2006/relationships" xmlns:m="http://schemas.openxmlformats.org/officeDocument/2006/math" xmlns:v="urn:schemas-microsoft-com:vml" xmlns:wp14="http://schemas.microsoft.com/office/word/2010/wordprocessingDrawing" xmlns:wp="http://schemas.openxmlformats.org/drawingml/2006/wordprocessingDrawing" xmlns:w10="urn:schemas-microsoft-com:office:word" xmlns:w="http://schemas.openxmlformats.org/wordprocessingml/2006/main" xmlns:w14="http://schemas.microsoft.com/office/word/2010/wordml" xmlns:w15="http://schemas.microsoft.com/office/word/2012/wordml" xmlns:wpg="http://schemas.microsoft.com/office/word/2010/wordprocessingGroup" xmlns:wpi="http://schemas.microsoft.com/office/word/2010/wordprocessingInk" xmlns:wne="http://schemas.microsoft.com/office/word/2006/wordml" xmlns:wps="http://schemas.microsoft.com/office/word/2010/wordprocessingShape" mc:Ignorable="w14 w15 wp14">
+  <w:abstractNum w:abstractNumId="0">
     <w:nsid w:val="131F4FD4"/>
     <w:multiLevelType w:val="hybridMultilevel"/>
     <w:tmpl w:val="ECD89F3C"/>
@@ -2484,7 +2593,7 @@
       </w:pPr>
     </w:lvl>
   </w:abstractNum>
-  <w:abstractNum w:abstractNumId="1" w15:restartNumberingAfterBreak="0">
+  <w:abstractNum w:abstractNumId="1">
     <w:nsid w:val="324B3140"/>
     <w:multiLevelType w:val="hybridMultilevel"/>
     <w:tmpl w:val="DDD62004"/>
@@ -2573,17 +2682,17 @@
       </w:pPr>
     </w:lvl>
   </w:abstractNum>
-  <w:num w:numId="1" w16cid:durableId="1450973348">
+  <w:num w:numId="1">
     <w:abstractNumId w:val="0"/>
   </w:num>
-  <w:num w:numId="2" w16cid:durableId="651063378">
+  <w:num w:numId="2">
     <w:abstractNumId w:val="1"/>
   </w:num>
 </w:numbering>
 </file>
 
 <file path=word/styles.xml><?xml version="1.0" encoding="utf-8"?>
-<w:styles xmlns:mc="http://schemas.openxmlformats.org/markup-compatibility/2006" xmlns:r="http://schemas.openxmlformats.org/officeDocument/2006/relationships" xmlns:w="http://schemas.openxmlformats.org/wordprocessingml/2006/main" xmlns:w14="http://schemas.microsoft.com/office/word/2010/wordml" xmlns:w15="http://schemas.microsoft.com/office/word/2012/wordml" xmlns:w16cex="http://schemas.microsoft.com/office/word/2018/wordml/cex" xmlns:w16cid="http://schemas.microsoft.com/office/word/2016/wordml/cid" xmlns:w16="http://schemas.microsoft.com/office/word/2018/wordml" xmlns:w16du="http://schemas.microsoft.com/office/word/2023/wordml/word16du" xmlns:w16sdtdh="http://schemas.microsoft.com/office/word/2020/wordml/sdtdatahash" xmlns:w16sdtfl="http://schemas.microsoft.com/office/word/2024/wordml/sdtformatlock" xmlns:w16se="http://schemas.microsoft.com/office/word/2015/wordml/symex" mc:Ignorable="w14 w15 w16se w16cid w16 w16cex w16sdtdh w16sdtfl w16du">
+<w:styles xmlns:mc="http://schemas.openxmlformats.org/markup-compatibility/2006" xmlns:r="http://schemas.openxmlformats.org/officeDocument/2006/relationships" xmlns:w="http://schemas.openxmlformats.org/wordprocessingml/2006/main" xmlns:w14="http://schemas.microsoft.com/office/word/2010/wordml" xmlns:w15="http://schemas.microsoft.com/office/word/2012/wordml" mc:Ignorable="w14 w15">
   <w:docDefaults>
     <w:rPrDefault>
       <w:rPr>
@@ -2599,7 +2708,7 @@
       </w:pPr>
     </w:pPrDefault>
   </w:docDefaults>
-  <w:latentStyles w:defLockedState="0" w:defUIPriority="99" w:defSemiHidden="0" w:defUnhideWhenUsed="0" w:defQFormat="0" w:count="376">
+  <w:latentStyles w:defLockedState="0" w:defUIPriority="99" w:defSemiHidden="0" w:defUnhideWhenUsed="0" w:defQFormat="0" w:count="371">
     <w:lsdException w:name="Normal" w:uiPriority="0" w:qFormat="1"/>
     <w:lsdException w:name="heading 1" w:uiPriority="9" w:qFormat="1"/>
     <w:lsdException w:name="heading 2" w:semiHidden="1" w:uiPriority="9" w:unhideWhenUsed="1" w:qFormat="1"/>
@@ -2971,11 +3080,6 @@
     <w:lsdException w:name="List Table 5 Dark Accent 6" w:uiPriority="50"/>
     <w:lsdException w:name="List Table 6 Colorful Accent 6" w:uiPriority="51"/>
     <w:lsdException w:name="List Table 7 Colorful Accent 6" w:uiPriority="52"/>
-    <w:lsdException w:name="Mention" w:semiHidden="1" w:unhideWhenUsed="1"/>
-    <w:lsdException w:name="Smart Hyperlink" w:semiHidden="1" w:unhideWhenUsed="1"/>
-    <w:lsdException w:name="Hashtag" w:semiHidden="1" w:unhideWhenUsed="1"/>
-    <w:lsdException w:name="Unresolved Mention" w:semiHidden="1" w:unhideWhenUsed="1"/>
-    <w:lsdException w:name="Smart Link" w:semiHidden="1" w:unhideWhenUsed="1"/>
   </w:latentStyles>
   <w:style w:type="paragraph" w:default="1" w:styleId="Normal">
     <w:name w:val="Normal"/>

--- a/public/pemohon.docx
+++ b/public/pemohon.docx
@@ -1,6 +1,6 @@
 
 <file path=word/document.xml><?xml version="1.0" encoding="utf-8"?>
-<w:document xmlns:wpc="http://schemas.microsoft.com/office/word/2010/wordprocessingCanvas" xmlns:mc="http://schemas.openxmlformats.org/markup-compatibility/2006" xmlns:o="urn:schemas-microsoft-com:office:office" xmlns:r="http://schemas.openxmlformats.org/officeDocument/2006/relationships" xmlns:m="http://schemas.openxmlformats.org/officeDocument/2006/math" xmlns:v="urn:schemas-microsoft-com:vml" xmlns:wp14="http://schemas.microsoft.com/office/word/2010/wordprocessingDrawing" xmlns:wp="http://schemas.openxmlformats.org/drawingml/2006/wordprocessingDrawing" xmlns:w10="urn:schemas-microsoft-com:office:word" xmlns:w="http://schemas.openxmlformats.org/wordprocessingml/2006/main" xmlns:w14="http://schemas.microsoft.com/office/word/2010/wordml" xmlns:w15="http://schemas.microsoft.com/office/word/2012/wordml" xmlns:wpg="http://schemas.microsoft.com/office/word/2010/wordprocessingGroup" xmlns:wpi="http://schemas.microsoft.com/office/word/2010/wordprocessingInk" xmlns:wne="http://schemas.microsoft.com/office/word/2006/wordml" xmlns:wps="http://schemas.microsoft.com/office/word/2010/wordprocessingShape" mc:Ignorable="w14 w15 wp14">
+<w:document xmlns:wpc="http://schemas.microsoft.com/office/word/2010/wordprocessingCanvas" xmlns:cx="http://schemas.microsoft.com/office/drawing/2014/chartex" xmlns:cx1="http://schemas.microsoft.com/office/drawing/2015/9/8/chartex" xmlns:cx2="http://schemas.microsoft.com/office/drawing/2015/10/21/chartex" xmlns:cx3="http://schemas.microsoft.com/office/drawing/2016/5/9/chartex" xmlns:cx4="http://schemas.microsoft.com/office/drawing/2016/5/10/chartex" xmlns:cx5="http://schemas.microsoft.com/office/drawing/2016/5/11/chartex" xmlns:cx6="http://schemas.microsoft.com/office/drawing/2016/5/12/chartex" xmlns:cx7="http://schemas.microsoft.com/office/drawing/2016/5/13/chartex" xmlns:cx8="http://schemas.microsoft.com/office/drawing/2016/5/14/chartex" xmlns:mc="http://schemas.openxmlformats.org/markup-compatibility/2006" xmlns:aink="http://schemas.microsoft.com/office/drawing/2016/ink" xmlns:am3d="http://schemas.microsoft.com/office/drawing/2017/model3d" xmlns:o="urn:schemas-microsoft-com:office:office" xmlns:r="http://schemas.openxmlformats.org/officeDocument/2006/relationships" xmlns:m="http://schemas.openxmlformats.org/officeDocument/2006/math" xmlns:v="urn:schemas-microsoft-com:vml" xmlns:wp14="http://schemas.microsoft.com/office/word/2010/wordprocessingDrawing" xmlns:wp="http://schemas.openxmlformats.org/drawingml/2006/wordprocessingDrawing" xmlns:w10="urn:schemas-microsoft-com:office:word" xmlns:w="http://schemas.openxmlformats.org/wordprocessingml/2006/main" xmlns:w14="http://schemas.microsoft.com/office/word/2010/wordml" xmlns:w15="http://schemas.microsoft.com/office/word/2012/wordml" xmlns:w16cex="http://schemas.microsoft.com/office/word/2018/wordml/cex" xmlns:w16cid="http://schemas.microsoft.com/office/word/2016/wordml/cid" xmlns:w16="http://schemas.microsoft.com/office/word/2018/wordml" xmlns:w16sdtdh="http://schemas.microsoft.com/office/word/2020/wordml/sdtdatahash" xmlns:w16se="http://schemas.microsoft.com/office/word/2015/wordml/symex" xmlns:wpg="http://schemas.microsoft.com/office/word/2010/wordprocessingGroup" xmlns:wpi="http://schemas.microsoft.com/office/word/2010/wordprocessingInk" xmlns:wne="http://schemas.microsoft.com/office/word/2006/wordml" xmlns:wps="http://schemas.microsoft.com/office/word/2010/wordprocessingShape" mc:Ignorable="w14 w15 w16se w16cid w16 w16cex w16sdtdh wp14">
   <w:body>
     <w:p>
       <w:pPr>
@@ -26,7 +26,7 @@
           <w:lang w:val="en-US" w:eastAsia="en-US"/>
         </w:rPr>
         <w:drawing>
-          <wp:anchor distT="0" distB="0" distL="114300" distR="114300" simplePos="0" relativeHeight="251660288" behindDoc="0" locked="0" layoutInCell="1" allowOverlap="1">
+          <wp:anchor distT="0" distB="0" distL="114300" distR="114300" simplePos="0" relativeHeight="251660288" behindDoc="0" locked="0" layoutInCell="1" allowOverlap="1" wp14:anchorId="3975DF56" wp14:editId="7A05BBBB">
             <wp:simplePos x="0" y="0"/>
             <wp:positionH relativeFrom="column">
               <wp:posOffset>-265253</wp:posOffset>
@@ -134,59 +134,13 @@
         </w:rPr>
         <w:t xml:space="preserve">Jl. </w:t>
       </w:r>
-      <w:proofErr w:type="spellStart"/>
       <w:r>
         <w:rPr>
           <w:rFonts w:ascii="Bookman Old Style" w:hAnsi="Bookman Old Style"/>
           <w:i/>
           <w:lang w:val="en-US"/>
         </w:rPr>
-        <w:t>Soekarno</w:t>
-      </w:r>
-      <w:proofErr w:type="spellEnd"/>
-      <w:r>
-        <w:rPr>
-          <w:rFonts w:ascii="Bookman Old Style" w:hAnsi="Bookman Old Style"/>
-          <w:i/>
-          <w:lang w:val="en-US"/>
-        </w:rPr>
-        <w:t xml:space="preserve"> </w:t>
-      </w:r>
-      <w:proofErr w:type="spellStart"/>
-      <w:r>
-        <w:rPr>
-          <w:rFonts w:ascii="Bookman Old Style" w:hAnsi="Bookman Old Style"/>
-          <w:i/>
-          <w:lang w:val="en-US"/>
-        </w:rPr>
-        <w:t>Hatta</w:t>
-      </w:r>
-      <w:proofErr w:type="spellEnd"/>
-      <w:r>
-        <w:rPr>
-          <w:rFonts w:ascii="Bookman Old Style" w:hAnsi="Bookman Old Style"/>
-          <w:i/>
-          <w:lang w:val="en-US"/>
-        </w:rPr>
-        <w:t xml:space="preserve"> </w:t>
-      </w:r>
-      <w:proofErr w:type="spellStart"/>
-      <w:r>
-        <w:rPr>
-          <w:rFonts w:ascii="Bookman Old Style" w:hAnsi="Bookman Old Style"/>
-          <w:i/>
-          <w:lang w:val="en-US"/>
-        </w:rPr>
-        <w:t>Puncak</w:t>
-      </w:r>
-      <w:proofErr w:type="spellEnd"/>
-      <w:r>
-        <w:rPr>
-          <w:rFonts w:ascii="Bookman Old Style" w:hAnsi="Bookman Old Style"/>
-          <w:i/>
-          <w:lang w:val="en-US"/>
-        </w:rPr>
-        <w:t xml:space="preserve"> Indah</w:t>
+        <w:t>Soekarno Hatta Puncak Indah</w:t>
       </w:r>
       <w:r>
         <w:rPr>
@@ -275,7 +229,7 @@
           <w:noProof/>
           <w:lang w:val="en-US" w:eastAsia="en-US"/>
         </w:rPr>
-        <w:pict>
+        <w:pict w14:anchorId="48FFFECD">
           <v:line id="Line 2" o:spid="_x0000_s1026" style="position:absolute;left:0;text-align:left;z-index:251658240;visibility:visible" from="-20.8pt,8.25pt" to="495pt,8.25pt" o:gfxdata="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" strokeweight="4.5pt">
             <v:stroke linestyle="thickThin"/>
           </v:line>
@@ -508,7 +462,6 @@
         </w:rPr>
         <w:t xml:space="preserve"> </w:t>
       </w:r>
-      <w:proofErr w:type="spellStart"/>
       <w:r>
         <w:rPr>
           <w:rFonts w:ascii="Bookman Old Style" w:hAnsi="Bookman Old Style"/>
@@ -518,7 +471,6 @@
         </w:rPr>
         <w:t>Permohonan</w:t>
       </w:r>
-      <w:proofErr w:type="spellEnd"/>
       <w:r>
         <w:rPr>
           <w:rFonts w:ascii="Bookman Old Style" w:hAnsi="Bookman Old Style"/>
@@ -551,17 +503,15 @@
         </w:rPr>
         <w:t xml:space="preserve"> </w:t>
       </w:r>
-      <w:proofErr w:type="spellStart"/>
-      <w:r>
-        <w:rPr>
-          <w:rFonts w:ascii="Bookman Old Style" w:hAnsi="Bookman Old Style"/>
-          <w:sz w:val="22"/>
-          <w:szCs w:val="22"/>
-          <w:lang w:val="en-US"/>
-        </w:rPr>
-        <w:t>Tani</w:t>
-      </w:r>
-      <w:proofErr w:type="spellEnd"/>
+      <w:r>
+        <w:rPr>
+          <w:rFonts w:ascii="Bookman Old Style" w:hAnsi="Bookman Old Style"/>
+          <w:sz w:val="22"/>
+          <w:szCs w:val="22"/>
+          <w:lang w:val="en-US"/>
+        </w:rPr>
+        <w:t xml:space="preserve">Tani Budidaya Ikan  Delon </w:t>
+      </w:r>
       <w:r>
         <w:rPr>
           <w:rFonts w:ascii="Bookman Old Style" w:hAnsi="Bookman Old Style"/>
@@ -571,63 +521,98 @@
         </w:rPr>
         <w:t xml:space="preserve"> </w:t>
       </w:r>
-      <w:proofErr w:type="spellStart"/>
-      <w:r>
-        <w:rPr>
-          <w:rFonts w:ascii="Bookman Old Style" w:hAnsi="Bookman Old Style"/>
-          <w:sz w:val="22"/>
-          <w:szCs w:val="22"/>
-          <w:lang w:val="en-US"/>
-        </w:rPr>
-        <w:t>Budidaya</w:t>
-      </w:r>
-      <w:proofErr w:type="spellEnd"/>
-      <w:r>
-        <w:rPr>
-          <w:rFonts w:ascii="Bookman Old Style" w:hAnsi="Bookman Old Style"/>
-          <w:sz w:val="22"/>
-          <w:szCs w:val="22"/>
-          <w:lang w:val="en-US"/>
+      <w:r>
+        <w:rPr>
+          <w:rFonts w:ascii="Bookman Old Style" w:hAnsi="Bookman Old Style"/>
+          <w:sz w:val="22"/>
+          <w:szCs w:val="22"/>
+          <w:lang w:val="en-US"/>
+        </w:rPr>
+        <w:t xml:space="preserve">Desa </w:t>
+      </w:r>
+      <w:r>
+        <w:rPr>
+          <w:rFonts w:ascii="Bookman Old Style" w:hAnsi="Bookman Old Style"/>
+          <w:sz w:val="22"/>
+          <w:szCs w:val="22"/>
+          <w:lang w:val="en-US"/>
+        </w:rPr>
+        <w:t xml:space="preserve"> Bawalipu Kecamatan Wotu </w:t>
+      </w:r>
+      <w:r>
+        <w:rPr>
+          <w:rFonts w:ascii="Bookman Old Style" w:hAnsi="Bookman Old Style"/>
+          <w:sz w:val="22"/>
+          <w:szCs w:val="22"/>
+        </w:rPr>
+        <w:t xml:space="preserve">Kabupaten </w:t>
+      </w:r>
+      <w:r>
+        <w:rPr>
+          <w:rFonts w:ascii="Bookman Old Style" w:hAnsi="Bookman Old Style"/>
+          <w:sz w:val="22"/>
+          <w:szCs w:val="22"/>
         </w:rPr>
         <w:t xml:space="preserve"> </w:t>
       </w:r>
-      <w:proofErr w:type="spellStart"/>
-      <w:r>
-        <w:rPr>
-          <w:rFonts w:ascii="Bookman Old Style" w:hAnsi="Bookman Old Style"/>
-          <w:sz w:val="22"/>
-          <w:szCs w:val="22"/>
-          <w:lang w:val="en-US"/>
-        </w:rPr>
-        <w:t>Ikan</w:t>
-      </w:r>
-      <w:proofErr w:type="spellEnd"/>
-      <w:r>
-        <w:rPr>
-          <w:rFonts w:ascii="Bookman Old Style" w:hAnsi="Bookman Old Style"/>
-          <w:sz w:val="22"/>
-          <w:szCs w:val="22"/>
-          <w:lang w:val="en-US"/>
-        </w:rPr>
-        <w:t xml:space="preserve">  </w:t>
-      </w:r>
-      <w:proofErr w:type="spellStart"/>
-      <w:r>
-        <w:rPr>
-          <w:rFonts w:ascii="Bookman Old Style" w:hAnsi="Bookman Old Style"/>
-          <w:sz w:val="22"/>
-          <w:szCs w:val="22"/>
-          <w:lang w:val="en-US"/>
-        </w:rPr>
-        <w:t>Delon</w:t>
-      </w:r>
-      <w:proofErr w:type="spellEnd"/>
-      <w:r>
-        <w:rPr>
-          <w:rFonts w:ascii="Bookman Old Style" w:hAnsi="Bookman Old Style"/>
-          <w:sz w:val="22"/>
-          <w:szCs w:val="22"/>
-          <w:lang w:val="en-US"/>
+      <w:r>
+        <w:rPr>
+          <w:rFonts w:ascii="Bookman Old Style" w:hAnsi="Bookman Old Style"/>
+          <w:sz w:val="22"/>
+          <w:szCs w:val="22"/>
+        </w:rPr>
+        <w:t xml:space="preserve">Luwu Timur Nomor : </w:t>
+      </w:r>
+      <w:r>
+        <w:rPr>
+          <w:rFonts w:ascii="Bookman Old Style" w:hAnsi="Bookman Old Style"/>
+          <w:sz w:val="22"/>
+          <w:szCs w:val="22"/>
+          <w:lang w:val="en-US"/>
+        </w:rPr>
+        <w:t>${</w:t>
+      </w:r>
+      <w:r>
+        <w:rPr>
+          <w:rFonts w:ascii="Bookman Old Style" w:hAnsi="Bookman Old Style"/>
+          <w:sz w:val="22"/>
+          <w:szCs w:val="22"/>
+          <w:lang w:val="en-US"/>
+        </w:rPr>
+        <w:t>no_surat_permohonan</w:t>
+      </w:r>
+      <w:r>
+        <w:rPr>
+          <w:rFonts w:ascii="Bookman Old Style" w:hAnsi="Bookman Old Style"/>
+          <w:sz w:val="22"/>
+          <w:szCs w:val="22"/>
+          <w:lang w:val="en-US"/>
+        </w:rPr>
+        <w:t>} ${</w:t>
+      </w:r>
+      <w:r>
+        <w:rPr>
+          <w:rFonts w:ascii="Bookman Old Style" w:hAnsi="Bookman Old Style"/>
+          <w:sz w:val="22"/>
+          <w:szCs w:val="22"/>
+          <w:lang w:val="en-US"/>
+        </w:rPr>
+        <w:t>tgl_surat_permohonan</w:t>
+      </w:r>
+      <w:r>
+        <w:rPr>
+          <w:rFonts w:ascii="Bookman Old Style" w:hAnsi="Bookman Old Style"/>
+          <w:sz w:val="22"/>
+          <w:szCs w:val="22"/>
+          <w:lang w:val="en-US"/>
+        </w:rPr>
+        <w:t>}</w:t>
+      </w:r>
+      <w:r>
+        <w:rPr>
+          <w:rFonts w:ascii="Bookman Old Style" w:hAnsi="Bookman Old Style"/>
+          <w:sz w:val="22"/>
+          <w:szCs w:val="22"/>
         </w:rPr>
         <w:t xml:space="preserve"> </w:t>
       </w:r>
@@ -636,27 +621,22 @@
           <w:rFonts w:ascii="Bookman Old Style" w:hAnsi="Bookman Old Style"/>
           <w:sz w:val="22"/>
           <w:szCs w:val="22"/>
-          <w:lang w:val="en-US"/>
         </w:rPr>
         <w:t xml:space="preserve"> </w:t>
       </w:r>
-      <w:proofErr w:type="spellStart"/>
-      <w:r>
-        <w:rPr>
-          <w:rFonts w:ascii="Bookman Old Style" w:hAnsi="Bookman Old Style"/>
-          <w:sz w:val="22"/>
-          <w:szCs w:val="22"/>
-          <w:lang w:val="en-US"/>
-        </w:rPr>
-        <w:t>Desa</w:t>
-      </w:r>
-      <w:proofErr w:type="spellEnd"/>
-      <w:r>
-        <w:rPr>
-          <w:rFonts w:ascii="Bookman Old Style" w:hAnsi="Bookman Old Style"/>
-          <w:sz w:val="22"/>
-          <w:szCs w:val="22"/>
-          <w:lang w:val="en-US"/>
+      <w:r>
+        <w:rPr>
+          <w:rFonts w:ascii="Bookman Old Style" w:hAnsi="Bookman Old Style"/>
+          <w:sz w:val="22"/>
+          <w:szCs w:val="22"/>
+        </w:rPr>
+        <w:t xml:space="preserve">Perihal </w:t>
+      </w:r>
+      <w:r>
+        <w:rPr>
+          <w:rFonts w:ascii="Bookman Old Style" w:hAnsi="Bookman Old Style"/>
+          <w:sz w:val="22"/>
+          <w:szCs w:val="22"/>
         </w:rPr>
         <w:t xml:space="preserve"> </w:t>
       </w:r>
@@ -667,183 +647,8 @@
           <w:szCs w:val="22"/>
           <w:lang w:val="en-US"/>
         </w:rPr>
-        <w:t xml:space="preserve"> </w:t>
-      </w:r>
-      <w:proofErr w:type="spellStart"/>
-      <w:r>
-        <w:rPr>
-          <w:rFonts w:ascii="Bookman Old Style" w:hAnsi="Bookman Old Style"/>
-          <w:sz w:val="22"/>
-          <w:szCs w:val="22"/>
-          <w:lang w:val="en-US"/>
-        </w:rPr>
-        <w:t>Bawalipu</w:t>
-      </w:r>
-      <w:proofErr w:type="spellEnd"/>
-      <w:r>
-        <w:rPr>
-          <w:rFonts w:ascii="Bookman Old Style" w:hAnsi="Bookman Old Style"/>
-          <w:sz w:val="22"/>
-          <w:szCs w:val="22"/>
-          <w:lang w:val="en-US"/>
-        </w:rPr>
-        <w:t xml:space="preserve"> </w:t>
-      </w:r>
-      <w:proofErr w:type="spellStart"/>
-      <w:r>
-        <w:rPr>
-          <w:rFonts w:ascii="Bookman Old Style" w:hAnsi="Bookman Old Style"/>
-          <w:sz w:val="22"/>
-          <w:szCs w:val="22"/>
-          <w:lang w:val="en-US"/>
-        </w:rPr>
-        <w:t>Kecamatan</w:t>
-      </w:r>
-      <w:proofErr w:type="spellEnd"/>
-      <w:r>
-        <w:rPr>
-          <w:rFonts w:ascii="Bookman Old Style" w:hAnsi="Bookman Old Style"/>
-          <w:sz w:val="22"/>
-          <w:szCs w:val="22"/>
-          <w:lang w:val="en-US"/>
-        </w:rPr>
-        <w:t xml:space="preserve"> </w:t>
-      </w:r>
-      <w:proofErr w:type="spellStart"/>
-      <w:r>
-        <w:rPr>
-          <w:rFonts w:ascii="Bookman Old Style" w:hAnsi="Bookman Old Style"/>
-          <w:sz w:val="22"/>
-          <w:szCs w:val="22"/>
-          <w:lang w:val="en-US"/>
-        </w:rPr>
-        <w:t>Wotu</w:t>
-      </w:r>
-      <w:proofErr w:type="spellEnd"/>
-      <w:r>
-        <w:rPr>
-          <w:rFonts w:ascii="Bookman Old Style" w:hAnsi="Bookman Old Style"/>
-          <w:sz w:val="22"/>
-          <w:szCs w:val="22"/>
-          <w:lang w:val="en-US"/>
-        </w:rPr>
-        <w:t xml:space="preserve"> </w:t>
-      </w:r>
-      <w:r>
-        <w:rPr>
-          <w:rFonts w:ascii="Bookman Old Style" w:hAnsi="Bookman Old Style"/>
-          <w:sz w:val="22"/>
-          <w:szCs w:val="22"/>
-        </w:rPr>
-        <w:t xml:space="preserve">Kabupaten </w:t>
-      </w:r>
-      <w:r>
-        <w:rPr>
-          <w:rFonts w:ascii="Bookman Old Style" w:hAnsi="Bookman Old Style"/>
-          <w:sz w:val="22"/>
-          <w:szCs w:val="22"/>
-        </w:rPr>
-        <w:t xml:space="preserve"> </w:t>
-      </w:r>
-      <w:r>
-        <w:rPr>
-          <w:rFonts w:ascii="Bookman Old Style" w:hAnsi="Bookman Old Style"/>
-          <w:sz w:val="22"/>
-          <w:szCs w:val="22"/>
-        </w:rPr>
-        <w:t xml:space="preserve">Luwu Timur Nomor : </w:t>
-      </w:r>
-      <w:r>
-        <w:rPr>
-          <w:rFonts w:ascii="Bookman Old Style" w:hAnsi="Bookman Old Style"/>
-          <w:sz w:val="22"/>
-          <w:szCs w:val="22"/>
-          <w:lang w:val="en-US"/>
-        </w:rPr>
         <w:t>${</w:t>
       </w:r>
-      <w:proofErr w:type="spellStart"/>
-      <w:r>
-        <w:rPr>
-          <w:rFonts w:ascii="Bookman Old Style" w:hAnsi="Bookman Old Style"/>
-          <w:sz w:val="22"/>
-          <w:szCs w:val="22"/>
-          <w:lang w:val="en-US"/>
-        </w:rPr>
-        <w:t>no_surat_permohonan</w:t>
-      </w:r>
-      <w:proofErr w:type="spellEnd"/>
-      <w:r>
-        <w:rPr>
-          <w:rFonts w:ascii="Bookman Old Style" w:hAnsi="Bookman Old Style"/>
-          <w:sz w:val="22"/>
-          <w:szCs w:val="22"/>
-          <w:lang w:val="en-US"/>
-        </w:rPr>
-        <w:t>} ${</w:t>
-      </w:r>
-      <w:proofErr w:type="spellStart"/>
-      <w:r>
-        <w:rPr>
-          <w:rFonts w:ascii="Bookman Old Style" w:hAnsi="Bookman Old Style"/>
-          <w:sz w:val="22"/>
-          <w:szCs w:val="22"/>
-          <w:lang w:val="en-US"/>
-        </w:rPr>
-        <w:t>tgl_surat_permohonan</w:t>
-      </w:r>
-      <w:proofErr w:type="spellEnd"/>
-      <w:r>
-        <w:rPr>
-          <w:rFonts w:ascii="Bookman Old Style" w:hAnsi="Bookman Old Style"/>
-          <w:sz w:val="22"/>
-          <w:szCs w:val="22"/>
-          <w:lang w:val="en-US"/>
-        </w:rPr>
-        <w:t>}</w:t>
-      </w:r>
-      <w:r>
-        <w:rPr>
-          <w:rFonts w:ascii="Bookman Old Style" w:hAnsi="Bookman Old Style"/>
-          <w:sz w:val="22"/>
-          <w:szCs w:val="22"/>
-        </w:rPr>
-        <w:t xml:space="preserve"> </w:t>
-      </w:r>
-      <w:r>
-        <w:rPr>
-          <w:rFonts w:ascii="Bookman Old Style" w:hAnsi="Bookman Old Style"/>
-          <w:sz w:val="22"/>
-          <w:szCs w:val="22"/>
-        </w:rPr>
-        <w:t xml:space="preserve"> </w:t>
-      </w:r>
-      <w:r>
-        <w:rPr>
-          <w:rFonts w:ascii="Bookman Old Style" w:hAnsi="Bookman Old Style"/>
-          <w:sz w:val="22"/>
-          <w:szCs w:val="22"/>
-        </w:rPr>
-        <w:t xml:space="preserve">Perihal </w:t>
-      </w:r>
-      <w:r>
-        <w:rPr>
-          <w:rFonts w:ascii="Bookman Old Style" w:hAnsi="Bookman Old Style"/>
-          <w:sz w:val="22"/>
-          <w:szCs w:val="22"/>
-        </w:rPr>
-        <w:t xml:space="preserve"> </w:t>
-      </w:r>
-      <w:r>
-        <w:rPr>
-          <w:rFonts w:ascii="Bookman Old Style" w:hAnsi="Bookman Old Style"/>
-          <w:sz w:val="22"/>
-          <w:szCs w:val="22"/>
-          <w:lang w:val="en-US"/>
-        </w:rPr>
-        <w:t>${</w:t>
-      </w:r>
-      <w:proofErr w:type="spellStart"/>
       <w:r>
         <w:rPr>
           <w:rFonts w:ascii="Bookman Old Style" w:hAnsi="Bookman Old Style"/>
@@ -853,7 +658,6 @@
         </w:rPr>
         <w:t>hal_surat_permohonan</w:t>
       </w:r>
-      <w:proofErr w:type="spellEnd"/>
       <w:r>
         <w:rPr>
           <w:rFonts w:ascii="Bookman Old Style" w:hAnsi="Bookman Old Style"/>
@@ -955,29 +759,7 @@
           <w:szCs w:val="22"/>
           <w:lang w:val="en-US"/>
         </w:rPr>
-        <w:t>${</w:t>
-      </w:r>
-      <w:proofErr w:type="spellStart"/>
-      <w:r>
-        <w:rPr>
-          <w:rFonts w:ascii="Bookman Old Style" w:hAnsi="Bookman Old Style"/>
-          <w:b/>
-          <w:sz w:val="22"/>
-          <w:szCs w:val="22"/>
-          <w:lang w:val="en-US"/>
-        </w:rPr>
-        <w:t>nama_kelompok</w:t>
-      </w:r>
-      <w:proofErr w:type="spellEnd"/>
-      <w:r>
-        <w:rPr>
-          <w:rFonts w:ascii="Bookman Old Style" w:hAnsi="Bookman Old Style"/>
-          <w:b/>
-          <w:sz w:val="22"/>
-          <w:szCs w:val="22"/>
-          <w:lang w:val="en-US"/>
-        </w:rPr>
-        <w:t>}</w:t>
+        <w:t>${nama_kelompok}</w:t>
       </w:r>
     </w:p>
     <w:p>
@@ -1028,27 +810,7 @@
           <w:szCs w:val="22"/>
           <w:lang w:val="en-US"/>
         </w:rPr>
-        <w:t>${</w:t>
-      </w:r>
-      <w:proofErr w:type="spellStart"/>
-      <w:r>
-        <w:rPr>
-          <w:rFonts w:ascii="Bookman Old Style" w:hAnsi="Bookman Old Style"/>
-          <w:sz w:val="22"/>
-          <w:szCs w:val="22"/>
-          <w:lang w:val="en-US"/>
-        </w:rPr>
-        <w:t>bidang_kegiatan</w:t>
-      </w:r>
-      <w:proofErr w:type="spellEnd"/>
-      <w:r>
-        <w:rPr>
-          <w:rFonts w:ascii="Bookman Old Style" w:hAnsi="Bookman Old Style"/>
-          <w:sz w:val="22"/>
-          <w:szCs w:val="22"/>
-          <w:lang w:val="en-US"/>
-        </w:rPr>
-        <w:t>}</w:t>
+        <w:t>${bidang_kegiatan}</w:t>
       </w:r>
     </w:p>
     <w:p>
@@ -1067,7 +829,6 @@
           <w:lang w:val="en-US"/>
         </w:rPr>
       </w:pPr>
-      <w:proofErr w:type="spellStart"/>
       <w:r>
         <w:rPr>
           <w:rFonts w:ascii="Bookman Old Style" w:hAnsi="Bookman Old Style"/>
@@ -1084,29 +845,8 @@
           <w:szCs w:val="22"/>
           <w:lang w:val="en-US"/>
         </w:rPr>
-        <w:t>al</w:t>
-      </w:r>
-      <w:proofErr w:type="spellEnd"/>
-      <w:r>
-        <w:rPr>
-          <w:rFonts w:ascii="Bookman Old Style" w:hAnsi="Bookman Old Style"/>
-          <w:sz w:val="22"/>
-          <w:szCs w:val="22"/>
-          <w:lang w:val="en-US"/>
-        </w:rPr>
-        <w:t xml:space="preserve"> </w:t>
-      </w:r>
-      <w:proofErr w:type="spellStart"/>
-      <w:r>
-        <w:rPr>
-          <w:rFonts w:ascii="Bookman Old Style" w:hAnsi="Bookman Old Style"/>
-          <w:sz w:val="22"/>
-          <w:szCs w:val="22"/>
-          <w:lang w:val="en-US"/>
-        </w:rPr>
-        <w:t>Pendirian</w:t>
-      </w:r>
-      <w:proofErr w:type="spellEnd"/>
+        <w:t>al Pendirian</w:t>
+      </w:r>
       <w:r>
         <w:rPr>
           <w:rFonts w:ascii="Bookman Old Style" w:hAnsi="Bookman Old Style"/>
@@ -1133,27 +873,7 @@
           <w:szCs w:val="22"/>
           <w:lang w:val="en-US"/>
         </w:rPr>
-        <w:t>${</w:t>
-      </w:r>
-      <w:proofErr w:type="spellStart"/>
-      <w:r>
-        <w:rPr>
-          <w:rFonts w:ascii="Bookman Old Style" w:hAnsi="Bookman Old Style"/>
-          <w:sz w:val="22"/>
-          <w:szCs w:val="22"/>
-          <w:lang w:val="en-US"/>
-        </w:rPr>
-        <w:t>waktu_pendirian</w:t>
-      </w:r>
-      <w:proofErr w:type="spellEnd"/>
-      <w:r>
-        <w:rPr>
-          <w:rFonts w:ascii="Bookman Old Style" w:hAnsi="Bookman Old Style"/>
-          <w:sz w:val="22"/>
-          <w:szCs w:val="22"/>
-          <w:lang w:val="en-US"/>
-        </w:rPr>
-        <w:t>}</w:t>
+        <w:t>${waktu_pendirian}</w:t>
       </w:r>
     </w:p>
     <w:p>
@@ -1223,7 +943,6 @@
         </w:rPr>
         <w:t>${</w:t>
       </w:r>
-      <w:proofErr w:type="spellStart"/>
       <w:r>
         <w:rPr>
           <w:rFonts w:ascii="Bookman Old Style" w:hAnsi="Bookman Old Style"/>
@@ -1233,7 +952,6 @@
         </w:rPr>
         <w:t>alamat_kantor</w:t>
       </w:r>
-      <w:proofErr w:type="spellEnd"/>
       <w:r>
         <w:rPr>
           <w:rFonts w:ascii="Bookman Old Style" w:hAnsi="Bookman Old Style"/>
@@ -1319,25 +1037,70 @@
           <w:szCs w:val="22"/>
           <w:lang w:val="en-US"/>
         </w:rPr>
+        <w:t>${opd}</w:t>
+      </w:r>
+      <w:r>
+        <w:rPr>
+          <w:rFonts w:ascii="Bookman Old Style" w:hAnsi="Bookman Old Style"/>
+          <w:sz w:val="22"/>
+          <w:szCs w:val="22"/>
+        </w:rPr>
+        <w:t xml:space="preserve"> </w:t>
+      </w:r>
+      <w:r>
+        <w:rPr>
+          <w:rFonts w:ascii="Bookman Old Style" w:hAnsi="Bookman Old Style"/>
+          <w:sz w:val="22"/>
+          <w:szCs w:val="22"/>
+        </w:rPr>
+        <w:t>Nomor :</w:t>
+      </w:r>
+      <w:r>
+        <w:rPr>
+          <w:rFonts w:ascii="Bookman Old Style" w:hAnsi="Bookman Old Style"/>
+          <w:sz w:val="22"/>
+          <w:szCs w:val="22"/>
+        </w:rPr>
+        <w:t xml:space="preserve"> </w:t>
+      </w:r>
+      <w:r>
+        <w:rPr>
+          <w:rFonts w:ascii="Bookman Old Style" w:hAnsi="Bookman Old Style"/>
+          <w:sz w:val="22"/>
+          <w:szCs w:val="22"/>
+          <w:lang w:val="en-US"/>
+        </w:rPr>
         <w:t>${</w:t>
       </w:r>
-      <w:proofErr w:type="spellStart"/>
-      <w:r>
-        <w:rPr>
-          <w:rFonts w:ascii="Bookman Old Style" w:hAnsi="Bookman Old Style"/>
-          <w:sz w:val="22"/>
-          <w:szCs w:val="22"/>
-          <w:lang w:val="en-US"/>
-        </w:rPr>
-        <w:t>opd</w:t>
-      </w:r>
-      <w:proofErr w:type="spellEnd"/>
-      <w:r>
-        <w:rPr>
-          <w:rFonts w:ascii="Bookman Old Style" w:hAnsi="Bookman Old Style"/>
-          <w:sz w:val="22"/>
-          <w:szCs w:val="22"/>
-          <w:lang w:val="en-US"/>
+      <w:r>
+        <w:rPr>
+          <w:rFonts w:ascii="Bookman Old Style" w:hAnsi="Bookman Old Style"/>
+          <w:sz w:val="22"/>
+          <w:szCs w:val="22"/>
+        </w:rPr>
+        <w:t>no</w:t>
+      </w:r>
+      <w:r>
+        <w:rPr>
+          <w:rFonts w:ascii="Bookman Old Style" w:hAnsi="Bookman Old Style"/>
+          <w:sz w:val="22"/>
+          <w:szCs w:val="22"/>
+        </w:rPr>
+        <w:t>_surat_</w:t>
+      </w:r>
+      <w:r>
+        <w:rPr>
+          <w:rFonts w:ascii="Bookman Old Style" w:hAnsi="Bookman Old Style"/>
+          <w:sz w:val="22"/>
+          <w:szCs w:val="22"/>
+        </w:rPr>
+        <w:t>dinas</w:t>
+      </w:r>
+      <w:r>
+        <w:rPr>
+          <w:rFonts w:ascii="Bookman Old Style" w:hAnsi="Bookman Old Style"/>
+          <w:sz w:val="22"/>
+          <w:szCs w:val="22"/>
         </w:rPr>
         <w:t>}</w:t>
       </w:r>
@@ -1346,6 +1109,7 @@
           <w:rFonts w:ascii="Bookman Old Style" w:hAnsi="Bookman Old Style"/>
           <w:sz w:val="22"/>
           <w:szCs w:val="22"/>
+          <w:lang w:val="en-US"/>
         </w:rPr>
         <w:t xml:space="preserve"> </w:t>
       </w:r>
@@ -1354,81 +1118,50 @@
           <w:rFonts w:ascii="Bookman Old Style" w:hAnsi="Bookman Old Style"/>
           <w:sz w:val="22"/>
           <w:szCs w:val="22"/>
-        </w:rPr>
-        <w:t>Nomor :</w:t>
-      </w:r>
-      <w:r>
-        <w:rPr>
-          <w:rFonts w:ascii="Bookman Old Style" w:hAnsi="Bookman Old Style"/>
-          <w:sz w:val="22"/>
-          <w:szCs w:val="22"/>
-        </w:rPr>
-        <w:t xml:space="preserve"> </w:t>
-      </w:r>
-      <w:r>
-        <w:rPr>
-          <w:rFonts w:ascii="Bookman Old Style" w:hAnsi="Bookman Old Style"/>
-          <w:sz w:val="22"/>
-          <w:szCs w:val="22"/>
           <w:lang w:val="en-US"/>
         </w:rPr>
         <w:t>${</w:t>
       </w:r>
       <w:r>
-        <w:t xml:space="preserve"> </w:t>
-      </w:r>
-      <w:proofErr w:type="spellStart"/>
-      <w:r>
-        <w:rPr>
-          <w:rFonts w:ascii="Bookman Old Style" w:hAnsi="Bookman Old Style"/>
-          <w:sz w:val="22"/>
-          <w:szCs w:val="22"/>
-          <w:lang w:val="en-US"/>
-        </w:rPr>
-        <w:t>no_surat_dinas</w:t>
-      </w:r>
-      <w:proofErr w:type="spellEnd"/>
-      <w:r>
-        <w:rPr>
-          <w:rFonts w:ascii="Bookman Old Style" w:hAnsi="Bookman Old Style"/>
-          <w:sz w:val="22"/>
-          <w:szCs w:val="22"/>
-          <w:lang w:val="en-US"/>
-        </w:rPr>
-        <w:t>}</w:t>
-      </w:r>
-      <w:r>
-        <w:rPr>
-          <w:rFonts w:ascii="Bookman Old Style" w:hAnsi="Bookman Old Style"/>
-          <w:sz w:val="22"/>
-          <w:szCs w:val="22"/>
-          <w:lang w:val="en-US"/>
-        </w:rPr>
-        <w:t xml:space="preserve"> </w:t>
-      </w:r>
-      <w:r>
-        <w:rPr>
-          <w:rFonts w:ascii="Bookman Old Style" w:hAnsi="Bookman Old Style"/>
-          <w:sz w:val="22"/>
-          <w:szCs w:val="22"/>
-          <w:lang w:val="en-US"/>
-        </w:rPr>
-        <w:t>${</w:t>
-      </w:r>
-      <w:r>
-        <w:t xml:space="preserve"> </w:t>
-      </w:r>
-      <w:proofErr w:type="spellStart"/>
-      <w:r>
-        <w:rPr>
-          <w:rFonts w:ascii="Bookman Old Style" w:hAnsi="Bookman Old Style"/>
-          <w:sz w:val="22"/>
-          <w:szCs w:val="22"/>
-          <w:lang w:val="en-US"/>
-        </w:rPr>
-        <w:t>tgl_surat_dinas</w:t>
-      </w:r>
-      <w:proofErr w:type="spellEnd"/>
+        <w:rPr>
+          <w:rFonts w:ascii="Bookman Old Style" w:hAnsi="Bookman Old Style"/>
+          <w:sz w:val="22"/>
+          <w:szCs w:val="22"/>
+        </w:rPr>
+        <w:t>tgl</w:t>
+      </w:r>
+      <w:r>
+        <w:rPr>
+          <w:rFonts w:ascii="Bookman Old Style" w:hAnsi="Bookman Old Style"/>
+          <w:sz w:val="22"/>
+          <w:szCs w:val="22"/>
+        </w:rPr>
+        <w:t>_s</w:t>
+      </w:r>
+      <w:r>
+        <w:rPr>
+          <w:rFonts w:ascii="Bookman Old Style" w:hAnsi="Bookman Old Style"/>
+          <w:sz w:val="22"/>
+          <w:szCs w:val="22"/>
+        </w:rPr>
+        <w:t>urat</w:t>
+      </w:r>
+      <w:r>
+        <w:rPr>
+          <w:rFonts w:ascii="Bookman Old Style" w:hAnsi="Bookman Old Style"/>
+          <w:sz w:val="22"/>
+          <w:szCs w:val="22"/>
+        </w:rPr>
+        <w:t>_d</w:t>
+      </w:r>
+      <w:r>
+        <w:rPr>
+          <w:rFonts w:ascii="Bookman Old Style" w:hAnsi="Bookman Old Style"/>
+          <w:sz w:val="22"/>
+          <w:szCs w:val="22"/>
+        </w:rPr>
+        <w:t>inas</w:t>
+      </w:r>
       <w:r>
         <w:rPr>
           <w:rFonts w:ascii="Bookman Old Style" w:hAnsi="Bookman Old Style"/>
@@ -1571,19 +1304,8 @@
           <w:szCs w:val="22"/>
           <w:lang w:val="en-US"/>
         </w:rPr>
-        <w:t xml:space="preserve">07 </w:t>
-      </w:r>
-      <w:proofErr w:type="spellStart"/>
-      <w:r>
-        <w:rPr>
-          <w:rFonts w:ascii="Bookman Old Style" w:hAnsi="Bookman Old Style"/>
-          <w:sz w:val="22"/>
-          <w:szCs w:val="22"/>
-          <w:lang w:val="en-US"/>
-        </w:rPr>
-        <w:t>Maret</w:t>
-      </w:r>
-      <w:proofErr w:type="spellEnd"/>
+        <w:t>07 Maret</w:t>
+      </w:r>
       <w:r>
         <w:rPr>
           <w:rFonts w:ascii="Bookman Old Style" w:hAnsi="Bookman Old Style"/>
@@ -1753,36 +1475,14 @@
         </w:rPr>
         <w:t xml:space="preserve">         </w:t>
       </w:r>
-      <w:bookmarkStart w:id="0" w:name="_GoBack"/>
-      <w:bookmarkEnd w:id="0"/>
-      <w:r>
-        <w:rPr>
-          <w:rFonts w:ascii="Bookman Old Style" w:hAnsi="Bookman Old Style"/>
-          <w:sz w:val="22"/>
-          <w:szCs w:val="22"/>
-          <w:lang w:val="en-US"/>
-        </w:rPr>
-        <w:t>${</w:t>
-      </w:r>
-      <w:proofErr w:type="spellStart"/>
-      <w:r>
-        <w:rPr>
-          <w:rFonts w:ascii="Bookman Old Style" w:hAnsi="Bookman Old Style"/>
-          <w:sz w:val="22"/>
-          <w:szCs w:val="22"/>
-          <w:lang w:val="en-US"/>
-        </w:rPr>
-        <w:t>qrcode</w:t>
-      </w:r>
-      <w:proofErr w:type="spellEnd"/>
-      <w:r>
-        <w:rPr>
-          <w:rFonts w:ascii="Bookman Old Style" w:hAnsi="Bookman Old Style"/>
-          <w:sz w:val="22"/>
-          <w:szCs w:val="22"/>
-          <w:lang w:val="en-US"/>
-        </w:rPr>
-        <w:t>}</w:t>
+      <w:r>
+        <w:rPr>
+          <w:rFonts w:ascii="Bookman Old Style" w:hAnsi="Bookman Old Style"/>
+          <w:sz w:val="22"/>
+          <w:szCs w:val="22"/>
+          <w:lang w:val="en-US"/>
+        </w:rPr>
+        <w:t>${qrcode}</w:t>
       </w:r>
     </w:p>
     <w:p>
@@ -2139,7 +1839,6 @@
         </w:rPr>
         <w:t xml:space="preserve"> </w:t>
       </w:r>
-      <w:proofErr w:type="spellStart"/>
       <w:r>
         <w:rPr>
           <w:rFonts w:ascii="Bookman Old Style" w:hAnsi="Bookman Old Style" w:cs="Times New Roman"/>
@@ -2148,7 +1847,6 @@
         </w:rPr>
         <w:t>Perikanan</w:t>
       </w:r>
-      <w:proofErr w:type="spellEnd"/>
       <w:r>
         <w:rPr>
           <w:rFonts w:ascii="Bookman Old Style" w:hAnsi="Bookman Old Style" w:cs="Times New Roman"/>
@@ -2218,7 +1916,6 @@
         </w:rPr>
         <w:t xml:space="preserve">Camat </w:t>
       </w:r>
-      <w:proofErr w:type="spellStart"/>
       <w:r>
         <w:rPr>
           <w:rFonts w:ascii="Bookman Old Style" w:hAnsi="Bookman Old Style" w:cs="Times New Roman"/>
@@ -2227,7 +1924,6 @@
         </w:rPr>
         <w:t>Wotu</w:t>
       </w:r>
-      <w:proofErr w:type="spellEnd"/>
       <w:r>
         <w:rPr>
           <w:rFonts w:ascii="Bookman Old Style" w:hAnsi="Bookman Old Style" w:cs="Times New Roman"/>
@@ -2249,7 +1945,6 @@
         </w:rPr>
         <w:t xml:space="preserve"> </w:t>
       </w:r>
-      <w:proofErr w:type="spellStart"/>
       <w:r>
         <w:rPr>
           <w:rFonts w:ascii="Bookman Old Style" w:hAnsi="Bookman Old Style" w:cs="Times New Roman"/>
@@ -2258,7 +1953,6 @@
         </w:rPr>
         <w:t>Wotu</w:t>
       </w:r>
-      <w:proofErr w:type="spellEnd"/>
       <w:r>
         <w:rPr>
           <w:rFonts w:ascii="Bookman Old Style" w:hAnsi="Bookman Old Style" w:cs="Times New Roman"/>
@@ -2315,7 +2009,7 @@
 </file>
 
 <file path=word/endnotes.xml><?xml version="1.0" encoding="utf-8"?>
-<w:endnotes xmlns:wpc="http://schemas.microsoft.com/office/word/2010/wordprocessingCanvas" xmlns:mc="http://schemas.openxmlformats.org/markup-compatibility/2006" xmlns:o="urn:schemas-microsoft-com:office:office" xmlns:r="http://schemas.openxmlformats.org/officeDocument/2006/relationships" xmlns:m="http://schemas.openxmlformats.org/officeDocument/2006/math" xmlns:v="urn:schemas-microsoft-com:vml" xmlns:wp14="http://schemas.microsoft.com/office/word/2010/wordprocessingDrawing" xmlns:wp="http://schemas.openxmlformats.org/drawingml/2006/wordprocessingDrawing" xmlns:w10="urn:schemas-microsoft-com:office:word" xmlns:w="http://schemas.openxmlformats.org/wordprocessingml/2006/main" xmlns:w14="http://schemas.microsoft.com/office/word/2010/wordml" xmlns:w15="http://schemas.microsoft.com/office/word/2012/wordml" xmlns:wpg="http://schemas.microsoft.com/office/word/2010/wordprocessingGroup" xmlns:wpi="http://schemas.microsoft.com/office/word/2010/wordprocessingInk" xmlns:wne="http://schemas.microsoft.com/office/word/2006/wordml" xmlns:wps="http://schemas.microsoft.com/office/word/2010/wordprocessingShape" mc:Ignorable="w14 w15 wp14">
+<w:endnotes xmlns:wpc="http://schemas.microsoft.com/office/word/2010/wordprocessingCanvas" xmlns:cx="http://schemas.microsoft.com/office/drawing/2014/chartex" xmlns:cx1="http://schemas.microsoft.com/office/drawing/2015/9/8/chartex" xmlns:cx2="http://schemas.microsoft.com/office/drawing/2015/10/21/chartex" xmlns:cx3="http://schemas.microsoft.com/office/drawing/2016/5/9/chartex" xmlns:cx4="http://schemas.microsoft.com/office/drawing/2016/5/10/chartex" xmlns:cx5="http://schemas.microsoft.com/office/drawing/2016/5/11/chartex" xmlns:cx6="http://schemas.microsoft.com/office/drawing/2016/5/12/chartex" xmlns:cx7="http://schemas.microsoft.com/office/drawing/2016/5/13/chartex" xmlns:cx8="http://schemas.microsoft.com/office/drawing/2016/5/14/chartex" xmlns:mc="http://schemas.openxmlformats.org/markup-compatibility/2006" xmlns:aink="http://schemas.microsoft.com/office/drawing/2016/ink" xmlns:am3d="http://schemas.microsoft.com/office/drawing/2017/model3d" xmlns:o="urn:schemas-microsoft-com:office:office" xmlns:r="http://schemas.openxmlformats.org/officeDocument/2006/relationships" xmlns:m="http://schemas.openxmlformats.org/officeDocument/2006/math" xmlns:v="urn:schemas-microsoft-com:vml" xmlns:wp14="http://schemas.microsoft.com/office/word/2010/wordprocessingDrawing" xmlns:wp="http://schemas.openxmlformats.org/drawingml/2006/wordprocessingDrawing" xmlns:w10="urn:schemas-microsoft-com:office:word" xmlns:w="http://schemas.openxmlformats.org/wordprocessingml/2006/main" xmlns:w14="http://schemas.microsoft.com/office/word/2010/wordml" xmlns:w15="http://schemas.microsoft.com/office/word/2012/wordml" xmlns:w16cex="http://schemas.microsoft.com/office/word/2018/wordml/cex" xmlns:w16cid="http://schemas.microsoft.com/office/word/2016/wordml/cid" xmlns:w16="http://schemas.microsoft.com/office/word/2018/wordml" xmlns:w16sdtdh="http://schemas.microsoft.com/office/word/2020/wordml/sdtdatahash" xmlns:w16se="http://schemas.microsoft.com/office/word/2015/wordml/symex" xmlns:wpg="http://schemas.microsoft.com/office/word/2010/wordprocessingGroup" xmlns:wpi="http://schemas.microsoft.com/office/word/2010/wordprocessingInk" xmlns:wne="http://schemas.microsoft.com/office/word/2006/wordml" xmlns:wps="http://schemas.microsoft.com/office/word/2010/wordprocessingShape" mc:Ignorable="w14 w15 w16se w16cid w16 w16cex w16sdtdh wp14">
   <w:endnote w:type="separator" w:id="-1">
     <w:p>
       <w:r>
@@ -2334,7 +2028,7 @@
 </file>
 
 <file path=word/footer1.xml><?xml version="1.0" encoding="utf-8"?>
-<w:ftr xmlns:wpc="http://schemas.microsoft.com/office/word/2010/wordprocessingCanvas" xmlns:mc="http://schemas.openxmlformats.org/markup-compatibility/2006" xmlns:o="urn:schemas-microsoft-com:office:office" xmlns:r="http://schemas.openxmlformats.org/officeDocument/2006/relationships" xmlns:m="http://schemas.openxmlformats.org/officeDocument/2006/math" xmlns:v="urn:schemas-microsoft-com:vml" xmlns:wp14="http://schemas.microsoft.com/office/word/2010/wordprocessingDrawing" xmlns:wp="http://schemas.openxmlformats.org/drawingml/2006/wordprocessingDrawing" xmlns:w10="urn:schemas-microsoft-com:office:word" xmlns:w="http://schemas.openxmlformats.org/wordprocessingml/2006/main" xmlns:w14="http://schemas.microsoft.com/office/word/2010/wordml" xmlns:w15="http://schemas.microsoft.com/office/word/2012/wordml" xmlns:wpg="http://schemas.microsoft.com/office/word/2010/wordprocessingGroup" xmlns:wpi="http://schemas.microsoft.com/office/word/2010/wordprocessingInk" xmlns:wne="http://schemas.microsoft.com/office/word/2006/wordml" xmlns:wps="http://schemas.microsoft.com/office/word/2010/wordprocessingShape" mc:Ignorable="w14 w15 wp14">
+<w:ftr xmlns:wpc="http://schemas.microsoft.com/office/word/2010/wordprocessingCanvas" xmlns:cx="http://schemas.microsoft.com/office/drawing/2014/chartex" xmlns:cx1="http://schemas.microsoft.com/office/drawing/2015/9/8/chartex" xmlns:cx2="http://schemas.microsoft.com/office/drawing/2015/10/21/chartex" xmlns:cx3="http://schemas.microsoft.com/office/drawing/2016/5/9/chartex" xmlns:cx4="http://schemas.microsoft.com/office/drawing/2016/5/10/chartex" xmlns:cx5="http://schemas.microsoft.com/office/drawing/2016/5/11/chartex" xmlns:cx6="http://schemas.microsoft.com/office/drawing/2016/5/12/chartex" xmlns:cx7="http://schemas.microsoft.com/office/drawing/2016/5/13/chartex" xmlns:cx8="http://schemas.microsoft.com/office/drawing/2016/5/14/chartex" xmlns:mc="http://schemas.openxmlformats.org/markup-compatibility/2006" xmlns:aink="http://schemas.microsoft.com/office/drawing/2016/ink" xmlns:am3d="http://schemas.microsoft.com/office/drawing/2017/model3d" xmlns:o="urn:schemas-microsoft-com:office:office" xmlns:r="http://schemas.openxmlformats.org/officeDocument/2006/relationships" xmlns:m="http://schemas.openxmlformats.org/officeDocument/2006/math" xmlns:v="urn:schemas-microsoft-com:vml" xmlns:wp14="http://schemas.microsoft.com/office/word/2010/wordprocessingDrawing" xmlns:wp="http://schemas.openxmlformats.org/drawingml/2006/wordprocessingDrawing" xmlns:w10="urn:schemas-microsoft-com:office:word" xmlns:w="http://schemas.openxmlformats.org/wordprocessingml/2006/main" xmlns:w14="http://schemas.microsoft.com/office/word/2010/wordml" xmlns:w15="http://schemas.microsoft.com/office/word/2012/wordml" xmlns:w16cex="http://schemas.microsoft.com/office/word/2018/wordml/cex" xmlns:w16cid="http://schemas.microsoft.com/office/word/2016/wordml/cid" xmlns:w16="http://schemas.microsoft.com/office/word/2018/wordml" xmlns:w16sdtdh="http://schemas.microsoft.com/office/word/2020/wordml/sdtdatahash" xmlns:w16se="http://schemas.microsoft.com/office/word/2015/wordml/symex" xmlns:wpg="http://schemas.microsoft.com/office/word/2010/wordprocessingGroup" xmlns:wpi="http://schemas.microsoft.com/office/word/2010/wordprocessingInk" xmlns:wne="http://schemas.microsoft.com/office/word/2006/wordml" xmlns:wps="http://schemas.microsoft.com/office/word/2010/wordprocessingShape" mc:Ignorable="w14 w15 w16se w16cid w16 w16cex w16sdtdh wp14">
   <w:p>
     <w:pPr>
       <w:pStyle w:val="Footer"/>
@@ -2344,7 +2038,7 @@
 </file>
 
 <file path=word/footer2.xml><?xml version="1.0" encoding="utf-8"?>
-<w:ftr xmlns:wpc="http://schemas.microsoft.com/office/word/2010/wordprocessingCanvas" xmlns:mc="http://schemas.openxmlformats.org/markup-compatibility/2006" xmlns:o="urn:schemas-microsoft-com:office:office" xmlns:r="http://schemas.openxmlformats.org/officeDocument/2006/relationships" xmlns:m="http://schemas.openxmlformats.org/officeDocument/2006/math" xmlns:v="urn:schemas-microsoft-com:vml" xmlns:wp14="http://schemas.microsoft.com/office/word/2010/wordprocessingDrawing" xmlns:wp="http://schemas.openxmlformats.org/drawingml/2006/wordprocessingDrawing" xmlns:w10="urn:schemas-microsoft-com:office:word" xmlns:w="http://schemas.openxmlformats.org/wordprocessingml/2006/main" xmlns:w14="http://schemas.microsoft.com/office/word/2010/wordml" xmlns:w15="http://schemas.microsoft.com/office/word/2012/wordml" xmlns:wpg="http://schemas.microsoft.com/office/word/2010/wordprocessingGroup" xmlns:wpi="http://schemas.microsoft.com/office/word/2010/wordprocessingInk" xmlns:wne="http://schemas.microsoft.com/office/word/2006/wordml" xmlns:wps="http://schemas.microsoft.com/office/word/2010/wordprocessingShape" mc:Ignorable="w14 w15 wp14">
+<w:ftr xmlns:wpc="http://schemas.microsoft.com/office/word/2010/wordprocessingCanvas" xmlns:cx="http://schemas.microsoft.com/office/drawing/2014/chartex" xmlns:cx1="http://schemas.microsoft.com/office/drawing/2015/9/8/chartex" xmlns:cx2="http://schemas.microsoft.com/office/drawing/2015/10/21/chartex" xmlns:cx3="http://schemas.microsoft.com/office/drawing/2016/5/9/chartex" xmlns:cx4="http://schemas.microsoft.com/office/drawing/2016/5/10/chartex" xmlns:cx5="http://schemas.microsoft.com/office/drawing/2016/5/11/chartex" xmlns:cx6="http://schemas.microsoft.com/office/drawing/2016/5/12/chartex" xmlns:cx7="http://schemas.microsoft.com/office/drawing/2016/5/13/chartex" xmlns:cx8="http://schemas.microsoft.com/office/drawing/2016/5/14/chartex" xmlns:mc="http://schemas.openxmlformats.org/markup-compatibility/2006" xmlns:aink="http://schemas.microsoft.com/office/drawing/2016/ink" xmlns:am3d="http://schemas.microsoft.com/office/drawing/2017/model3d" xmlns:o="urn:schemas-microsoft-com:office:office" xmlns:r="http://schemas.openxmlformats.org/officeDocument/2006/relationships" xmlns:m="http://schemas.openxmlformats.org/officeDocument/2006/math" xmlns:v="urn:schemas-microsoft-com:vml" xmlns:wp14="http://schemas.microsoft.com/office/word/2010/wordprocessingDrawing" xmlns:wp="http://schemas.openxmlformats.org/drawingml/2006/wordprocessingDrawing" xmlns:w10="urn:schemas-microsoft-com:office:word" xmlns:w="http://schemas.openxmlformats.org/wordprocessingml/2006/main" xmlns:w14="http://schemas.microsoft.com/office/word/2010/wordml" xmlns:w15="http://schemas.microsoft.com/office/word/2012/wordml" xmlns:w16cex="http://schemas.microsoft.com/office/word/2018/wordml/cex" xmlns:w16cid="http://schemas.microsoft.com/office/word/2016/wordml/cid" xmlns:w16="http://schemas.microsoft.com/office/word/2018/wordml" xmlns:w16sdtdh="http://schemas.microsoft.com/office/word/2020/wordml/sdtdatahash" xmlns:w16se="http://schemas.microsoft.com/office/word/2015/wordml/symex" xmlns:wpg="http://schemas.microsoft.com/office/word/2010/wordprocessingGroup" xmlns:wpi="http://schemas.microsoft.com/office/word/2010/wordprocessingInk" xmlns:wne="http://schemas.microsoft.com/office/word/2006/wordml" xmlns:wps="http://schemas.microsoft.com/office/word/2010/wordprocessingShape" mc:Ignorable="w14 w15 w16se w16cid w16 w16cex w16sdtdh wp14">
   <w:p>
     <w:pPr>
       <w:pStyle w:val="Footer"/>
@@ -2354,7 +2048,7 @@
 </file>
 
 <file path=word/footer3.xml><?xml version="1.0" encoding="utf-8"?>
-<w:ftr xmlns:wpc="http://schemas.microsoft.com/office/word/2010/wordprocessingCanvas" xmlns:mc="http://schemas.openxmlformats.org/markup-compatibility/2006" xmlns:o="urn:schemas-microsoft-com:office:office" xmlns:r="http://schemas.openxmlformats.org/officeDocument/2006/relationships" xmlns:m="http://schemas.openxmlformats.org/officeDocument/2006/math" xmlns:v="urn:schemas-microsoft-com:vml" xmlns:wp14="http://schemas.microsoft.com/office/word/2010/wordprocessingDrawing" xmlns:wp="http://schemas.openxmlformats.org/drawingml/2006/wordprocessingDrawing" xmlns:w10="urn:schemas-microsoft-com:office:word" xmlns:w="http://schemas.openxmlformats.org/wordprocessingml/2006/main" xmlns:w14="http://schemas.microsoft.com/office/word/2010/wordml" xmlns:w15="http://schemas.microsoft.com/office/word/2012/wordml" xmlns:wpg="http://schemas.microsoft.com/office/word/2010/wordprocessingGroup" xmlns:wpi="http://schemas.microsoft.com/office/word/2010/wordprocessingInk" xmlns:wne="http://schemas.microsoft.com/office/word/2006/wordml" xmlns:wps="http://schemas.microsoft.com/office/word/2010/wordprocessingShape" mc:Ignorable="w14 w15 wp14">
+<w:ftr xmlns:wpc="http://schemas.microsoft.com/office/word/2010/wordprocessingCanvas" xmlns:cx="http://schemas.microsoft.com/office/drawing/2014/chartex" xmlns:cx1="http://schemas.microsoft.com/office/drawing/2015/9/8/chartex" xmlns:cx2="http://schemas.microsoft.com/office/drawing/2015/10/21/chartex" xmlns:cx3="http://schemas.microsoft.com/office/drawing/2016/5/9/chartex" xmlns:cx4="http://schemas.microsoft.com/office/drawing/2016/5/10/chartex" xmlns:cx5="http://schemas.microsoft.com/office/drawing/2016/5/11/chartex" xmlns:cx6="http://schemas.microsoft.com/office/drawing/2016/5/12/chartex" xmlns:cx7="http://schemas.microsoft.com/office/drawing/2016/5/13/chartex" xmlns:cx8="http://schemas.microsoft.com/office/drawing/2016/5/14/chartex" xmlns:mc="http://schemas.openxmlformats.org/markup-compatibility/2006" xmlns:aink="http://schemas.microsoft.com/office/drawing/2016/ink" xmlns:am3d="http://schemas.microsoft.com/office/drawing/2017/model3d" xmlns:o="urn:schemas-microsoft-com:office:office" xmlns:r="http://schemas.openxmlformats.org/officeDocument/2006/relationships" xmlns:m="http://schemas.openxmlformats.org/officeDocument/2006/math" xmlns:v="urn:schemas-microsoft-com:vml" xmlns:wp14="http://schemas.microsoft.com/office/word/2010/wordprocessingDrawing" xmlns:wp="http://schemas.openxmlformats.org/drawingml/2006/wordprocessingDrawing" xmlns:w10="urn:schemas-microsoft-com:office:word" xmlns:w="http://schemas.openxmlformats.org/wordprocessingml/2006/main" xmlns:w14="http://schemas.microsoft.com/office/word/2010/wordml" xmlns:w15="http://schemas.microsoft.com/office/word/2012/wordml" xmlns:w16cex="http://schemas.microsoft.com/office/word/2018/wordml/cex" xmlns:w16cid="http://schemas.microsoft.com/office/word/2016/wordml/cid" xmlns:w16="http://schemas.microsoft.com/office/word/2018/wordml" xmlns:w16sdtdh="http://schemas.microsoft.com/office/word/2020/wordml/sdtdatahash" xmlns:w16se="http://schemas.microsoft.com/office/word/2015/wordml/symex" xmlns:wpg="http://schemas.microsoft.com/office/word/2010/wordprocessingGroup" xmlns:wpi="http://schemas.microsoft.com/office/word/2010/wordprocessingInk" xmlns:wne="http://schemas.microsoft.com/office/word/2006/wordml" xmlns:wps="http://schemas.microsoft.com/office/word/2010/wordprocessingShape" mc:Ignorable="w14 w15 w16se w16cid w16 w16cex w16sdtdh wp14">
   <w:p>
     <w:pPr>
       <w:pStyle w:val="Footer"/>
@@ -2364,7 +2058,7 @@
 </file>
 
 <file path=word/footnotes.xml><?xml version="1.0" encoding="utf-8"?>
-<w:footnotes xmlns:wpc="http://schemas.microsoft.com/office/word/2010/wordprocessingCanvas" xmlns:mc="http://schemas.openxmlformats.org/markup-compatibility/2006" xmlns:o="urn:schemas-microsoft-com:office:office" xmlns:r="http://schemas.openxmlformats.org/officeDocument/2006/relationships" xmlns:m="http://schemas.openxmlformats.org/officeDocument/2006/math" xmlns:v="urn:schemas-microsoft-com:vml" xmlns:wp14="http://schemas.microsoft.com/office/word/2010/wordprocessingDrawing" xmlns:wp="http://schemas.openxmlformats.org/drawingml/2006/wordprocessingDrawing" xmlns:w10="urn:schemas-microsoft-com:office:word" xmlns:w="http://schemas.openxmlformats.org/wordprocessingml/2006/main" xmlns:w14="http://schemas.microsoft.com/office/word/2010/wordml" xmlns:w15="http://schemas.microsoft.com/office/word/2012/wordml" xmlns:wpg="http://schemas.microsoft.com/office/word/2010/wordprocessingGroup" xmlns:wpi="http://schemas.microsoft.com/office/word/2010/wordprocessingInk" xmlns:wne="http://schemas.microsoft.com/office/word/2006/wordml" xmlns:wps="http://schemas.microsoft.com/office/word/2010/wordprocessingShape" mc:Ignorable="w14 w15 wp14">
+<w:footnotes xmlns:wpc="http://schemas.microsoft.com/office/word/2010/wordprocessingCanvas" xmlns:cx="http://schemas.microsoft.com/office/drawing/2014/chartex" xmlns:cx1="http://schemas.microsoft.com/office/drawing/2015/9/8/chartex" xmlns:cx2="http://schemas.microsoft.com/office/drawing/2015/10/21/chartex" xmlns:cx3="http://schemas.microsoft.com/office/drawing/2016/5/9/chartex" xmlns:cx4="http://schemas.microsoft.com/office/drawing/2016/5/10/chartex" xmlns:cx5="http://schemas.microsoft.com/office/drawing/2016/5/11/chartex" xmlns:cx6="http://schemas.microsoft.com/office/drawing/2016/5/12/chartex" xmlns:cx7="http://schemas.microsoft.com/office/drawing/2016/5/13/chartex" xmlns:cx8="http://schemas.microsoft.com/office/drawing/2016/5/14/chartex" xmlns:mc="http://schemas.openxmlformats.org/markup-compatibility/2006" xmlns:aink="http://schemas.microsoft.com/office/drawing/2016/ink" xmlns:am3d="http://schemas.microsoft.com/office/drawing/2017/model3d" xmlns:o="urn:schemas-microsoft-com:office:office" xmlns:r="http://schemas.openxmlformats.org/officeDocument/2006/relationships" xmlns:m="http://schemas.openxmlformats.org/officeDocument/2006/math" xmlns:v="urn:schemas-microsoft-com:vml" xmlns:wp14="http://schemas.microsoft.com/office/word/2010/wordprocessingDrawing" xmlns:wp="http://schemas.openxmlformats.org/drawingml/2006/wordprocessingDrawing" xmlns:w10="urn:schemas-microsoft-com:office:word" xmlns:w="http://schemas.openxmlformats.org/wordprocessingml/2006/main" xmlns:w14="http://schemas.microsoft.com/office/word/2010/wordml" xmlns:w15="http://schemas.microsoft.com/office/word/2012/wordml" xmlns:w16cex="http://schemas.microsoft.com/office/word/2018/wordml/cex" xmlns:w16cid="http://schemas.microsoft.com/office/word/2016/wordml/cid" xmlns:w16="http://schemas.microsoft.com/office/word/2018/wordml" xmlns:w16sdtdh="http://schemas.microsoft.com/office/word/2020/wordml/sdtdatahash" xmlns:w16se="http://schemas.microsoft.com/office/word/2015/wordml/symex" xmlns:wpg="http://schemas.microsoft.com/office/word/2010/wordprocessingGroup" xmlns:wpi="http://schemas.microsoft.com/office/word/2010/wordprocessingInk" xmlns:wne="http://schemas.microsoft.com/office/word/2006/wordml" xmlns:wps="http://schemas.microsoft.com/office/word/2010/wordprocessingShape" mc:Ignorable="w14 w15 w16se w16cid w16 w16cex w16sdtdh wp14">
   <w:footnote w:type="separator" w:id="-1">
     <w:p>
       <w:r>
@@ -2383,7 +2077,7 @@
 </file>
 
 <file path=word/header1.xml><?xml version="1.0" encoding="utf-8"?>
-<w:hdr xmlns:wpc="http://schemas.microsoft.com/office/word/2010/wordprocessingCanvas" xmlns:mc="http://schemas.openxmlformats.org/markup-compatibility/2006" xmlns:o="urn:schemas-microsoft-com:office:office" xmlns:r="http://schemas.openxmlformats.org/officeDocument/2006/relationships" xmlns:m="http://schemas.openxmlformats.org/officeDocument/2006/math" xmlns:v="urn:schemas-microsoft-com:vml" xmlns:wp14="http://schemas.microsoft.com/office/word/2010/wordprocessingDrawing" xmlns:wp="http://schemas.openxmlformats.org/drawingml/2006/wordprocessingDrawing" xmlns:w10="urn:schemas-microsoft-com:office:word" xmlns:w="http://schemas.openxmlformats.org/wordprocessingml/2006/main" xmlns:w14="http://schemas.microsoft.com/office/word/2010/wordml" xmlns:w15="http://schemas.microsoft.com/office/word/2012/wordml" xmlns:wpg="http://schemas.microsoft.com/office/word/2010/wordprocessingGroup" xmlns:wpi="http://schemas.microsoft.com/office/word/2010/wordprocessingInk" xmlns:wne="http://schemas.microsoft.com/office/word/2006/wordml" xmlns:wps="http://schemas.microsoft.com/office/word/2010/wordprocessingShape" mc:Ignorable="w14 w15 wp14">
+<w:hdr xmlns:wpc="http://schemas.microsoft.com/office/word/2010/wordprocessingCanvas" xmlns:cx="http://schemas.microsoft.com/office/drawing/2014/chartex" xmlns:cx1="http://schemas.microsoft.com/office/drawing/2015/9/8/chartex" xmlns:cx2="http://schemas.microsoft.com/office/drawing/2015/10/21/chartex" xmlns:cx3="http://schemas.microsoft.com/office/drawing/2016/5/9/chartex" xmlns:cx4="http://schemas.microsoft.com/office/drawing/2016/5/10/chartex" xmlns:cx5="http://schemas.microsoft.com/office/drawing/2016/5/11/chartex" xmlns:cx6="http://schemas.microsoft.com/office/drawing/2016/5/12/chartex" xmlns:cx7="http://schemas.microsoft.com/office/drawing/2016/5/13/chartex" xmlns:cx8="http://schemas.microsoft.com/office/drawing/2016/5/14/chartex" xmlns:mc="http://schemas.openxmlformats.org/markup-compatibility/2006" xmlns:aink="http://schemas.microsoft.com/office/drawing/2016/ink" xmlns:am3d="http://schemas.microsoft.com/office/drawing/2017/model3d" xmlns:o="urn:schemas-microsoft-com:office:office" xmlns:r="http://schemas.openxmlformats.org/officeDocument/2006/relationships" xmlns:m="http://schemas.openxmlformats.org/officeDocument/2006/math" xmlns:v="urn:schemas-microsoft-com:vml" xmlns:wp14="http://schemas.microsoft.com/office/word/2010/wordprocessingDrawing" xmlns:wp="http://schemas.openxmlformats.org/drawingml/2006/wordprocessingDrawing" xmlns:w10="urn:schemas-microsoft-com:office:word" xmlns:w="http://schemas.openxmlformats.org/wordprocessingml/2006/main" xmlns:w14="http://schemas.microsoft.com/office/word/2010/wordml" xmlns:w15="http://schemas.microsoft.com/office/word/2012/wordml" xmlns:w16cex="http://schemas.microsoft.com/office/word/2018/wordml/cex" xmlns:w16cid="http://schemas.microsoft.com/office/word/2016/wordml/cid" xmlns:w16="http://schemas.microsoft.com/office/word/2018/wordml" xmlns:w16sdtdh="http://schemas.microsoft.com/office/word/2020/wordml/sdtdatahash" xmlns:w16se="http://schemas.microsoft.com/office/word/2015/wordml/symex" xmlns:wpg="http://schemas.microsoft.com/office/word/2010/wordprocessingGroup" xmlns:wpi="http://schemas.microsoft.com/office/word/2010/wordprocessingInk" xmlns:wne="http://schemas.microsoft.com/office/word/2006/wordml" xmlns:wps="http://schemas.microsoft.com/office/word/2010/wordprocessingShape" mc:Ignorable="w14 w15 w16se w16cid w16 w16cex w16sdtdh wp14">
   <w:p>
     <w:pPr>
       <w:pStyle w:val="Header"/>
@@ -2392,7 +2086,7 @@
       <w:rPr>
         <w:noProof/>
       </w:rPr>
-      <w:pict>
+      <w:pict w14:anchorId="1790D4D4">
         <v:shapetype id="_x0000_t75" coordsize="21600,21600" o:spt="75" o:preferrelative="t" path="m@4@5l@4@11@9@11@9@5xe" filled="f" stroked="f">
           <v:stroke joinstyle="miter"/>
           <v:formulas>
@@ -2423,7 +2117,7 @@
 </file>
 
 <file path=word/header2.xml><?xml version="1.0" encoding="utf-8"?>
-<w:hdr xmlns:wpc="http://schemas.microsoft.com/office/word/2010/wordprocessingCanvas" xmlns:mc="http://schemas.openxmlformats.org/markup-compatibility/2006" xmlns:o="urn:schemas-microsoft-com:office:office" xmlns:r="http://schemas.openxmlformats.org/officeDocument/2006/relationships" xmlns:m="http://schemas.openxmlformats.org/officeDocument/2006/math" xmlns:v="urn:schemas-microsoft-com:vml" xmlns:wp14="http://schemas.microsoft.com/office/word/2010/wordprocessingDrawing" xmlns:wp="http://schemas.openxmlformats.org/drawingml/2006/wordprocessingDrawing" xmlns:w10="urn:schemas-microsoft-com:office:word" xmlns:w="http://schemas.openxmlformats.org/wordprocessingml/2006/main" xmlns:w14="http://schemas.microsoft.com/office/word/2010/wordml" xmlns:w15="http://schemas.microsoft.com/office/word/2012/wordml" xmlns:wpg="http://schemas.microsoft.com/office/word/2010/wordprocessingGroup" xmlns:wpi="http://schemas.microsoft.com/office/word/2010/wordprocessingInk" xmlns:wne="http://schemas.microsoft.com/office/word/2006/wordml" xmlns:wps="http://schemas.microsoft.com/office/word/2010/wordprocessingShape" mc:Ignorable="w14 w15 wp14">
+<w:hdr xmlns:wpc="http://schemas.microsoft.com/office/word/2010/wordprocessingCanvas" xmlns:cx="http://schemas.microsoft.com/office/drawing/2014/chartex" xmlns:cx1="http://schemas.microsoft.com/office/drawing/2015/9/8/chartex" xmlns:cx2="http://schemas.microsoft.com/office/drawing/2015/10/21/chartex" xmlns:cx3="http://schemas.microsoft.com/office/drawing/2016/5/9/chartex" xmlns:cx4="http://schemas.microsoft.com/office/drawing/2016/5/10/chartex" xmlns:cx5="http://schemas.microsoft.com/office/drawing/2016/5/11/chartex" xmlns:cx6="http://schemas.microsoft.com/office/drawing/2016/5/12/chartex" xmlns:cx7="http://schemas.microsoft.com/office/drawing/2016/5/13/chartex" xmlns:cx8="http://schemas.microsoft.com/office/drawing/2016/5/14/chartex" xmlns:mc="http://schemas.openxmlformats.org/markup-compatibility/2006" xmlns:aink="http://schemas.microsoft.com/office/drawing/2016/ink" xmlns:am3d="http://schemas.microsoft.com/office/drawing/2017/model3d" xmlns:o="urn:schemas-microsoft-com:office:office" xmlns:r="http://schemas.openxmlformats.org/officeDocument/2006/relationships" xmlns:m="http://schemas.openxmlformats.org/officeDocument/2006/math" xmlns:v="urn:schemas-microsoft-com:vml" xmlns:wp14="http://schemas.microsoft.com/office/word/2010/wordprocessingDrawing" xmlns:wp="http://schemas.openxmlformats.org/drawingml/2006/wordprocessingDrawing" xmlns:w10="urn:schemas-microsoft-com:office:word" xmlns:w="http://schemas.openxmlformats.org/wordprocessingml/2006/main" xmlns:w14="http://schemas.microsoft.com/office/word/2010/wordml" xmlns:w15="http://schemas.microsoft.com/office/word/2012/wordml" xmlns:w16cex="http://schemas.microsoft.com/office/word/2018/wordml/cex" xmlns:w16cid="http://schemas.microsoft.com/office/word/2016/wordml/cid" xmlns:w16="http://schemas.microsoft.com/office/word/2018/wordml" xmlns:w16sdtdh="http://schemas.microsoft.com/office/word/2020/wordml/sdtdatahash" xmlns:w16se="http://schemas.microsoft.com/office/word/2015/wordml/symex" xmlns:wpg="http://schemas.microsoft.com/office/word/2010/wordprocessingGroup" xmlns:wpi="http://schemas.microsoft.com/office/word/2010/wordprocessingInk" xmlns:wne="http://schemas.microsoft.com/office/word/2006/wordml" xmlns:wps="http://schemas.microsoft.com/office/word/2010/wordprocessingShape" mc:Ignorable="w14 w15 w16se w16cid w16 w16cex w16sdtdh wp14">
   <w:p>
     <w:pPr>
       <w:pStyle w:val="Header"/>
@@ -2432,7 +2126,7 @@
       <w:rPr>
         <w:noProof/>
       </w:rPr>
-      <w:pict>
+      <w:pict w14:anchorId="2A4184E3">
         <v:shapetype id="_x0000_t75" coordsize="21600,21600" o:spt="75" o:preferrelative="t" path="m@4@5l@4@11@9@11@9@5xe" filled="f" stroked="f">
           <v:stroke joinstyle="miter"/>
           <v:formulas>
@@ -2463,7 +2157,7 @@
 </file>
 
 <file path=word/header3.xml><?xml version="1.0" encoding="utf-8"?>
-<w:hdr xmlns:wpc="http://schemas.microsoft.com/office/word/2010/wordprocessingCanvas" xmlns:mc="http://schemas.openxmlformats.org/markup-compatibility/2006" xmlns:o="urn:schemas-microsoft-com:office:office" xmlns:r="http://schemas.openxmlformats.org/officeDocument/2006/relationships" xmlns:m="http://schemas.openxmlformats.org/officeDocument/2006/math" xmlns:v="urn:schemas-microsoft-com:vml" xmlns:wp14="http://schemas.microsoft.com/office/word/2010/wordprocessingDrawing" xmlns:wp="http://schemas.openxmlformats.org/drawingml/2006/wordprocessingDrawing" xmlns:w10="urn:schemas-microsoft-com:office:word" xmlns:w="http://schemas.openxmlformats.org/wordprocessingml/2006/main" xmlns:w14="http://schemas.microsoft.com/office/word/2010/wordml" xmlns:w15="http://schemas.microsoft.com/office/word/2012/wordml" xmlns:wpg="http://schemas.microsoft.com/office/word/2010/wordprocessingGroup" xmlns:wpi="http://schemas.microsoft.com/office/word/2010/wordprocessingInk" xmlns:wne="http://schemas.microsoft.com/office/word/2006/wordml" xmlns:wps="http://schemas.microsoft.com/office/word/2010/wordprocessingShape" mc:Ignorable="w14 w15 wp14">
+<w:hdr xmlns:wpc="http://schemas.microsoft.com/office/word/2010/wordprocessingCanvas" xmlns:cx="http://schemas.microsoft.com/office/drawing/2014/chartex" xmlns:cx1="http://schemas.microsoft.com/office/drawing/2015/9/8/chartex" xmlns:cx2="http://schemas.microsoft.com/office/drawing/2015/10/21/chartex" xmlns:cx3="http://schemas.microsoft.com/office/drawing/2016/5/9/chartex" xmlns:cx4="http://schemas.microsoft.com/office/drawing/2016/5/10/chartex" xmlns:cx5="http://schemas.microsoft.com/office/drawing/2016/5/11/chartex" xmlns:cx6="http://schemas.microsoft.com/office/drawing/2016/5/12/chartex" xmlns:cx7="http://schemas.microsoft.com/office/drawing/2016/5/13/chartex" xmlns:cx8="http://schemas.microsoft.com/office/drawing/2016/5/14/chartex" xmlns:mc="http://schemas.openxmlformats.org/markup-compatibility/2006" xmlns:aink="http://schemas.microsoft.com/office/drawing/2016/ink" xmlns:am3d="http://schemas.microsoft.com/office/drawing/2017/model3d" xmlns:o="urn:schemas-microsoft-com:office:office" xmlns:r="http://schemas.openxmlformats.org/officeDocument/2006/relationships" xmlns:m="http://schemas.openxmlformats.org/officeDocument/2006/math" xmlns:v="urn:schemas-microsoft-com:vml" xmlns:wp14="http://schemas.microsoft.com/office/word/2010/wordprocessingDrawing" xmlns:wp="http://schemas.openxmlformats.org/drawingml/2006/wordprocessingDrawing" xmlns:w10="urn:schemas-microsoft-com:office:word" xmlns:w="http://schemas.openxmlformats.org/wordprocessingml/2006/main" xmlns:w14="http://schemas.microsoft.com/office/word/2010/wordml" xmlns:w15="http://schemas.microsoft.com/office/word/2012/wordml" xmlns:w16cex="http://schemas.microsoft.com/office/word/2018/wordml/cex" xmlns:w16cid="http://schemas.microsoft.com/office/word/2016/wordml/cid" xmlns:w16="http://schemas.microsoft.com/office/word/2018/wordml" xmlns:w16sdtdh="http://schemas.microsoft.com/office/word/2020/wordml/sdtdatahash" xmlns:w16se="http://schemas.microsoft.com/office/word/2015/wordml/symex" xmlns:wpg="http://schemas.microsoft.com/office/word/2010/wordprocessingGroup" xmlns:wpi="http://schemas.microsoft.com/office/word/2010/wordprocessingInk" xmlns:wne="http://schemas.microsoft.com/office/word/2006/wordml" xmlns:wps="http://schemas.microsoft.com/office/word/2010/wordprocessingShape" mc:Ignorable="w14 w15 w16se w16cid w16 w16cex w16sdtdh wp14">
   <w:p>
     <w:pPr>
       <w:pStyle w:val="Header"/>
@@ -2472,7 +2166,7 @@
       <w:rPr>
         <w:noProof/>
       </w:rPr>
-      <w:pict>
+      <w:pict w14:anchorId="2E93B0F6">
         <v:shapetype id="_x0000_t75" coordsize="21600,21600" o:spt="75" o:preferrelative="t" path="m@4@5l@4@11@9@11@9@5xe" filled="f" stroked="f">
           <v:stroke joinstyle="miter"/>
           <v:formulas>
@@ -2503,8 +2197,8 @@
 </file>
 
 <file path=word/numbering.xml><?xml version="1.0" encoding="utf-8"?>
-<w:numbering xmlns:wpc="http://schemas.microsoft.com/office/word/2010/wordprocessingCanvas" xmlns:mc="http://schemas.openxmlformats.org/markup-compatibility/2006" xmlns:o="urn:schemas-microsoft-com:office:office" xmlns:r="http://schemas.openxmlformats.org/officeDocument/2006/relationships" xmlns:m="http://schemas.openxmlformats.org/officeDocument/2006/math" xmlns:v="urn:schemas-microsoft-com:vml" xmlns:wp14="http://schemas.microsoft.com/office/word/2010/wordprocessingDrawing" xmlns:wp="http://schemas.openxmlformats.org/drawingml/2006/wordprocessingDrawing" xmlns:w10="urn:schemas-microsoft-com:office:word" xmlns:w="http://schemas.openxmlformats.org/wordprocessingml/2006/main" xmlns:w14="http://schemas.microsoft.com/office/word/2010/wordml" xmlns:w15="http://schemas.microsoft.com/office/word/2012/wordml" xmlns:wpg="http://schemas.microsoft.com/office/word/2010/wordprocessingGroup" xmlns:wpi="http://schemas.microsoft.com/office/word/2010/wordprocessingInk" xmlns:wne="http://schemas.microsoft.com/office/word/2006/wordml" xmlns:wps="http://schemas.microsoft.com/office/word/2010/wordprocessingShape" mc:Ignorable="w14 w15 wp14">
-  <w:abstractNum w:abstractNumId="0">
+<w:numbering xmlns:wpc="http://schemas.microsoft.com/office/word/2010/wordprocessingCanvas" xmlns:cx="http://schemas.microsoft.com/office/drawing/2014/chartex" xmlns:cx1="http://schemas.microsoft.com/office/drawing/2015/9/8/chartex" xmlns:cx2="http://schemas.microsoft.com/office/drawing/2015/10/21/chartex" xmlns:cx3="http://schemas.microsoft.com/office/drawing/2016/5/9/chartex" xmlns:cx4="http://schemas.microsoft.com/office/drawing/2016/5/10/chartex" xmlns:cx5="http://schemas.microsoft.com/office/drawing/2016/5/11/chartex" xmlns:cx6="http://schemas.microsoft.com/office/drawing/2016/5/12/chartex" xmlns:cx7="http://schemas.microsoft.com/office/drawing/2016/5/13/chartex" xmlns:cx8="http://schemas.microsoft.com/office/drawing/2016/5/14/chartex" xmlns:mc="http://schemas.openxmlformats.org/markup-compatibility/2006" xmlns:aink="http://schemas.microsoft.com/office/drawing/2016/ink" xmlns:am3d="http://schemas.microsoft.com/office/drawing/2017/model3d" xmlns:o="urn:schemas-microsoft-com:office:office" xmlns:r="http://schemas.openxmlformats.org/officeDocument/2006/relationships" xmlns:m="http://schemas.openxmlformats.org/officeDocument/2006/math" xmlns:v="urn:schemas-microsoft-com:vml" xmlns:wp14="http://schemas.microsoft.com/office/word/2010/wordprocessingDrawing" xmlns:wp="http://schemas.openxmlformats.org/drawingml/2006/wordprocessingDrawing" xmlns:w10="urn:schemas-microsoft-com:office:word" xmlns:w="http://schemas.openxmlformats.org/wordprocessingml/2006/main" xmlns:w14="http://schemas.microsoft.com/office/word/2010/wordml" xmlns:w15="http://schemas.microsoft.com/office/word/2012/wordml" xmlns:w16cex="http://schemas.microsoft.com/office/word/2018/wordml/cex" xmlns:w16cid="http://schemas.microsoft.com/office/word/2016/wordml/cid" xmlns:w16="http://schemas.microsoft.com/office/word/2018/wordml" xmlns:w16sdtdh="http://schemas.microsoft.com/office/word/2020/wordml/sdtdatahash" xmlns:w16se="http://schemas.microsoft.com/office/word/2015/wordml/symex" xmlns:wpg="http://schemas.microsoft.com/office/word/2010/wordprocessingGroup" xmlns:wpi="http://schemas.microsoft.com/office/word/2010/wordprocessingInk" xmlns:wne="http://schemas.microsoft.com/office/word/2006/wordml" xmlns:wps="http://schemas.microsoft.com/office/word/2010/wordprocessingShape" mc:Ignorable="w14 w15 w16se w16cid w16 w16cex w16sdtdh wp14">
+  <w:abstractNum w:abstractNumId="0" w15:restartNumberingAfterBreak="0">
     <w:nsid w:val="131F4FD4"/>
     <w:multiLevelType w:val="hybridMultilevel"/>
     <w:tmpl w:val="ECD89F3C"/>
@@ -2593,7 +2287,7 @@
       </w:pPr>
     </w:lvl>
   </w:abstractNum>
-  <w:abstractNum w:abstractNumId="1">
+  <w:abstractNum w:abstractNumId="1" w15:restartNumberingAfterBreak="0">
     <w:nsid w:val="324B3140"/>
     <w:multiLevelType w:val="hybridMultilevel"/>
     <w:tmpl w:val="DDD62004"/>
@@ -2692,7 +2386,7 @@
 </file>
 
 <file path=word/styles.xml><?xml version="1.0" encoding="utf-8"?>
-<w:styles xmlns:mc="http://schemas.openxmlformats.org/markup-compatibility/2006" xmlns:r="http://schemas.openxmlformats.org/officeDocument/2006/relationships" xmlns:w="http://schemas.openxmlformats.org/wordprocessingml/2006/main" xmlns:w14="http://schemas.microsoft.com/office/word/2010/wordml" xmlns:w15="http://schemas.microsoft.com/office/word/2012/wordml" mc:Ignorable="w14 w15">
+<w:styles xmlns:mc="http://schemas.openxmlformats.org/markup-compatibility/2006" xmlns:r="http://schemas.openxmlformats.org/officeDocument/2006/relationships" xmlns:w="http://schemas.openxmlformats.org/wordprocessingml/2006/main" xmlns:w14="http://schemas.microsoft.com/office/word/2010/wordml" xmlns:w15="http://schemas.microsoft.com/office/word/2012/wordml" xmlns:w16cex="http://schemas.microsoft.com/office/word/2018/wordml/cex" xmlns:w16cid="http://schemas.microsoft.com/office/word/2016/wordml/cid" xmlns:w16="http://schemas.microsoft.com/office/word/2018/wordml" xmlns:w16sdtdh="http://schemas.microsoft.com/office/word/2020/wordml/sdtdatahash" xmlns:w16se="http://schemas.microsoft.com/office/word/2015/wordml/symex" mc:Ignorable="w14 w15 w16se w16cid w16 w16cex w16sdtdh">
   <w:docDefaults>
     <w:rPrDefault>
       <w:rPr>
@@ -2708,7 +2402,7 @@
       </w:pPr>
     </w:pPrDefault>
   </w:docDefaults>
-  <w:latentStyles w:defLockedState="0" w:defUIPriority="99" w:defSemiHidden="0" w:defUnhideWhenUsed="0" w:defQFormat="0" w:count="371">
+  <w:latentStyles w:defLockedState="0" w:defUIPriority="99" w:defSemiHidden="0" w:defUnhideWhenUsed="0" w:defQFormat="0" w:count="376">
     <w:lsdException w:name="Normal" w:uiPriority="0" w:qFormat="1"/>
     <w:lsdException w:name="heading 1" w:uiPriority="9" w:qFormat="1"/>
     <w:lsdException w:name="heading 2" w:semiHidden="1" w:uiPriority="9" w:unhideWhenUsed="1" w:qFormat="1"/>
@@ -3080,6 +2774,11 @@
     <w:lsdException w:name="List Table 5 Dark Accent 6" w:uiPriority="50"/>
     <w:lsdException w:name="List Table 6 Colorful Accent 6" w:uiPriority="51"/>
     <w:lsdException w:name="List Table 7 Colorful Accent 6" w:uiPriority="52"/>
+    <w:lsdException w:name="Mention" w:semiHidden="1" w:unhideWhenUsed="1"/>
+    <w:lsdException w:name="Smart Hyperlink" w:semiHidden="1" w:unhideWhenUsed="1"/>
+    <w:lsdException w:name="Hashtag" w:semiHidden="1" w:unhideWhenUsed="1"/>
+    <w:lsdException w:name="Unresolved Mention" w:semiHidden="1" w:unhideWhenUsed="1"/>
+    <w:lsdException w:name="Smart Link" w:semiHidden="1" w:unhideWhenUsed="1"/>
   </w:latentStyles>
   <w:style w:type="paragraph" w:default="1" w:styleId="Normal">
     <w:name w:val="Normal"/>
